--- a/report/Technical_Report.docx
+++ b/report/Technical_Report.docx
@@ -2,52 +2,85 @@
 <file path=word/document.xml><?xml version="1.0" encoding="utf-8"?>
 <w:document xmlns:wpc="http://schemas.microsoft.com/office/word/2010/wordprocessingCanvas" xmlns:mo="http://schemas.microsoft.com/office/mac/office/2008/main" xmlns:mc="http://schemas.openxmlformats.org/markup-compatibility/2006" xmlns:mv="urn:schemas-microsoft-com:mac:vml" xmlns:o="urn:schemas-microsoft-com:office:office" xmlns:r="http://schemas.openxmlformats.org/officeDocument/2006/relationships" xmlns:m="http://schemas.openxmlformats.org/officeDocument/2006/math" xmlns:v="urn:schemas-microsoft-com:vml" xmlns:wp14="http://schemas.microsoft.com/office/word/2010/wordprocessingDrawing" xmlns:wp="http://schemas.openxmlformats.org/drawingml/2006/wordprocessingDrawing" xmlns:w10="urn:schemas-microsoft-com:office:word" xmlns:w="http://schemas.openxmlformats.org/wordprocessingml/2006/main" xmlns:w14="http://schemas.microsoft.com/office/word/2010/wordml" xmlns:wpg="http://schemas.microsoft.com/office/word/2010/wordprocessingGroup" xmlns:wpi="http://schemas.microsoft.com/office/word/2010/wordprocessingInk" xmlns:wne="http://schemas.microsoft.com/office/word/2006/wordml" xmlns:wps="http://schemas.microsoft.com/office/word/2010/wordprocessingShape" mc:Ignorable="w14 wp14">
   <w:body>
+    <w:p/>
+    <w:p/>
+    <w:p/>
+    <w:p/>
+    <w:p/>
+    <w:p/>
     <w:p>
       <w:pPr>
-        <w:spacing w:after="120"/>
-        <w:jc w:val="both"/>
-      </w:pPr>
-    </w:p>
-    <w:p>
-      <w:pPr>
-        <w:spacing w:after="120"/>
-        <w:jc w:val="both"/>
-      </w:pPr>
-    </w:p>
-    <w:p>
-      <w:pPr>
-        <w:spacing w:after="120"/>
-        <w:jc w:val="both"/>
-      </w:pPr>
-    </w:p>
-    <w:p>
-      <w:pPr>
-        <w:spacing w:after="120"/>
-        <w:jc w:val="both"/>
-      </w:pPr>
-    </w:p>
-    <w:p>
-      <w:pPr>
-        <w:spacing w:after="120"/>
-        <w:jc w:val="both"/>
-      </w:pPr>
-    </w:p>
-    <w:p>
-      <w:pPr>
-        <w:spacing w:after="120"/>
         <w:jc w:val="center"/>
       </w:pPr>
       <w:r>
         <w:rPr>
           <w:b/>
-          <w:sz w:val="32"/>
+          <w:sz w:val="36"/>
         </w:rPr>
         <w:t>Bahria University Lahore Campus</w:t>
       </w:r>
     </w:p>
     <w:p>
       <w:pPr>
-        <w:spacing w:after="120"/>
+        <w:jc w:val="center"/>
+      </w:pPr>
+      <w:r>
+        <w:rPr>
+          <w:b w:val="0"/>
+          <w:sz w:val="28"/>
+        </w:rPr>
+        <w:t>Department of Computer Science</w:t>
+      </w:r>
+    </w:p>
+    <w:p>
+      <w:pPr>
+        <w:jc w:val="center"/>
+      </w:pPr>
+      <w:r>
+        <w:rPr>
+          <w:b w:val="0"/>
+          <w:sz w:val="28"/>
+        </w:rPr>
+        <w:t>Artificial Intelligence – BSCS 5</w:t>
+      </w:r>
+    </w:p>
+    <w:p>
+      <w:pPr>
+        <w:jc w:val="center"/>
+      </w:pPr>
+      <w:r>
+        <w:rPr>
+          <w:b/>
+          <w:sz w:val="28"/>
+        </w:rPr>
+        <w:t>Assignment 2</w:t>
+      </w:r>
+    </w:p>
+    <w:p>
+      <w:pPr>
+        <w:jc w:val="center"/>
+      </w:pPr>
+      <w:r>
+        <w:rPr>
+          <w:b w:val="0"/>
+          <w:sz w:val="24"/>
+        </w:rPr>
+      </w:r>
+    </w:p>
+    <w:p>
+      <w:pPr>
+        <w:jc w:val="center"/>
+      </w:pPr>
+      <w:r>
+        <w:rPr>
+          <w:b/>
+          <w:sz w:val="40"/>
+        </w:rPr>
+        <w:t>UAV Fleet Planning with a Genetic Algorithm</w:t>
+      </w:r>
+    </w:p>
+    <w:p>
+      <w:pPr>
         <w:jc w:val="center"/>
       </w:pPr>
       <w:r>
@@ -55,12 +88,33 @@
           <w:b w:val="0"/>
           <w:sz w:val="26"/>
         </w:rPr>
-        <w:t>Department of Computer Science</w:t>
+        <w:t>Technical Report</w:t>
       </w:r>
     </w:p>
     <w:p>
       <w:pPr>
-        <w:spacing w:after="120"/>
+        <w:jc w:val="center"/>
+      </w:pPr>
+      <w:r>
+        <w:rPr>
+          <w:b w:val="0"/>
+          <w:sz w:val="24"/>
+        </w:rPr>
+      </w:r>
+    </w:p>
+    <w:p>
+      <w:pPr>
+        <w:jc w:val="center"/>
+      </w:pPr>
+      <w:r>
+        <w:rPr>
+          <w:b w:val="0"/>
+          <w:sz w:val="24"/>
+        </w:rPr>
+      </w:r>
+    </w:p>
+    <w:p>
+      <w:pPr>
         <w:jc w:val="center"/>
       </w:pPr>
       <w:r>
@@ -68,141 +122,19 @@
           <w:b w:val="0"/>
           <w:sz w:val="26"/>
         </w:rPr>
-        <w:t>Artificial Intelligence – BSCS 5</w:t>
+        <w:t>Name: [Your Name]</w:t>
       </w:r>
     </w:p>
     <w:p>
       <w:pPr>
-        <w:spacing w:after="120"/>
         <w:jc w:val="center"/>
       </w:pPr>
       <w:r>
         <w:rPr>
-          <w:b/>
+          <w:b w:val="0"/>
           <w:sz w:val="26"/>
         </w:rPr>
-        <w:t>Assignment 2</w:t>
-      </w:r>
-    </w:p>
-    <w:p>
-      <w:pPr>
-        <w:spacing w:after="480"/>
-        <w:jc w:val="both"/>
-      </w:pPr>
-    </w:p>
-    <w:p>
-      <w:pPr>
-        <w:spacing w:after="120"/>
-        <w:jc w:val="center"/>
-      </w:pPr>
-      <w:r>
-        <w:rPr>
-          <w:b/>
-          <w:color w:val="1F3A5F"/>
-          <w:sz w:val="34"/>
-        </w:rPr>
-        <w:t>A Genetic-Algorithm Strategy Engine for UAV Fleet Deployment, Sensor Scheduling and Path Planning over a Volatile Hazard Grid</w:t>
-      </w:r>
-    </w:p>
-    <w:p>
-      <w:pPr>
-        <w:spacing w:after="120"/>
-        <w:jc w:val="both"/>
-      </w:pPr>
-    </w:p>
-    <w:p>
-      <w:pPr>
-        <w:spacing w:after="80"/>
-        <w:jc w:val="center"/>
-      </w:pPr>
-      <w:r>
-        <w:rPr>
-          <w:i/>
-          <w:sz w:val="26"/>
-        </w:rPr>
-        <w:t>Technical Report</w:t>
-      </w:r>
-    </w:p>
-    <w:p>
-      <w:pPr>
-        <w:spacing w:after="800"/>
-        <w:jc w:val="both"/>
-      </w:pPr>
-    </w:p>
-    <w:p>
-      <w:pPr>
-        <w:spacing w:after="80"/>
-        <w:jc w:val="center"/>
-      </w:pPr>
-      <w:r>
-        <w:rPr>
-          <w:b/>
-          <w:sz w:val="24"/>
-        </w:rPr>
-        <w:t xml:space="preserve">Submitted by: </w:t>
-      </w:r>
-      <w:r>
-        <w:rPr>
-          <w:sz w:val="24"/>
-        </w:rPr>
-        <w:t>[Your Name]</w:t>
-      </w:r>
-    </w:p>
-    <w:p>
-      <w:pPr>
-        <w:spacing w:after="80"/>
-        <w:jc w:val="center"/>
-      </w:pPr>
-      <w:r>
-        <w:rPr>
-          <w:b/>
-          <w:sz w:val="24"/>
-        </w:rPr>
-        <w:t xml:space="preserve">Roll No: </w:t>
-      </w:r>
-      <w:r>
-        <w:rPr>
-          <w:sz w:val="24"/>
-        </w:rPr>
-        <w:t>[Roll No]</w:t>
-      </w:r>
-    </w:p>
-    <w:p>
-      <w:pPr>
-        <w:spacing w:after="80"/>
-        <w:jc w:val="center"/>
-      </w:pPr>
-      <w:r>
-        <w:rPr>
-          <w:b/>
-          <w:sz w:val="24"/>
-        </w:rPr>
-        <w:t xml:space="preserve">Submission: </w:t>
-      </w:r>
-      <w:r>
-        <w:rPr>
-          <w:sz w:val="24"/>
-        </w:rPr>
-        <w:t>Individual</w:t>
-      </w:r>
-    </w:p>
-    <w:p>
-      <w:pPr>
-        <w:spacing w:after="80"/>
-        <w:jc w:val="center"/>
-      </w:pPr>
-      <w:r>
-        <w:rPr>
-          <w:b/>
-          <w:sz w:val="24"/>
-        </w:rPr>
-        <w:t xml:space="preserve">Code: </w:t>
-      </w:r>
-      <w:r>
-        <w:rPr>
-          <w:sz w:val="24"/>
-        </w:rPr>
-        <w:t>github.com/hariswasim617/AI-Assignment-2</w:t>
+        <w:t>Roll No: [Roll No]</w:t>
       </w:r>
     </w:p>
     <w:p>
@@ -215,138 +147,23 @@
         <w:pStyle w:val="Heading1"/>
       </w:pPr>
       <w:r>
-        <w:rPr>
-          <w:rFonts w:ascii="Calibri" w:hAnsi="Calibri"/>
-        </w:rPr>
-        <w:t>1. Introduction and Problem Formulation</w:t>
+        <w:t>1. Introduction</w:t>
       </w:r>
     </w:p>
     <w:p>
       <w:pPr>
-        <w:spacing w:after="60"/>
         <w:jc w:val="both"/>
       </w:pPr>
       <w:r>
-        <w:rPr>
-          <w:sz w:val="19"/>
-        </w:rPr>
-        <w:t>A disaster-response company surveys a dangerous area with a fleet of drones (UAVs). For every drone it must choose a take-off base, a route, the speed on each part of the route and when (and how strongly) the sensor is switched on. These choices conflict: covering more area costs battery and time, and the most important places are often also the most dangerous. There is no single correct answer, only trade-offs. I designed and implemented, from scratch in Python, a Genetic Algorithm (GA) [1, 2] that searches for good trade-offs; this report explains the design and the experiments.</w:t>
+        <w:t>A company uses drones (UAVs) to survey a disaster area. We must decide where each drone flies, how fast it flies and how strong its sensor is. A good plan covers the important areas and finds the targets, but it should also save battery, finish quickly and stay away from dangerous zones. These goals conflict, so there is no single correct answer. I solved this problem with a Genetic Algorithm (GA) written from scratch in Python.</w:t>
       </w:r>
     </w:p>
     <w:p>
       <w:pPr>
-        <w:spacing w:after="60"/>
         <w:jc w:val="both"/>
       </w:pPr>
       <w:r>
-        <w:rPr>
-          <w:b/>
-          <w:sz w:val="19"/>
-        </w:rPr>
-        <w:t>Grid model and notation.</w:t>
-      </w:r>
-      <w:r>
-        <w:rPr>
-          <w:sz w:val="19"/>
-        </w:rPr>
-        <w:t xml:space="preserve"> The area is a 100×100 grid of 10 m cells (1 km × 1 km). Each cell </w:t>
-      </w:r>
-      <w:r>
-        <w:rPr>
-          <w:i/>
-          <w:sz w:val="19"/>
-        </w:rPr>
-        <w:t>c</w:t>
-      </w:r>
-      <w:r>
-        <w:rPr>
-          <w:sz w:val="19"/>
-        </w:rPr>
-        <w:t xml:space="preserve"> has </w:t>
-      </w:r>
-      <w:r>
-        <w:rPr>
-          <w:i/>
-          <w:sz w:val="19"/>
-        </w:rPr>
-        <w:t>blocked(c)</w:t>
-      </w:r>
-      <w:r>
-        <w:rPr>
-          <w:sz w:val="19"/>
-        </w:rPr>
-        <w:t xml:space="preserve"> ∈ {0,1} (7 no-fly zones, 8.0 % of the map), a hazard </w:t>
-      </w:r>
-      <w:r>
-        <w:rPr>
-          <w:i/>
-          <w:sz w:val="19"/>
-        </w:rPr>
-        <w:t>h(c)</w:t>
-      </w:r>
-      <w:r>
-        <w:rPr>
-          <w:sz w:val="19"/>
-        </w:rPr>
-        <w:t xml:space="preserve"> ∈ [0,1] from 4 Gaussian wind and 3 radiation pockets, and a priority </w:t>
-      </w:r>
-      <w:r>
-        <w:rPr>
-          <w:i/>
-          <w:sz w:val="19"/>
-        </w:rPr>
-        <w:t>P(c)</w:t>
-      </w:r>
-      <w:r>
-        <w:rPr>
-          <w:sz w:val="19"/>
-        </w:rPr>
-        <w:t xml:space="preserve"> ∈ [0,1] from 5 disaster zones. There are 30 targets (75 % inside disaster zones) and 3 base stations. Two radiation pockets are placed on purpose next to disaster zones, so priority and safety really conflict. Drone </w:t>
-      </w:r>
-      <w:r>
-        <w:rPr>
-          <w:i/>
-          <w:sz w:val="19"/>
-        </w:rPr>
-        <w:t>d</w:t>
-      </w:r>
-      <w:r>
-        <w:rPr>
-          <w:sz w:val="19"/>
-        </w:rPr>
-        <w:t xml:space="preserve"> (N = 4) flies the closed route </w:t>
-      </w:r>
-      <w:r>
-        <w:rPr>
-          <w:i/>
-          <w:sz w:val="19"/>
-        </w:rPr>
-        <w:t>b_d → w_d,1 → … → w_d,K_d → b_d</w:t>
-      </w:r>
-      <w:r>
-        <w:rPr>
-          <w:sz w:val="19"/>
-        </w:rPr>
-        <w:t xml:space="preserve"> with range L_max = 3 km, battery B = 60 kJ and speed 3–18 m/s; its sensor radius grows from 1.5 to 5 cells with the power p ∈ [0,1] (10–60 W). The map is generated from a fixed seed, so all experiments use the same world (maps in Fig. 2).</w:t>
-      </w:r>
-    </w:p>
-    <w:p>
-      <w:pPr>
-        <w:spacing w:after="60"/>
-        <w:jc w:val="both"/>
-      </w:pPr>
-      <w:r>
-        <w:rPr>
-          <w:b/>
-          <w:sz w:val="19"/>
-        </w:rPr>
-        <w:t>Assumptions.</w:t>
-      </w:r>
-      <w:r>
-        <w:rPr>
-          <w:sz w:val="19"/>
-        </w:rPr>
-        <w:t xml:space="preserve"> Sensors look straight down (no-fly zones restrict flight, not sensing); every drone returns to its base at 14 m/s with the sensor off; propulsion power follows the rotary-wing model of Zeng et al. [4] and wind raises it by up to 60 %; detection is probabilistic and gets worse with speed (motion blur) and distance.</w:t>
+        <w:t>The area is a 50 x 50 grid. It has 3 no-fly zones (blocked cells), 3 hazard zones (high wind / radiation), 3 priority (disaster) zones and 15 targets. 3 drones start at the base (2.0, 2.0), visit 6 waypoints each and return to the base. Each drone may fly at most 200 cells. One hazard zone lies on top of the most important disaster zone, so the GA must find a balance between coverage and safety.</w:t>
       </w:r>
     </w:p>
     <w:p>
@@ -354,659 +171,224 @@
         <w:pStyle w:val="Heading1"/>
       </w:pPr>
       <w:r>
-        <w:rPr>
-          <w:rFonts w:ascii="Calibri" w:hAnsi="Calibri"/>
-        </w:rPr>
-        <w:t>2. Chromosome Design and Rationale</w:t>
+        <w:t>2. Chromosome Design</w:t>
       </w:r>
     </w:p>
     <w:p>
       <w:pPr>
-        <w:spacing w:after="60"/>
         <w:jc w:val="both"/>
       </w:pPr>
       <w:r>
-        <w:rPr>
-          <w:sz w:val="19"/>
-        </w:rPr>
-        <w:t xml:space="preserve">I used a </w:t>
-      </w:r>
-      <w:r>
-        <w:rPr>
-          <w:b/>
-          <w:sz w:val="19"/>
-        </w:rPr>
-        <w:t>hybrid, multi-segment, variable-length</w:t>
-      </w:r>
-      <w:r>
-        <w:rPr>
-          <w:sz w:val="19"/>
-        </w:rPr>
-        <w:t xml:space="preserve"> encoding: one segment per drone, mixing an integer, real and binary genes (Table 1). The genes map one-to-one onto the planning decisions.</w:t>
+        <w:t>Each chromosome is one complete plan for the whole fleet. It is a real-valued array with one segment per drone. Every waypoint has four genes:</w:t>
       </w:r>
     </w:p>
     <w:p>
       <w:pPr>
-        <w:keepNext/>
-        <w:spacing w:after="20"/>
         <w:jc w:val="center"/>
       </w:pPr>
       <w:r>
         <w:rPr>
           <w:b/>
-          <w:sz w:val="17"/>
+          <w:sz w:val="18"/>
         </w:rPr>
-        <w:t>Table 1.</w:t>
-      </w:r>
-      <w:r>
-        <w:rPr>
-          <w:sz w:val="17"/>
-        </w:rPr>
-        <w:t xml:space="preserve"> Encoding of one drone segment; a chromosome has N segments and K varies per drone.</w:t>
+        <w:t>Table 1: Genes of one waypoint (chromosome size = 3 drones x 6 waypoints x 4 genes = 72 genes)</w:t>
       </w:r>
     </w:p>
     <w:tbl>
       <w:tblPr>
+        <w:tblStyle w:val="LightGrid-Accent1"/>
         <w:tblW w:type="auto" w:w="0"/>
-        <w:jc w:val="center"/>
-        <w:tblLayout w:type="fixed"/>
         <w:tblLook w:firstColumn="1" w:firstRow="1" w:lastColumn="0" w:lastRow="0" w:noHBand="0" w:noVBand="1" w:val="04A0"/>
       </w:tblPr>
       <w:tblGrid>
-        <w:gridCol w:w="1928"/>
-        <w:gridCol w:w="907"/>
-        <w:gridCol w:w="1474"/>
-        <w:gridCol w:w="4195"/>
+        <w:gridCol w:w="3324"/>
+        <w:gridCol w:w="3324"/>
+        <w:gridCol w:w="3324"/>
       </w:tblGrid>
       <w:tr>
-        <w:trPr>
-          <w:cantSplit/>
-        </w:trPr>
         <w:tc>
           <w:tcPr>
-            <w:tcW w:type="dxa" w:w="1928"/>
-            <w:tcBorders>
-              <w:top w:val="single" w:sz="6" w:color="404040"/>
-              <w:bottom w:val="single" w:sz="6" w:color="404040"/>
-            </w:tcBorders>
+            <w:tcW w:type="dxa" w:w="3324"/>
           </w:tcPr>
           <w:p>
-            <w:pPr>
-              <w:keepNext/>
-              <w:spacing w:after="0"/>
-              <w:jc w:val="left"/>
-            </w:pPr>
-            <w:r/>
             <w:r>
               <w:rPr>
                 <w:b/>
-                <w:sz w:val="17"/>
+                <w:sz w:val="18"/>
               </w:rPr>
-              <w:t>Gene (per drone)</w:t>
+              <w:t>Gene</w:t>
             </w:r>
           </w:p>
         </w:tc>
         <w:tc>
           <w:tcPr>
-            <w:tcW w:type="dxa" w:w="907"/>
-            <w:tcBorders>
-              <w:top w:val="single" w:sz="6" w:color="404040"/>
-              <w:bottom w:val="single" w:sz="6" w:color="404040"/>
-            </w:tcBorders>
+            <w:tcW w:type="dxa" w:w="3324"/>
           </w:tcPr>
           <w:p>
-            <w:pPr>
-              <w:keepNext/>
-              <w:spacing w:after="0"/>
-              <w:jc w:val="center"/>
-            </w:pPr>
-            <w:r/>
             <w:r>
               <w:rPr>
                 <w:b/>
-                <w:sz w:val="17"/>
+                <w:sz w:val="18"/>
               </w:rPr>
-              <w:t>Type</w:t>
+              <w:t>Meaning</w:t>
             </w:r>
           </w:p>
         </w:tc>
         <w:tc>
           <w:tcPr>
-            <w:tcW w:type="dxa" w:w="1474"/>
-            <w:tcBorders>
-              <w:top w:val="single" w:sz="6" w:color="404040"/>
-              <w:bottom w:val="single" w:sz="6" w:color="404040"/>
-            </w:tcBorders>
+            <w:tcW w:type="dxa" w:w="3324"/>
           </w:tcPr>
           <w:p>
-            <w:pPr>
-              <w:keepNext/>
-              <w:spacing w:after="0"/>
-              <w:jc w:val="center"/>
-            </w:pPr>
-            <w:r/>
             <w:r>
               <w:rPr>
                 <w:b/>
-                <w:sz w:val="17"/>
+                <w:sz w:val="18"/>
               </w:rPr>
               <w:t>Range</w:t>
             </w:r>
           </w:p>
         </w:tc>
+      </w:tr>
+      <w:tr>
         <w:tc>
           <w:tcPr>
-            <w:tcW w:type="dxa" w:w="4195"/>
-            <w:tcBorders>
-              <w:top w:val="single" w:sz="6" w:color="404040"/>
-              <w:bottom w:val="single" w:sz="6" w:color="404040"/>
-            </w:tcBorders>
+            <w:tcW w:type="dxa" w:w="3324"/>
           </w:tcPr>
           <w:p>
-            <w:pPr>
-              <w:keepNext/>
-              <w:spacing w:after="0"/>
-              <w:jc w:val="center"/>
-            </w:pPr>
-            <w:r/>
             <w:r>
               <w:rPr>
-                <w:b/>
-                <w:sz w:val="17"/>
+                <w:b w:val="0"/>
+                <w:sz w:val="18"/>
               </w:rPr>
-              <w:t>Meaning</w:t>
+              <w:t>x, y</w:t>
+            </w:r>
+          </w:p>
+        </w:tc>
+        <w:tc>
+          <w:tcPr>
+            <w:tcW w:type="dxa" w:w="3324"/>
+          </w:tcPr>
+          <w:p>
+            <w:r>
+              <w:rPr>
+                <w:b w:val="0"/>
+                <w:sz w:val="18"/>
+              </w:rPr>
+              <w:t>position of the waypoint</w:t>
+            </w:r>
+          </w:p>
+        </w:tc>
+        <w:tc>
+          <w:tcPr>
+            <w:tcW w:type="dxa" w:w="3324"/>
+          </w:tcPr>
+          <w:p>
+            <w:r>
+              <w:rPr>
+                <w:b w:val="0"/>
+                <w:sz w:val="18"/>
+              </w:rPr>
+              <w:t>0 – 50</w:t>
             </w:r>
           </w:p>
         </w:tc>
       </w:tr>
       <w:tr>
-        <w:trPr>
-          <w:cantSplit/>
-        </w:trPr>
         <w:tc>
           <w:tcPr>
-            <w:tcW w:type="dxa" w:w="1928"/>
+            <w:tcW w:type="dxa" w:w="3324"/>
           </w:tcPr>
           <w:p>
-            <w:pPr>
-              <w:keepNext/>
-              <w:spacing w:after="0"/>
-              <w:jc w:val="left"/>
-            </w:pPr>
-            <w:r/>
             <w:r>
               <w:rPr>
-                <w:sz w:val="17"/>
+                <w:b w:val="0"/>
+                <w:sz w:val="18"/>
               </w:rPr>
-              <w:t>b</w:t>
+              <w:t>speed</w:t>
             </w:r>
           </w:p>
         </w:tc>
         <w:tc>
           <w:tcPr>
-            <w:tcW w:type="dxa" w:w="907"/>
+            <w:tcW w:type="dxa" w:w="3324"/>
           </w:tcPr>
           <w:p>
-            <w:pPr>
-              <w:keepNext/>
-              <w:spacing w:after="0"/>
-              <w:jc w:val="center"/>
-            </w:pPr>
-            <w:r/>
             <w:r>
               <w:rPr>
-                <w:sz w:val="17"/>
+                <w:b w:val="0"/>
+                <w:sz w:val="18"/>
               </w:rPr>
-              <w:t>integer</w:t>
+              <w:t>speed on the way to this waypoint</w:t>
             </w:r>
           </w:p>
         </w:tc>
         <w:tc>
           <w:tcPr>
-            <w:tcW w:type="dxa" w:w="1474"/>
+            <w:tcW w:type="dxa" w:w="3324"/>
           </w:tcPr>
           <w:p>
-            <w:pPr>
-              <w:keepNext/>
-              <w:spacing w:after="0"/>
-              <w:jc w:val="center"/>
-            </w:pPr>
-            <w:r/>
             <w:r>
               <w:rPr>
-                <w:sz w:val="17"/>
+                <w:b w:val="0"/>
+                <w:sz w:val="18"/>
               </w:rPr>
-              <w:t>0 … 2</w:t>
+              <w:t>1.0 – 3.0 cells/step</w:t>
+            </w:r>
+          </w:p>
+        </w:tc>
+      </w:tr>
+      <w:tr>
+        <w:tc>
+          <w:tcPr>
+            <w:tcW w:type="dxa" w:w="3324"/>
+          </w:tcPr>
+          <w:p>
+            <w:r>
+              <w:rPr>
+                <w:b w:val="0"/>
+                <w:sz w:val="18"/>
+              </w:rPr>
+              <w:t>sensor power</w:t>
             </w:r>
           </w:p>
         </w:tc>
         <w:tc>
           <w:tcPr>
-            <w:tcW w:type="dxa" w:w="4195"/>
+            <w:tcW w:type="dxa" w:w="3324"/>
           </w:tcPr>
           <w:p>
-            <w:pPr>
-              <w:keepNext/>
-              <w:spacing w:after="0"/>
-              <w:jc w:val="center"/>
-            </w:pPr>
-            <w:r/>
             <w:r>
               <w:rPr>
-                <w:sz w:val="17"/>
+                <w:b w:val="0"/>
+                <w:sz w:val="18"/>
               </w:rPr>
-              <w:t>launch / landing base station</w:t>
-            </w:r>
-          </w:p>
-        </w:tc>
-      </w:tr>
-      <w:tr>
-        <w:trPr>
-          <w:cantSplit/>
-        </w:trPr>
-        <w:tc>
-          <w:tcPr>
-            <w:tcW w:type="dxa" w:w="1928"/>
-          </w:tcPr>
-          <w:p>
-            <w:pPr>
-              <w:keepNext/>
-              <w:spacing w:after="0"/>
-              <w:jc w:val="left"/>
-            </w:pPr>
-            <w:r/>
-            <w:r>
-              <w:rPr>
-                <w:sz w:val="17"/>
-              </w:rPr>
-              <w:t>x_k, y_k  (k = 1…K)</w:t>
+              <w:t>sensor strength (radius 1 to 4 cells)</w:t>
             </w:r>
           </w:p>
         </w:tc>
         <w:tc>
           <w:tcPr>
-            <w:tcW w:type="dxa" w:w="907"/>
+            <w:tcW w:type="dxa" w:w="3324"/>
           </w:tcPr>
           <w:p>
-            <w:pPr>
-              <w:keepNext/>
-              <w:spacing w:after="0"/>
-              <w:jc w:val="center"/>
-            </w:pPr>
-            <w:r/>
             <w:r>
               <w:rPr>
-                <w:sz w:val="17"/>
+                <w:b w:val="0"/>
+                <w:sz w:val="18"/>
               </w:rPr>
-              <w:t>real</w:t>
-            </w:r>
-          </w:p>
-        </w:tc>
-        <w:tc>
-          <w:tcPr>
-            <w:tcW w:type="dxa" w:w="1474"/>
-          </w:tcPr>
-          <w:p>
-            <w:pPr>
-              <w:keepNext/>
-              <w:spacing w:after="0"/>
-              <w:jc w:val="center"/>
-            </w:pPr>
-            <w:r/>
-            <w:r>
-              <w:rPr>
-                <w:sz w:val="17"/>
-              </w:rPr>
-              <w:t>[0, 100)</w:t>
-            </w:r>
-          </w:p>
-        </w:tc>
-        <w:tc>
-          <w:tcPr>
-            <w:tcW w:type="dxa" w:w="4195"/>
-          </w:tcPr>
-          <w:p>
-            <w:pPr>
-              <w:keepNext/>
-              <w:spacing w:after="0"/>
-              <w:jc w:val="center"/>
-            </w:pPr>
-            <w:r/>
-            <w:r>
-              <w:rPr>
-                <w:sz w:val="17"/>
-              </w:rPr>
-              <w:t>position of waypoint k (cells)</w:t>
-            </w:r>
-          </w:p>
-        </w:tc>
-      </w:tr>
-      <w:tr>
-        <w:trPr>
-          <w:cantSplit/>
-        </w:trPr>
-        <w:tc>
-          <w:tcPr>
-            <w:tcW w:type="dxa" w:w="1928"/>
-          </w:tcPr>
-          <w:p>
-            <w:pPr>
-              <w:keepNext/>
-              <w:spacing w:after="0"/>
-              <w:jc w:val="left"/>
-            </w:pPr>
-            <w:r/>
-            <w:r>
-              <w:rPr>
-                <w:sz w:val="17"/>
-              </w:rPr>
-              <w:t>v_k</w:t>
-            </w:r>
-          </w:p>
-        </w:tc>
-        <w:tc>
-          <w:tcPr>
-            <w:tcW w:type="dxa" w:w="907"/>
-          </w:tcPr>
-          <w:p>
-            <w:pPr>
-              <w:keepNext/>
-              <w:spacing w:after="0"/>
-              <w:jc w:val="center"/>
-            </w:pPr>
-            <w:r/>
-            <w:r>
-              <w:rPr>
-                <w:sz w:val="17"/>
-              </w:rPr>
-              <w:t>real</w:t>
-            </w:r>
-          </w:p>
-        </w:tc>
-        <w:tc>
-          <w:tcPr>
-            <w:tcW w:type="dxa" w:w="1474"/>
-          </w:tcPr>
-          <w:p>
-            <w:pPr>
-              <w:keepNext/>
-              <w:spacing w:after="0"/>
-              <w:jc w:val="center"/>
-            </w:pPr>
-            <w:r/>
-            <w:r>
-              <w:rPr>
-                <w:sz w:val="17"/>
-              </w:rPr>
-              <w:t>[3, 18] m/s</w:t>
-            </w:r>
-          </w:p>
-        </w:tc>
-        <w:tc>
-          <w:tcPr>
-            <w:tcW w:type="dxa" w:w="4195"/>
-          </w:tcPr>
-          <w:p>
-            <w:pPr>
-              <w:keepNext/>
-              <w:spacing w:after="0"/>
-              <w:jc w:val="center"/>
-            </w:pPr>
-            <w:r/>
-            <w:r>
-              <w:rPr>
-                <w:sz w:val="17"/>
-              </w:rPr>
-              <w:t>speed on the leg that ends at waypoint k</w:t>
-            </w:r>
-          </w:p>
-        </w:tc>
-      </w:tr>
-      <w:tr>
-        <w:trPr>
-          <w:cantSplit/>
-        </w:trPr>
-        <w:tc>
-          <w:tcPr>
-            <w:tcW w:type="dxa" w:w="1928"/>
-          </w:tcPr>
-          <w:p>
-            <w:pPr>
-              <w:keepNext/>
-              <w:spacing w:after="0"/>
-              <w:jc w:val="left"/>
-            </w:pPr>
-            <w:r/>
-            <w:r>
-              <w:rPr>
-                <w:sz w:val="17"/>
-              </w:rPr>
-              <w:t>p_k</w:t>
-            </w:r>
-          </w:p>
-        </w:tc>
-        <w:tc>
-          <w:tcPr>
-            <w:tcW w:type="dxa" w:w="907"/>
-          </w:tcPr>
-          <w:p>
-            <w:pPr>
-              <w:keepNext/>
-              <w:spacing w:after="0"/>
-              <w:jc w:val="center"/>
-            </w:pPr>
-            <w:r/>
-            <w:r>
-              <w:rPr>
-                <w:sz w:val="17"/>
-              </w:rPr>
-              <w:t>real</w:t>
-            </w:r>
-          </w:p>
-        </w:tc>
-        <w:tc>
-          <w:tcPr>
-            <w:tcW w:type="dxa" w:w="1474"/>
-          </w:tcPr>
-          <w:p>
-            <w:pPr>
-              <w:keepNext/>
-              <w:spacing w:after="0"/>
-              <w:jc w:val="center"/>
-            </w:pPr>
-            <w:r/>
-            <w:r>
-              <w:rPr>
-                <w:sz w:val="17"/>
-              </w:rPr>
-              <w:t>[0, 1]</w:t>
-            </w:r>
-          </w:p>
-        </w:tc>
-        <w:tc>
-          <w:tcPr>
-            <w:tcW w:type="dxa" w:w="4195"/>
-          </w:tcPr>
-          <w:p>
-            <w:pPr>
-              <w:keepNext/>
-              <w:spacing w:after="0"/>
-              <w:jc w:val="center"/>
-            </w:pPr>
-            <w:r/>
-            <w:r>
-              <w:rPr>
-                <w:sz w:val="17"/>
-              </w:rPr>
-              <w:t>sensor power on that leg (radius and energy)</w:t>
-            </w:r>
-          </w:p>
-        </w:tc>
-      </w:tr>
-      <w:tr>
-        <w:trPr>
-          <w:cantSplit/>
-        </w:trPr>
-        <w:tc>
-          <w:tcPr>
-            <w:tcW w:type="dxa" w:w="1928"/>
-            <w:tcBorders>
-              <w:bottom w:val="single" w:sz="6" w:color="404040"/>
-            </w:tcBorders>
-          </w:tcPr>
-          <w:p>
-            <w:pPr>
-              <w:spacing w:after="0"/>
-              <w:jc w:val="left"/>
-            </w:pPr>
-            <w:r/>
-            <w:r>
-              <w:rPr>
-                <w:sz w:val="17"/>
-              </w:rPr>
-              <w:t>a_k</w:t>
-            </w:r>
-          </w:p>
-        </w:tc>
-        <w:tc>
-          <w:tcPr>
-            <w:tcW w:type="dxa" w:w="907"/>
-            <w:tcBorders>
-              <w:bottom w:val="single" w:sz="6" w:color="404040"/>
-            </w:tcBorders>
-          </w:tcPr>
-          <w:p>
-            <w:pPr>
-              <w:spacing w:after="0"/>
-              <w:jc w:val="center"/>
-            </w:pPr>
-            <w:r/>
-            <w:r>
-              <w:rPr>
-                <w:sz w:val="17"/>
-              </w:rPr>
-              <w:t>binary</w:t>
-            </w:r>
-          </w:p>
-        </w:tc>
-        <w:tc>
-          <w:tcPr>
-            <w:tcW w:type="dxa" w:w="1474"/>
-            <w:tcBorders>
-              <w:bottom w:val="single" w:sz="6" w:color="404040"/>
-            </w:tcBorders>
-          </w:tcPr>
-          <w:p>
-            <w:pPr>
-              <w:spacing w:after="0"/>
-              <w:jc w:val="center"/>
-            </w:pPr>
-            <w:r/>
-            <w:r>
-              <w:rPr>
-                <w:sz w:val="17"/>
-              </w:rPr>
-              <w:t>{0, 1}</w:t>
-            </w:r>
-          </w:p>
-        </w:tc>
-        <w:tc>
-          <w:tcPr>
-            <w:tcW w:type="dxa" w:w="4195"/>
-            <w:tcBorders>
-              <w:bottom w:val="single" w:sz="6" w:color="404040"/>
-            </w:tcBorders>
-          </w:tcPr>
-          <w:p>
-            <w:pPr>
-              <w:spacing w:after="0"/>
-              <w:jc w:val="center"/>
-            </w:pPr>
-            <w:r/>
-            <w:r>
-              <w:rPr>
-                <w:sz w:val="17"/>
-              </w:rPr>
-              <w:t>sensor on/off on that leg (activation schedule)</w:t>
+              <w:t>0 – 1</w:t>
             </w:r>
           </w:p>
         </w:tc>
       </w:tr>
     </w:tbl>
+    <w:p/>
     <w:p>
       <w:pPr>
-        <w:spacing w:after="40" w:line="144" w:lineRule="auto"/>
-      </w:pPr>
-    </w:p>
-    <w:p>
-      <w:pPr>
-        <w:spacing w:after="60"/>
         <w:jc w:val="both"/>
       </w:pPr>
       <w:r>
-        <w:rPr>
-          <w:b/>
-          <w:sz w:val="19"/>
-        </w:rPr>
-        <w:t>Rationale.</w:t>
-      </w:r>
-      <w:r>
-        <w:rPr>
-          <w:sz w:val="19"/>
-        </w:rPr>
-        <w:t xml:space="preserve"> (1) </w:t>
-      </w:r>
-      <w:r>
-        <w:rPr>
-          <w:i/>
-          <w:sz w:val="19"/>
-        </w:rPr>
-        <w:t>Real-valued coordinates</w:t>
-      </w:r>
-      <w:r>
-        <w:rPr>
-          <w:sz w:val="19"/>
-        </w:rPr>
-        <w:t xml:space="preserve">: a small gene change gives a small route change, which suits Gaussian mutation and geometric crossover (with a binary encoding one bit flip could move a drone across the map). (2) </w:t>
-      </w:r>
-      <w:r>
-        <w:rPr>
-          <w:i/>
-          <w:sz w:val="19"/>
-        </w:rPr>
-        <w:t>One segment per drone</w:t>
-      </w:r>
-      <w:r>
-        <w:rPr>
-          <w:sz w:val="19"/>
-        </w:rPr>
-        <w:t xml:space="preserve">: a drone's route is a natural building block that crossover can pass on intact. (3) </w:t>
-      </w:r>
-      <w:r>
-        <w:rPr>
-          <w:i/>
-          <w:sz w:val="19"/>
-        </w:rPr>
-        <w:t>Variable length</w:t>
-      </w:r>
-      <w:r>
-        <w:rPr>
-          <w:sz w:val="19"/>
-        </w:rPr>
-        <w:t xml:space="preserve"> (K starts at 6–10 and may vary between 2 and 14 by mutation): the GA decides how detailed each route is. (4) </w:t>
-      </w:r>
-      <w:r>
-        <w:rPr>
-          <w:i/>
-          <w:sz w:val="19"/>
-        </w:rPr>
-        <w:t>Per-leg speed, power and on/off genes</w:t>
-      </w:r>
-      <w:r>
-        <w:rPr>
-          <w:sz w:val="19"/>
-        </w:rPr>
-        <w:t xml:space="preserve"> give direct control of the energy–detection trade-off, e.g. sensor off and fast on transit legs. The final plan has 58 waypoints (294 genes).</w:t>
+        <w:t>Why this design? (1) It is simple: the genes are exactly the things we must decide (waypoints, speed and sensor power). (2) Real numbers suit positions on a map: a small change in a gene gives a small change in the route, which works well with Gaussian mutation and blend crossover. (3) One segment per drone means a good route of one drone can be passed to a child as a whole block. (4) The sensor power gene lets the GA switch the sensor to low power where there is nothing to see and save energy.</w:t>
       </w:r>
     </w:p>
     <w:p>
@@ -1014,188 +396,320 @@
         <w:pStyle w:val="Heading1"/>
       </w:pPr>
       <w:r>
-        <w:rPr>
-          <w:rFonts w:ascii="Calibri" w:hAnsi="Calibri"/>
-        </w:rPr>
         <w:t>3. Fitness Function</w:t>
       </w:r>
     </w:p>
     <w:p>
       <w:pPr>
-        <w:spacing w:after="60"/>
         <w:jc w:val="both"/>
       </w:pPr>
       <w:r>
-        <w:rPr>
-          <w:sz w:val="19"/>
-        </w:rPr>
-        <w:t xml:space="preserve">The fitness (maximised) is a weighted sum of five objectives, each </w:t>
-      </w:r>
-      <w:r>
-        <w:rPr>
-          <w:b/>
-          <w:sz w:val="19"/>
-        </w:rPr>
-        <w:t>normalised to [0, 1]</w:t>
-      </w:r>
-      <w:r>
-        <w:rPr>
-          <w:sz w:val="19"/>
-        </w:rPr>
-        <w:t>, minus a dynamic penalty:</w:t>
+        <w:t>F = 0.35·Coverage + 0.25·Detection − 0.15·Energy − 0.10·Time − 0.15·Hazard − 2·Penalty</w:t>
       </w:r>
     </w:p>
     <w:p>
       <w:pPr>
-        <w:spacing w:after="60"/>
         <w:jc w:val="center"/>
       </w:pPr>
       <w:r>
         <w:rPr>
-          <w:rFonts w:ascii="Cambria Math" w:hAnsi="Cambria Math"/>
-          <w:i/>
-          <w:sz w:val="19"/>
+          <w:b/>
+          <w:sz w:val="18"/>
         </w:rPr>
-        <w:t>F = 0.35·Cov + 0.25·Det − 0.15·E − 0.1·T − 0.15·H − λ(g)·V</w:t>
+        <w:t>Table 2: Objectives and weights</w:t>
+      </w:r>
+    </w:p>
+    <w:tbl>
+      <w:tblPr>
+        <w:tblStyle w:val="LightGrid-Accent1"/>
+        <w:tblW w:type="auto" w:w="0"/>
+        <w:tblLook w:firstColumn="1" w:firstRow="1" w:lastColumn="0" w:lastRow="0" w:noHBand="0" w:noVBand="1" w:val="04A0"/>
+      </w:tblPr>
+      <w:tblGrid>
+        <w:gridCol w:w="3324"/>
+        <w:gridCol w:w="3324"/>
+        <w:gridCol w:w="3324"/>
+      </w:tblGrid>
+      <w:tr>
+        <w:tc>
+          <w:tcPr>
+            <w:tcW w:type="dxa" w:w="3324"/>
+          </w:tcPr>
+          <w:p>
+            <w:r>
+              <w:rPr>
+                <w:b/>
+                <w:sz w:val="18"/>
+              </w:rPr>
+              <w:t>Objective</w:t>
+            </w:r>
+          </w:p>
+        </w:tc>
+        <w:tc>
+          <w:tcPr>
+            <w:tcW w:type="dxa" w:w="3324"/>
+          </w:tcPr>
+          <w:p>
+            <w:r>
+              <w:rPr>
+                <w:b/>
+                <w:sz w:val="18"/>
+              </w:rPr>
+              <w:t>How it is measured (scaled to 0–1)</w:t>
+            </w:r>
+          </w:p>
+        </w:tc>
+        <w:tc>
+          <w:tcPr>
+            <w:tcW w:type="dxa" w:w="3324"/>
+          </w:tcPr>
+          <w:p>
+            <w:r>
+              <w:rPr>
+                <w:b/>
+                <w:sz w:val="18"/>
+              </w:rPr>
+              <w:t>Weight</w:t>
+            </w:r>
+          </w:p>
+        </w:tc>
+      </w:tr>
+      <w:tr>
+        <w:tc>
+          <w:tcPr>
+            <w:tcW w:type="dxa" w:w="3324"/>
+          </w:tcPr>
+          <w:p>
+            <w:r>
+              <w:rPr>
+                <w:b w:val="0"/>
+                <w:sz w:val="18"/>
+              </w:rPr>
+              <w:t>Coverage (max)</w:t>
+            </w:r>
+          </w:p>
+        </w:tc>
+        <w:tc>
+          <w:tcPr>
+            <w:tcW w:type="dxa" w:w="3324"/>
+          </w:tcPr>
+          <w:p>
+            <w:r>
+              <w:rPr>
+                <w:b w:val="0"/>
+                <w:sz w:val="18"/>
+              </w:rPr>
+              <w:t>priority-weighted share of cells inside a sensor circle</w:t>
+            </w:r>
+          </w:p>
+        </w:tc>
+        <w:tc>
+          <w:tcPr>
+            <w:tcW w:type="dxa" w:w="3324"/>
+          </w:tcPr>
+          <w:p>
+            <w:r>
+              <w:rPr>
+                <w:b w:val="0"/>
+                <w:sz w:val="18"/>
+              </w:rPr>
+              <w:t>0.35</w:t>
+            </w:r>
+          </w:p>
+        </w:tc>
+      </w:tr>
+      <w:tr>
+        <w:tc>
+          <w:tcPr>
+            <w:tcW w:type="dxa" w:w="3324"/>
+          </w:tcPr>
+          <w:p>
+            <w:r>
+              <w:rPr>
+                <w:b w:val="0"/>
+                <w:sz w:val="18"/>
+              </w:rPr>
+              <w:t>Detection (max)</w:t>
+            </w:r>
+          </w:p>
+        </w:tc>
+        <w:tc>
+          <w:tcPr>
+            <w:tcW w:type="dxa" w:w="3324"/>
+          </w:tcPr>
+          <w:p>
+            <w:r>
+              <w:rPr>
+                <w:b w:val="0"/>
+                <w:sz w:val="18"/>
+              </w:rPr>
+              <w:t>share of targets inside a sensor circle</w:t>
+            </w:r>
+          </w:p>
+        </w:tc>
+        <w:tc>
+          <w:tcPr>
+            <w:tcW w:type="dxa" w:w="3324"/>
+          </w:tcPr>
+          <w:p>
+            <w:r>
+              <w:rPr>
+                <w:b w:val="0"/>
+                <w:sz w:val="18"/>
+              </w:rPr>
+              <w:t>0.25</w:t>
+            </w:r>
+          </w:p>
+        </w:tc>
+      </w:tr>
+      <w:tr>
+        <w:tc>
+          <w:tcPr>
+            <w:tcW w:type="dxa" w:w="3324"/>
+          </w:tcPr>
+          <w:p>
+            <w:r>
+              <w:rPr>
+                <w:b w:val="0"/>
+                <w:sz w:val="18"/>
+              </w:rPr>
+              <w:t>Energy (min)</w:t>
+            </w:r>
+          </w:p>
+        </w:tc>
+        <w:tc>
+          <w:tcPr>
+            <w:tcW w:type="dxa" w:w="3324"/>
+          </w:tcPr>
+          <w:p>
+            <w:r>
+              <w:rPr>
+                <w:b w:val="0"/>
+                <w:sz w:val="18"/>
+              </w:rPr>
+              <w:t>distance x (1 + 0.3·speed) + sensor power x time, divided by the maximum</w:t>
+            </w:r>
+          </w:p>
+        </w:tc>
+        <w:tc>
+          <w:tcPr>
+            <w:tcW w:type="dxa" w:w="3324"/>
+          </w:tcPr>
+          <w:p>
+            <w:r>
+              <w:rPr>
+                <w:b w:val="0"/>
+                <w:sz w:val="18"/>
+              </w:rPr>
+              <w:t>0.15</w:t>
+            </w:r>
+          </w:p>
+        </w:tc>
+      </w:tr>
+      <w:tr>
+        <w:tc>
+          <w:tcPr>
+            <w:tcW w:type="dxa" w:w="3324"/>
+          </w:tcPr>
+          <w:p>
+            <w:r>
+              <w:rPr>
+                <w:b w:val="0"/>
+                <w:sz w:val="18"/>
+              </w:rPr>
+              <w:t>Time (min)</w:t>
+            </w:r>
+          </w:p>
+        </w:tc>
+        <w:tc>
+          <w:tcPr>
+            <w:tcW w:type="dxa" w:w="3324"/>
+          </w:tcPr>
+          <w:p>
+            <w:r>
+              <w:rPr>
+                <w:b w:val="0"/>
+                <w:sz w:val="18"/>
+              </w:rPr>
+              <w:t>flight time of the slowest drone / longest possible time</w:t>
+            </w:r>
+          </w:p>
+        </w:tc>
+        <w:tc>
+          <w:tcPr>
+            <w:tcW w:type="dxa" w:w="3324"/>
+          </w:tcPr>
+          <w:p>
+            <w:r>
+              <w:rPr>
+                <w:b w:val="0"/>
+                <w:sz w:val="18"/>
+              </w:rPr>
+              <w:t>0.1</w:t>
+            </w:r>
+          </w:p>
+        </w:tc>
+      </w:tr>
+      <w:tr>
+        <w:tc>
+          <w:tcPr>
+            <w:tcW w:type="dxa" w:w="3324"/>
+          </w:tcPr>
+          <w:p>
+            <w:r>
+              <w:rPr>
+                <w:b w:val="0"/>
+                <w:sz w:val="18"/>
+              </w:rPr>
+              <w:t>Hazard (min)</w:t>
+            </w:r>
+          </w:p>
+        </w:tc>
+        <w:tc>
+          <w:tcPr>
+            <w:tcW w:type="dxa" w:w="3324"/>
+          </w:tcPr>
+          <w:p>
+            <w:r>
+              <w:rPr>
+                <w:b w:val="0"/>
+                <w:sz w:val="18"/>
+              </w:rPr>
+              <w:t>average hazard value under the flown path</w:t>
+            </w:r>
+          </w:p>
+        </w:tc>
+        <w:tc>
+          <w:tcPr>
+            <w:tcW w:type="dxa" w:w="3324"/>
+          </w:tcPr>
+          <w:p>
+            <w:r>
+              <w:rPr>
+                <w:b w:val="0"/>
+                <w:sz w:val="18"/>
+              </w:rPr>
+              <w:t>0.15</w:t>
+            </w:r>
+          </w:p>
+        </w:tc>
+      </w:tr>
+    </w:tbl>
+    <w:p/>
+    <w:p>
+      <w:pPr>
+        <w:jc w:val="both"/>
+      </w:pPr>
+      <w:r>
+        <w:t>All objectives are scaled to 0–1, otherwise a large number (for example energy) would dominate. The two mission goals (coverage and detection) get 0.60 of the weight and the three costs get 0.40, so the drones are rewarded for doing the job and not for staying at the base. Coverage has the largest weight because surveying the disaster zones is the main purpose. Hazard and energy both get 0.15 because drone safety and battery are equally important. Time gets the smallest weight because the range limit already keeps the missions short.</w:t>
       </w:r>
     </w:p>
     <w:p>
       <w:pPr>
-        <w:pStyle w:val="ListBullet"/>
-        <w:spacing w:after="20"/>
         <w:jc w:val="both"/>
       </w:pPr>
       <w:r>
-        <w:rPr>
-          <w:b/>
-          <w:sz w:val="19"/>
-        </w:rPr>
-        <w:t>Cov</w:t>
-      </w:r>
-      <w:r>
-        <w:rPr>
-          <w:sz w:val="19"/>
-        </w:rPr>
-        <w:t xml:space="preserve"> = Σ P(c)·covered(c) / Σ P(c); a cell is covered if its centre is within the sensor radius of a leg flown with the sensor on.</w:t>
-      </w:r>
-    </w:p>
-    <w:p>
-      <w:pPr>
-        <w:pStyle w:val="ListBullet"/>
-        <w:spacing w:after="20"/>
-        <w:jc w:val="both"/>
-      </w:pPr>
-      <w:r>
-        <w:rPr>
-          <w:b/>
-          <w:sz w:val="19"/>
-        </w:rPr>
-        <w:t>Det</w:t>
-      </w:r>
-      <w:r>
-        <w:rPr>
-          <w:sz w:val="19"/>
-        </w:rPr>
-        <w:t xml:space="preserve"> = mean over targets of 1 − Π(1 − P_leg), with P_leg = q(p)·s(v)·max(0, 1 − (d/r)²), q(p) = 0.4 + 0.6p and s(v) falling linearly from 1 (v_min) to 0.5 (v_max).</w:t>
-      </w:r>
-    </w:p>
-    <w:p>
-      <w:pPr>
-        <w:pStyle w:val="ListBullet"/>
-        <w:spacing w:after="20"/>
-        <w:jc w:val="both"/>
-      </w:pPr>
-      <w:r>
-        <w:rPr>
-          <w:b/>
-          <w:sz w:val="19"/>
-        </w:rPr>
-        <w:t>E</w:t>
-      </w:r>
-      <w:r>
-        <w:rPr>
-          <w:sz w:val="19"/>
-        </w:rPr>
-        <w:t xml:space="preserve"> = Σ E_d / (N·B), with E_d = Σ_legs [P_fly(v)·(1 + 0.6·wind) + a·P_sensor(p)]·t.</w:t>
-      </w:r>
-    </w:p>
-    <w:p>
-      <w:pPr>
-        <w:pStyle w:val="ListBullet"/>
-        <w:spacing w:after="20"/>
-        <w:jc w:val="both"/>
-      </w:pPr>
-      <w:r>
-        <w:rPr>
-          <w:b/>
-          <w:sz w:val="19"/>
-        </w:rPr>
-        <w:t>T</w:t>
-      </w:r>
-      <w:r>
-        <w:rPr>
-          <w:sz w:val="19"/>
-        </w:rPr>
-        <w:t xml:space="preserve"> = makespan of the slowest drone / (L_max / v_min = 1000 s).</w:t>
-      </w:r>
-    </w:p>
-    <w:p>
-      <w:pPr>
-        <w:pStyle w:val="ListBullet"/>
-        <w:spacing w:after="20"/>
-        <w:jc w:val="both"/>
-      </w:pPr>
-      <w:r>
-        <w:rPr>
-          <w:b/>
-          <w:sz w:val="19"/>
-        </w:rPr>
-        <w:t>H</w:t>
-      </w:r>
-      <w:r>
-        <w:rPr>
-          <w:sz w:val="19"/>
-        </w:rPr>
-        <w:t xml:space="preserve"> = Σ ∫h dt / Σ T_d, the time-weighted mean hazard intensity (crossing a pocket fast is better).</w:t>
-      </w:r>
-    </w:p>
-    <w:p>
-      <w:pPr>
-        <w:pStyle w:val="ListBullet"/>
-        <w:spacing w:after="20"/>
-        <w:jc w:val="both"/>
-      </w:pPr>
-      <w:r>
-        <w:rPr>
-          <w:b/>
-          <w:sz w:val="19"/>
-        </w:rPr>
-        <w:t>V</w:t>
-      </w:r>
-      <w:r>
-        <w:rPr>
-          <w:sz w:val="19"/>
-        </w:rPr>
-        <w:t xml:space="preserve"> = 10·(share of path in no-fly zones) + range overrun + battery overrun; λ(g) = 2·(1 + 4·g/G) grows from 2 to 10 (dynamic penalty [6]).</w:t>
-      </w:r>
-    </w:p>
-    <w:p>
-      <w:pPr>
-        <w:spacing w:after="60"/>
-        <w:jc w:val="both"/>
-      </w:pPr>
-      <w:r>
-        <w:rPr>
-          <w:b/>
-          <w:sz w:val="19"/>
-        </w:rPr>
-        <w:t>Weights.</w:t>
-      </w:r>
-      <w:r>
-        <w:rPr>
-          <w:sz w:val="19"/>
-        </w:rPr>
-        <w:t xml:space="preserve"> Without normalisation the term with the largest unit (joules) would dominate and the weights would be meaningless. The two mission goals get 0.60 of the weight and the three costs 0.40, so the GA is rewarded for doing the mission rather than staying at the base. Coverage of disaster zones is the main purpose (0.35); detection (0.25) is slightly lower because good coverage already helps it. Drone safety and battery reserve are equally important (0.15 each). Time gets the smallest weight (0.1) because the range limit already bounds it and it is correlated with energy. The penalty is mild early (promising, slightly infeasible plans can help exploration) and strict at the end (the final plan must be feasible).</w:t>
+        <w:t>Constraint handling uses both methods. Repair: if a waypoint falls inside a no-fly zone, it is moved to the nearest open cell. Penalty: if a leg still flies through a no-fly zone, or a drone flies further than the maximum range, the fitness is reduced by 2 x (10 x share of the path inside no-fly zones + extra range). The penalty is large, so plans that break the rules cannot win.</w:t>
       </w:r>
     </w:p>
     <w:p>
@@ -1203,659 +717,15 @@
         <w:pStyle w:val="Heading1"/>
       </w:pPr>
       <w:r>
-        <w:rPr>
-          <w:rFonts w:ascii="Calibri" w:hAnsi="Calibri"/>
-        </w:rPr>
-        <w:t>4. Genetic Operators and Constraint Handling</w:t>
+        <w:t>4. Genetic Operators and Settings</w:t>
       </w:r>
     </w:p>
     <w:p>
       <w:pPr>
-        <w:spacing w:after="60"/>
         <w:jc w:val="both"/>
       </w:pPr>
       <w:r>
-        <w:rPr>
-          <w:b/>
-          <w:sz w:val="19"/>
-        </w:rPr>
-        <w:t>Selection:</w:t>
-      </w:r>
-      <w:r>
-        <w:rPr>
-          <w:sz w:val="19"/>
-        </w:rPr>
-        <w:t xml:space="preserve"> tournament (size k), linear rank (pressure 1.7) or roulette wheel; the best 5 % are copied unchanged (elitism). </w:t>
-      </w:r>
-      <w:r>
-        <w:rPr>
-          <w:b/>
-          <w:sz w:val="19"/>
-        </w:rPr>
-        <w:t>Crossover</w:t>
-      </w:r>
-      <w:r>
-        <w:rPr>
-          <w:sz w:val="19"/>
-        </w:rPr>
-        <w:t xml:space="preserve"> (rate 0.9): first each drone segment is taken from either parent (</w:t>
-      </w:r>
-      <w:r>
-        <w:rPr>
-          <w:i/>
-          <w:sz w:val="19"/>
-        </w:rPr>
-        <w:t>segment swap</w:t>
-      </w:r>
-      <w:r>
-        <w:rPr>
-          <w:sz w:val="19"/>
-        </w:rPr>
-        <w:t xml:space="preserve">, keeps whole routes as building blocks); then, for half of the drones, coordinates, speeds and powers are blended with </w:t>
-      </w:r>
-      <w:r>
-        <w:rPr>
-          <w:b/>
-          <w:sz w:val="19"/>
-        </w:rPr>
-        <w:t>BLX-α</w:t>
-      </w:r>
-      <w:r>
-        <w:rPr>
-          <w:sz w:val="19"/>
-        </w:rPr>
-        <w:t xml:space="preserve"> (α = 0.3) [3], a geometric crossover that places the child between the parents, and the sensor bits use uniform crossover. </w:t>
-      </w:r>
-      <w:r>
-        <w:rPr>
-          <w:b/>
-          <w:sz w:val="19"/>
-        </w:rPr>
-        <w:t>Mutation</w:t>
-      </w:r>
-      <w:r>
-        <w:rPr>
-          <w:sz w:val="19"/>
-        </w:rPr>
-        <w:t xml:space="preserve"> (each gene with probability p_m): Gaussian waypoint moves with a step σ annealed from 8 to 1 cells, speed and power jitter, bit flips, base change, waypoint insert / delete / swap, and a rare (0.02) random reset of a route. </w:t>
-      </w:r>
-      <w:r>
-        <w:rPr>
-          <w:b/>
-          <w:sz w:val="19"/>
-        </w:rPr>
-        <w:t>Diversity control:</w:t>
-      </w:r>
-      <w:r>
-        <w:rPr>
-          <w:sz w:val="19"/>
-        </w:rPr>
-        <w:t xml:space="preserve"> the mean pairwise distance between individuals is tracked; below 30 % of its start value, 10 % random immigrants are added and p_m is doubled. </w:t>
-      </w:r>
-      <w:r>
-        <w:rPr>
-          <w:b/>
-          <w:sz w:val="19"/>
-        </w:rPr>
-        <w:t>Termination:</w:t>
-      </w:r>
-      <w:r>
-        <w:rPr>
-          <w:sz w:val="19"/>
-        </w:rPr>
-        <w:t xml:space="preserve"> maximum generations, stagnation (60 generations without a gain &gt; 0.0001) or a target fitness; the criterion that fired is logged.</w:t>
-      </w:r>
-    </w:p>
-    <w:p>
-      <w:pPr>
-        <w:spacing w:after="60"/>
-        <w:jc w:val="both"/>
-      </w:pPr>
-      <w:r>
-        <w:rPr>
-          <w:b/>
-          <w:sz w:val="19"/>
-        </w:rPr>
-        <w:t>Repair</w:t>
-      </w:r>
-      <w:r>
-        <w:rPr>
-          <w:sz w:val="19"/>
-        </w:rPr>
-        <w:t xml:space="preserve"> fixes every child in four steps: (1) clip genes to their ranges; (2) move waypoints out of no-fly zones to the nearest free cell (a table built once by multi-source BFS); (3) give legs that cross a no-fly zone detour points – one side point, then divide-and-conquer, finally A∗ [5] with line-of-sight smoothing; (4) drop waypoints from the end of a route until the drone can return home within range and battery. Repair keeps a one-cell safety margin and writes the fixed genes back (Lamarckian). Modes: </w:t>
-      </w:r>
-      <w:r>
-        <w:rPr>
-          <w:i/>
-          <w:sz w:val="19"/>
-        </w:rPr>
-        <w:t>penalty</w:t>
-      </w:r>
-      <w:r>
-        <w:rPr>
-          <w:sz w:val="19"/>
-        </w:rPr>
-        <w:t xml:space="preserve"> (clip + penalty only), </w:t>
-      </w:r>
-      <w:r>
-        <w:rPr>
-          <w:i/>
-          <w:sz w:val="19"/>
-        </w:rPr>
-        <w:t>repair</w:t>
-      </w:r>
-      <w:r>
-        <w:rPr>
-          <w:sz w:val="19"/>
-        </w:rPr>
-        <w:t xml:space="preserve"> (no penalty), </w:t>
-      </w:r>
-      <w:r>
-        <w:rPr>
-          <w:i/>
-          <w:sz w:val="19"/>
-        </w:rPr>
-        <w:t>both</w:t>
-      </w:r>
-      <w:r>
-        <w:rPr>
-          <w:sz w:val="19"/>
-        </w:rPr>
-        <w:t xml:space="preserve"> (default).</w:t>
-      </w:r>
-    </w:p>
-    <w:p>
-      <w:pPr>
-        <w:keepNext/>
-        <w:spacing w:after="20"/>
-        <w:jc w:val="center"/>
-      </w:pPr>
-      <w:r>
-        <w:rPr>
-          <w:b/>
-          <w:sz w:val="17"/>
-        </w:rPr>
-        <w:t>Table 2.</w:t>
-      </w:r>
-      <w:r>
-        <w:rPr>
-          <w:sz w:val="17"/>
-        </w:rPr>
-        <w:t xml:space="preserve"> Repair vs. penalty (3 seeds, 100 generations, initial settings). The best plan of every run was feasible.</w:t>
-      </w:r>
-    </w:p>
-    <w:tbl>
-      <w:tblPr>
-        <w:tblW w:type="auto" w:w="0"/>
-        <w:jc w:val="center"/>
-        <w:tblLayout w:type="fixed"/>
-        <w:tblLook w:firstColumn="1" w:firstRow="1" w:lastColumn="0" w:lastRow="0" w:noHBand="0" w:noVBand="1" w:val="04A0"/>
-      </w:tblPr>
-      <w:tblGrid>
-        <w:gridCol w:w="1247"/>
-        <w:gridCol w:w="2268"/>
-        <w:gridCol w:w="2835"/>
-        <w:gridCol w:w="1247"/>
-      </w:tblGrid>
-      <w:tr>
-        <w:trPr>
-          <w:cantSplit/>
-        </w:trPr>
-        <w:tc>
-          <w:tcPr>
-            <w:tcW w:type="dxa" w:w="1247"/>
-            <w:tcBorders>
-              <w:top w:val="single" w:sz="6" w:color="404040"/>
-              <w:bottom w:val="single" w:sz="6" w:color="404040"/>
-            </w:tcBorders>
-          </w:tcPr>
-          <w:p>
-            <w:pPr>
-              <w:keepNext/>
-              <w:spacing w:after="0"/>
-              <w:jc w:val="left"/>
-            </w:pPr>
-            <w:r/>
-            <w:r>
-              <w:rPr>
-                <w:b/>
-                <w:sz w:val="17"/>
-              </w:rPr>
-              <w:t>Mode</w:t>
-            </w:r>
-          </w:p>
-        </w:tc>
-        <w:tc>
-          <w:tcPr>
-            <w:tcW w:type="dxa" w:w="2268"/>
-            <w:tcBorders>
-              <w:top w:val="single" w:sz="6" w:color="404040"/>
-              <w:bottom w:val="single" w:sz="6" w:color="404040"/>
-            </w:tcBorders>
-          </w:tcPr>
-          <w:p>
-            <w:pPr>
-              <w:keepNext/>
-              <w:spacing w:after="0"/>
-              <w:jc w:val="center"/>
-            </w:pPr>
-            <w:r/>
-            <w:r>
-              <w:rPr>
-                <w:b/>
-                <w:sz w:val="17"/>
-              </w:rPr>
-              <w:t>Final best F (mean ± std)</w:t>
-            </w:r>
-          </w:p>
-        </w:tc>
-        <w:tc>
-          <w:tcPr>
-            <w:tcW w:type="dxa" w:w="2835"/>
-            <w:tcBorders>
-              <w:top w:val="single" w:sz="6" w:color="404040"/>
-              <w:bottom w:val="single" w:sz="6" w:color="404040"/>
-            </w:tcBorders>
-          </w:tcPr>
-          <w:p>
-            <w:pPr>
-              <w:keepNext/>
-              <w:spacing w:after="0"/>
-              <w:jc w:val="center"/>
-            </w:pPr>
-            <w:r/>
-            <w:r>
-              <w:rPr>
-                <w:b/>
-                <w:sz w:val="17"/>
-              </w:rPr>
-              <w:t>Feasible share of final population</w:t>
-            </w:r>
-          </w:p>
-        </w:tc>
-        <w:tc>
-          <w:tcPr>
-            <w:tcW w:type="dxa" w:w="1247"/>
-            <w:tcBorders>
-              <w:top w:val="single" w:sz="6" w:color="404040"/>
-              <w:bottom w:val="single" w:sz="6" w:color="404040"/>
-            </w:tcBorders>
-          </w:tcPr>
-          <w:p>
-            <w:pPr>
-              <w:keepNext/>
-              <w:spacing w:after="0"/>
-              <w:jc w:val="center"/>
-            </w:pPr>
-            <w:r/>
-            <w:r>
-              <w:rPr>
-                <w:b/>
-                <w:sz w:val="17"/>
-              </w:rPr>
-              <w:t>Runtime (s)</w:t>
-            </w:r>
-          </w:p>
-        </w:tc>
-      </w:tr>
-      <w:tr>
-        <w:trPr>
-          <w:cantSplit/>
-        </w:trPr>
-        <w:tc>
-          <w:tcPr>
-            <w:tcW w:type="dxa" w:w="1247"/>
-          </w:tcPr>
-          <w:p>
-            <w:pPr>
-              <w:keepNext/>
-              <w:spacing w:after="0"/>
-              <w:jc w:val="left"/>
-            </w:pPr>
-            <w:r/>
-            <w:r>
-              <w:rPr>
-                <w:sz w:val="17"/>
-              </w:rPr>
-              <w:t>penalty</w:t>
-            </w:r>
-          </w:p>
-        </w:tc>
-        <w:tc>
-          <w:tcPr>
-            <w:tcW w:type="dxa" w:w="2268"/>
-          </w:tcPr>
-          <w:p>
-            <w:pPr>
-              <w:keepNext/>
-              <w:spacing w:after="0"/>
-              <w:jc w:val="center"/>
-            </w:pPr>
-            <w:r/>
-            <w:r>
-              <w:rPr>
-                <w:sz w:val="17"/>
-              </w:rPr>
-              <w:t>0.264 ± 0.048</w:t>
-            </w:r>
-          </w:p>
-        </w:tc>
-        <w:tc>
-          <w:tcPr>
-            <w:tcW w:type="dxa" w:w="2835"/>
-          </w:tcPr>
-          <w:p>
-            <w:pPr>
-              <w:keepNext/>
-              <w:spacing w:after="0"/>
-              <w:jc w:val="center"/>
-            </w:pPr>
-            <w:r/>
-            <w:r>
-              <w:rPr>
-                <w:sz w:val="17"/>
-              </w:rPr>
-              <w:t>54 %</w:t>
-            </w:r>
-          </w:p>
-        </w:tc>
-        <w:tc>
-          <w:tcPr>
-            <w:tcW w:type="dxa" w:w="1247"/>
-          </w:tcPr>
-          <w:p>
-            <w:pPr>
-              <w:keepNext/>
-              <w:spacing w:after="0"/>
-              <w:jc w:val="center"/>
-            </w:pPr>
-            <w:r/>
-            <w:r>
-              <w:rPr>
-                <w:sz w:val="17"/>
-              </w:rPr>
-              <w:t>18</w:t>
-            </w:r>
-          </w:p>
-        </w:tc>
-      </w:tr>
-      <w:tr>
-        <w:trPr>
-          <w:cantSplit/>
-        </w:trPr>
-        <w:tc>
-          <w:tcPr>
-            <w:tcW w:type="dxa" w:w="1247"/>
-          </w:tcPr>
-          <w:p>
-            <w:pPr>
-              <w:keepNext/>
-              <w:spacing w:after="0"/>
-              <w:jc w:val="left"/>
-            </w:pPr>
-            <w:r/>
-            <w:r>
-              <w:rPr>
-                <w:sz w:val="17"/>
-              </w:rPr>
-              <w:t>repair</w:t>
-            </w:r>
-          </w:p>
-        </w:tc>
-        <w:tc>
-          <w:tcPr>
-            <w:tcW w:type="dxa" w:w="2268"/>
-          </w:tcPr>
-          <w:p>
-            <w:pPr>
-              <w:keepNext/>
-              <w:spacing w:after="0"/>
-              <w:jc w:val="center"/>
-            </w:pPr>
-            <w:r/>
-            <w:r>
-              <w:rPr>
-                <w:sz w:val="17"/>
-              </w:rPr>
-              <w:t>0.295 ± 0.014</w:t>
-            </w:r>
-          </w:p>
-        </w:tc>
-        <w:tc>
-          <w:tcPr>
-            <w:tcW w:type="dxa" w:w="2835"/>
-          </w:tcPr>
-          <w:p>
-            <w:pPr>
-              <w:keepNext/>
-              <w:spacing w:after="0"/>
-              <w:jc w:val="center"/>
-            </w:pPr>
-            <w:r/>
-            <w:r>
-              <w:rPr>
-                <w:sz w:val="17"/>
-              </w:rPr>
-              <w:t>100 %</w:t>
-            </w:r>
-          </w:p>
-        </w:tc>
-        <w:tc>
-          <w:tcPr>
-            <w:tcW w:type="dxa" w:w="1247"/>
-          </w:tcPr>
-          <w:p>
-            <w:pPr>
-              <w:keepNext/>
-              <w:spacing w:after="0"/>
-              <w:jc w:val="center"/>
-            </w:pPr>
-            <w:r/>
-            <w:r>
-              <w:rPr>
-                <w:sz w:val="17"/>
-              </w:rPr>
-              <w:t>90</w:t>
-            </w:r>
-          </w:p>
-        </w:tc>
-      </w:tr>
-      <w:tr>
-        <w:trPr>
-          <w:cantSplit/>
-        </w:trPr>
-        <w:tc>
-          <w:tcPr>
-            <w:tcW w:type="dxa" w:w="1247"/>
-            <w:tcBorders>
-              <w:bottom w:val="single" w:sz="6" w:color="404040"/>
-            </w:tcBorders>
-          </w:tcPr>
-          <w:p>
-            <w:pPr>
-              <w:spacing w:after="0"/>
-              <w:jc w:val="left"/>
-            </w:pPr>
-            <w:r/>
-            <w:r>
-              <w:rPr>
-                <w:sz w:val="17"/>
-              </w:rPr>
-              <w:t>both</w:t>
-            </w:r>
-          </w:p>
-        </w:tc>
-        <w:tc>
-          <w:tcPr>
-            <w:tcW w:type="dxa" w:w="2268"/>
-            <w:tcBorders>
-              <w:bottom w:val="single" w:sz="6" w:color="404040"/>
-            </w:tcBorders>
-          </w:tcPr>
-          <w:p>
-            <w:pPr>
-              <w:spacing w:after="0"/>
-              <w:jc w:val="center"/>
-            </w:pPr>
-            <w:r/>
-            <w:r>
-              <w:rPr>
-                <w:sz w:val="17"/>
-              </w:rPr>
-              <w:t>0.294 ± 0.005</w:t>
-            </w:r>
-          </w:p>
-        </w:tc>
-        <w:tc>
-          <w:tcPr>
-            <w:tcW w:type="dxa" w:w="2835"/>
-            <w:tcBorders>
-              <w:bottom w:val="single" w:sz="6" w:color="404040"/>
-            </w:tcBorders>
-          </w:tcPr>
-          <w:p>
-            <w:pPr>
-              <w:spacing w:after="0"/>
-              <w:jc w:val="center"/>
-            </w:pPr>
-            <w:r/>
-            <w:r>
-              <w:rPr>
-                <w:sz w:val="17"/>
-              </w:rPr>
-              <w:t>100 %</w:t>
-            </w:r>
-          </w:p>
-        </w:tc>
-        <w:tc>
-          <w:tcPr>
-            <w:tcW w:type="dxa" w:w="1247"/>
-            <w:tcBorders>
-              <w:bottom w:val="single" w:sz="6" w:color="404040"/>
-            </w:tcBorders>
-          </w:tcPr>
-          <w:p>
-            <w:pPr>
-              <w:spacing w:after="0"/>
-              <w:jc w:val="center"/>
-            </w:pPr>
-            <w:r/>
-            <w:r>
-              <w:rPr>
-                <w:sz w:val="17"/>
-              </w:rPr>
-              <w:t>83</w:t>
-            </w:r>
-          </w:p>
-        </w:tc>
-      </w:tr>
-    </w:tbl>
-    <w:p>
-      <w:pPr>
-        <w:spacing w:after="40" w:line="144" w:lineRule="auto"/>
-      </w:pPr>
-    </w:p>
-    <w:p>
-      <w:pPr>
-        <w:spacing w:after="60"/>
-        <w:jc w:val="both"/>
-      </w:pPr>
-      <w:r>
-        <w:rPr>
-          <w:sz w:val="19"/>
-        </w:rPr>
-        <w:t xml:space="preserve">With the </w:t>
-      </w:r>
-      <w:r>
-        <w:rPr>
-          <w:b/>
-          <w:sz w:val="19"/>
-        </w:rPr>
-        <w:t>penalty only</w:t>
-      </w:r>
-      <w:r>
-        <w:rPr>
-          <w:sz w:val="19"/>
-        </w:rPr>
-        <w:t xml:space="preserve">, random plans start deeply infeasible, so the GA first spends many generations becoming feasible; its final plans were worse (0.264), less consistent (± 0.048) and 46 % of its final population was still illegal. </w:t>
-      </w:r>
-      <w:r>
-        <w:rPr>
-          <w:b/>
-          <w:sz w:val="19"/>
-        </w:rPr>
-        <w:t>Repair</w:t>
-      </w:r>
-      <w:r>
-        <w:rPr>
-          <w:sz w:val="19"/>
-        </w:rPr>
-        <w:t xml:space="preserve"> keeps everyone feasible and gave better, more stable results (0.295 / 0.294 for </w:t>
-      </w:r>
-      <w:r>
-        <w:rPr>
-          <w:i/>
-          <w:sz w:val="19"/>
-        </w:rPr>
-        <w:t>repair</w:t>
-      </w:r>
-      <w:r>
-        <w:rPr>
-          <w:sz w:val="19"/>
-        </w:rPr>
-        <w:t xml:space="preserve"> / </w:t>
-      </w:r>
-      <w:r>
-        <w:rPr>
-          <w:i/>
-          <w:sz w:val="19"/>
-        </w:rPr>
-        <w:t>both</w:t>
-      </w:r>
-      <w:r>
-        <w:rPr>
-          <w:sz w:val="19"/>
-        </w:rPr>
-        <w:t xml:space="preserve">) at the cost of runtime (83 s vs. 18 s), since repair (BFS, detours, A∗) is the most expensive step. </w:t>
-      </w:r>
-      <w:r>
-        <w:rPr>
-          <w:i/>
-          <w:sz w:val="19"/>
-        </w:rPr>
-        <w:t>Repair</w:t>
-      </w:r>
-      <w:r>
-        <w:rPr>
-          <w:sz w:val="19"/>
-        </w:rPr>
-        <w:t xml:space="preserve"> and </w:t>
-      </w:r>
-      <w:r>
-        <w:rPr>
-          <w:i/>
-          <w:sz w:val="19"/>
-        </w:rPr>
-        <w:t>both</w:t>
-      </w:r>
-      <w:r>
-        <w:rPr>
-          <w:sz w:val="19"/>
-        </w:rPr>
-        <w:t xml:space="preserve"> are equal because repair removes almost every violation; I kept </w:t>
-      </w:r>
-      <w:r>
-        <w:rPr>
-          <w:i/>
-          <w:sz w:val="19"/>
-        </w:rPr>
-        <w:t>both</w:t>
-      </w:r>
-      <w:r>
-        <w:rPr>
-          <w:sz w:val="19"/>
-        </w:rPr>
-        <w:t xml:space="preserve"> so the penalty still catches the rare case repair cannot fix [6, 7].</w:t>
+        <w:t>Initial population: 50 random plans. Selection: tournament selection with k = 3 (pick k random plans, the best one becomes a parent); k controls the selection pressure. Crossover (rate 0.9): first a segment swap, where every drone's route is copied from parent 1 or parent 2; then a geometric blend, where one drone's waypoints are a random mix of both parents (a point between them). Mutation (rate 0.1 per waypoint): the waypoint moves by a small Gaussian step (about 3.0 cells), its speed and sensor power change a little, and sometimes two waypoints swap their order. To keep diversity, the 2 best plans survive unchanged (elitism) and 2 new random plans are added every generation. Termination: 100 generations, or no improvement for 30 generations.</w:t>
       </w:r>
     </w:p>
     <w:p>
@@ -1863,164 +733,286 @@
         <w:pStyle w:val="Heading1"/>
       </w:pPr>
       <w:r>
-        <w:rPr>
-          <w:rFonts w:ascii="Calibri" w:hAnsi="Calibri"/>
-        </w:rPr>
-        <w:t>5. Experimental Setup</w:t>
+        <w:t>5. Results of the Main Run</w:t>
       </w:r>
     </w:p>
     <w:p>
       <w:pPr>
-        <w:keepNext/>
-        <w:spacing w:after="20"/>
+        <w:jc w:val="both"/>
+      </w:pPr>
+      <w:r>
+        <w:t>With seed 42 the run reached 100 generations (4850 fitness evaluations). The best fitness improved from -1.590 in generation 0 to 0.438. The final plan covers 0.89 of the priority-weighted area, finds 100% of the targets, has energy 0.50, time 0.36, hazard 0.09 and penalty 0.00 (no rules broken). The average fitness stays below the best because two random immigrants enter every generation.</w:t>
+      </w:r>
+    </w:p>
+    <w:p>
+      <w:pPr>
+        <w:jc w:val="center"/>
+      </w:pPr>
+      <w:r>
+        <w:drawing>
+          <wp:inline xmlns:a="http://schemas.openxmlformats.org/drawingml/2006/main" xmlns:pic="http://schemas.openxmlformats.org/drawingml/2006/picture">
+            <wp:extent cx="4320000" cy="2468571"/>
+            <wp:docPr id="1" name="Picture 1"/>
+            <wp:cNvGraphicFramePr>
+              <a:graphicFrameLocks noChangeAspect="1"/>
+            </wp:cNvGraphicFramePr>
+            <a:graphic>
+              <a:graphicData uri="http://schemas.openxmlformats.org/drawingml/2006/picture">
+                <pic:pic>
+                  <pic:nvPicPr>
+                    <pic:cNvPr id="0" name="convergence.png"/>
+                    <pic:cNvPicPr/>
+                  </pic:nvPicPr>
+                  <pic:blipFill>
+                    <a:blip r:embed="rId9"/>
+                    <a:stretch>
+                      <a:fillRect/>
+                    </a:stretch>
+                  </pic:blipFill>
+                  <pic:spPr>
+                    <a:xfrm>
+                      <a:off x="0" y="0"/>
+                      <a:ext cx="4320000" cy="2468571"/>
+                    </a:xfrm>
+                    <a:prstGeom prst="rect"/>
+                  </pic:spPr>
+                </pic:pic>
+              </a:graphicData>
+            </a:graphic>
+          </wp:inline>
+        </w:drawing>
+      </w:r>
+    </w:p>
+    <w:p>
+      <w:pPr>
+        <w:jc w:val="center"/>
+      </w:pPr>
+      <w:r>
+        <w:rPr>
+          <w:i/>
+          <w:sz w:val="18"/>
+        </w:rPr>
+        <w:t>Figure 1: Best and average fitness over the generations</w:t>
+      </w:r>
+    </w:p>
+    <w:p>
+      <w:pPr>
+        <w:jc w:val="center"/>
+      </w:pPr>
+      <w:r>
+        <w:drawing>
+          <wp:inline xmlns:a="http://schemas.openxmlformats.org/drawingml/2006/main" xmlns:pic="http://schemas.openxmlformats.org/drawingml/2006/picture">
+            <wp:extent cx="4860000" cy="4768548"/>
+            <wp:docPr id="2" name="Picture 2"/>
+            <wp:cNvGraphicFramePr>
+              <a:graphicFrameLocks noChangeAspect="1"/>
+            </wp:cNvGraphicFramePr>
+            <a:graphic>
+              <a:graphicData uri="http://schemas.openxmlformats.org/drawingml/2006/picture">
+                <pic:pic>
+                  <pic:nvPicPr>
+                    <pic:cNvPr id="0" name="paths_generations.png"/>
+                    <pic:cNvPicPr/>
+                  </pic:nvPicPr>
+                  <pic:blipFill>
+                    <a:blip r:embed="rId10"/>
+                    <a:stretch>
+                      <a:fillRect/>
+                    </a:stretch>
+                  </pic:blipFill>
+                  <pic:spPr>
+                    <a:xfrm>
+                      <a:off x="0" y="0"/>
+                      <a:ext cx="4860000" cy="4768548"/>
+                    </a:xfrm>
+                    <a:prstGeom prst="rect"/>
+                  </pic:spPr>
+                </pic:pic>
+              </a:graphicData>
+            </a:graphic>
+          </wp:inline>
+        </w:drawing>
+      </w:r>
+    </w:p>
+    <w:p>
+      <w:pPr>
+        <w:jc w:val="center"/>
+      </w:pPr>
+      <w:r>
+        <w:rPr>
+          <w:i/>
+          <w:sz w:val="18"/>
+        </w:rPr>
+        <w:t>Figure 2: Best flight paths in generations 0, 25, 50 and 100 (thicker line = stronger sensor, dotted = way home)</w:t>
+      </w:r>
+    </w:p>
+    <w:p>
+      <w:pPr>
+        <w:jc w:val="both"/>
+      </w:pPr>
+      <w:r>
+        <w:t>In generation 0 the routes are random zig-zags that cross the no-fly zones (black). Over the generations the routes move around the no-fly zones, each drone takes its own area, and the strong sensor (thick lines) is used inside the priority zones (blue boxes). The coverage heatmaps show the same: the covered area moves to the important zones.</w:t>
+      </w:r>
+    </w:p>
+    <w:p>
+      <w:pPr>
+        <w:jc w:val="center"/>
+      </w:pPr>
+      <w:r>
+        <w:drawing>
+          <wp:inline xmlns:a="http://schemas.openxmlformats.org/drawingml/2006/main" xmlns:pic="http://schemas.openxmlformats.org/drawingml/2006/picture">
+            <wp:extent cx="5940000" cy="1896807"/>
+            <wp:docPr id="3" name="Picture 3"/>
+            <wp:cNvGraphicFramePr>
+              <a:graphicFrameLocks noChangeAspect="1"/>
+            </wp:cNvGraphicFramePr>
+            <a:graphic>
+              <a:graphicData uri="http://schemas.openxmlformats.org/drawingml/2006/picture">
+                <pic:pic>
+                  <pic:nvPicPr>
+                    <pic:cNvPr id="0" name="coverage_heatmaps.png"/>
+                    <pic:cNvPicPr/>
+                  </pic:nvPicPr>
+                  <pic:blipFill>
+                    <a:blip r:embed="rId11"/>
+                    <a:stretch>
+                      <a:fillRect/>
+                    </a:stretch>
+                  </pic:blipFill>
+                  <pic:spPr>
+                    <a:xfrm>
+                      <a:off x="0" y="0"/>
+                      <a:ext cx="5940000" cy="1896807"/>
+                    </a:xfrm>
+                    <a:prstGeom prst="rect"/>
+                  </pic:spPr>
+                </pic:pic>
+              </a:graphicData>
+            </a:graphic>
+          </wp:inline>
+        </w:drawing>
+      </w:r>
+    </w:p>
+    <w:p>
+      <w:pPr>
+        <w:jc w:val="center"/>
+      </w:pPr>
+      <w:r>
+        <w:rPr>
+          <w:i/>
+          <w:sz w:val="18"/>
+        </w:rPr>
+        <w:t>Figure 3: Coverage of the best plan across generations (colour = priority of the covered cell, white = not covered)</w:t>
+      </w:r>
+    </w:p>
+    <w:p>
+      <w:pPr>
+        <w:pStyle w:val="Heading1"/>
+      </w:pPr>
+      <w:r>
+        <w:t>6. Hyperparameter Sensitivity Analysis</w:t>
+      </w:r>
+    </w:p>
+    <w:p>
+      <w:pPr>
+        <w:jc w:val="both"/>
+      </w:pPr>
+      <w:r>
+        <w:t>I changed one setting at a time and kept the others at their default values. Each setting was run with 3 seeds for 100 generations. Table 3 shows the final best fitness (mean ± standard deviation).</w:t>
+      </w:r>
+    </w:p>
+    <w:p>
+      <w:pPr>
         <w:jc w:val="center"/>
       </w:pPr>
       <w:r>
         <w:rPr>
           <w:b/>
-          <w:sz w:val="17"/>
+          <w:sz w:val="18"/>
         </w:rPr>
-        <w:t>Table 3.</w:t>
-      </w:r>
-      <w:r>
-        <w:rPr>
-          <w:sz w:val="17"/>
-        </w:rPr>
-        <w:t xml:space="preserve"> Final configuration (p_m and k were chosen by the sensitivity analysis, Section 7).</w:t>
+        <w:t>Table 3: Final best fitness for different settings (3 seeds)</w:t>
       </w:r>
     </w:p>
     <w:tbl>
       <w:tblPr>
+        <w:tblStyle w:val="LightGrid-Accent1"/>
         <w:tblW w:type="auto" w:w="0"/>
-        <w:jc w:val="center"/>
-        <w:tblLayout w:type="fixed"/>
         <w:tblLook w:firstColumn="1" w:firstRow="1" w:lastColumn="0" w:lastRow="0" w:noHBand="0" w:noVBand="1" w:val="04A0"/>
       </w:tblPr>
       <w:tblGrid>
-        <w:gridCol w:w="1814"/>
-        <w:gridCol w:w="1928"/>
-        <w:gridCol w:w="1814"/>
-        <w:gridCol w:w="3175"/>
+        <w:gridCol w:w="2493"/>
+        <w:gridCol w:w="2493"/>
+        <w:gridCol w:w="2493"/>
+        <w:gridCol w:w="2493"/>
       </w:tblGrid>
       <w:tr>
-        <w:trPr>
-          <w:cantSplit/>
-        </w:trPr>
         <w:tc>
           <w:tcPr>
-            <w:tcW w:type="dxa" w:w="1814"/>
-            <w:tcBorders>
-              <w:top w:val="single" w:sz="6" w:color="404040"/>
-              <w:bottom w:val="single" w:sz="6" w:color="404040"/>
-            </w:tcBorders>
+            <w:tcW w:type="dxa" w:w="2493"/>
           </w:tcPr>
           <w:p>
-            <w:pPr>
-              <w:keepNext/>
-              <w:spacing w:after="0"/>
-              <w:jc w:val="left"/>
-            </w:pPr>
-            <w:r/>
             <w:r>
               <w:rPr>
                 <w:b/>
-                <w:sz w:val="17"/>
+                <w:sz w:val="18"/>
               </w:rPr>
-              <w:t>Parameter</w:t>
+              <w:t>Setting</w:t>
             </w:r>
           </w:p>
         </w:tc>
         <w:tc>
           <w:tcPr>
-            <w:tcW w:type="dxa" w:w="1928"/>
-            <w:tcBorders>
-              <w:top w:val="single" w:sz="6" w:color="404040"/>
-              <w:bottom w:val="single" w:sz="6" w:color="404040"/>
-            </w:tcBorders>
+            <w:tcW w:type="dxa" w:w="2493"/>
           </w:tcPr>
           <w:p>
-            <w:pPr>
-              <w:keepNext/>
-              <w:spacing w:after="0"/>
-              <w:jc w:val="center"/>
-            </w:pPr>
-            <w:r/>
             <w:r>
               <w:rPr>
                 <w:b/>
-                <w:sz w:val="17"/>
+                <w:sz w:val="18"/>
               </w:rPr>
-              <w:t>Value</w:t>
+              <w:t>Value 1</w:t>
             </w:r>
           </w:p>
         </w:tc>
         <w:tc>
           <w:tcPr>
-            <w:tcW w:type="dxa" w:w="1814"/>
-            <w:tcBorders>
-              <w:top w:val="single" w:sz="6" w:color="404040"/>
-              <w:bottom w:val="single" w:sz="6" w:color="404040"/>
-            </w:tcBorders>
+            <w:tcW w:type="dxa" w:w="2493"/>
           </w:tcPr>
           <w:p>
-            <w:pPr>
-              <w:keepNext/>
-              <w:spacing w:after="0"/>
-              <w:jc w:val="center"/>
-            </w:pPr>
-            <w:r/>
             <w:r>
               <w:rPr>
                 <w:b/>
-                <w:sz w:val="17"/>
+                <w:sz w:val="18"/>
               </w:rPr>
-              <w:t>Parameter</w:t>
+              <w:t>Value 2</w:t>
             </w:r>
           </w:p>
         </w:tc>
         <w:tc>
           <w:tcPr>
-            <w:tcW w:type="dxa" w:w="3175"/>
-            <w:tcBorders>
-              <w:top w:val="single" w:sz="6" w:color="404040"/>
-              <w:bottom w:val="single" w:sz="6" w:color="404040"/>
-            </w:tcBorders>
+            <w:tcW w:type="dxa" w:w="2493"/>
           </w:tcPr>
           <w:p>
-            <w:pPr>
-              <w:keepNext/>
-              <w:spacing w:after="0"/>
-              <w:jc w:val="center"/>
-            </w:pPr>
-            <w:r/>
             <w:r>
               <w:rPr>
                 <w:b/>
-                <w:sz w:val="17"/>
+                <w:sz w:val="18"/>
               </w:rPr>
-              <w:t>Value</w:t>
+              <w:t>Value 3</w:t>
             </w:r>
           </w:p>
         </w:tc>
       </w:tr>
       <w:tr>
-        <w:trPr>
-          <w:cantSplit/>
-        </w:trPr>
         <w:tc>
           <w:tcPr>
-            <w:tcW w:type="dxa" w:w="1814"/>
+            <w:tcW w:type="dxa" w:w="2493"/>
           </w:tcPr>
           <w:p>
-            <w:pPr>
-              <w:keepNext/>
-              <w:spacing w:after="0"/>
-              <w:jc w:val="left"/>
-            </w:pPr>
-            <w:r/>
             <w:r>
               <w:rPr>
-                <w:sz w:val="17"/>
+                <w:b w:val="0"/>
+                <w:sz w:val="18"/>
               </w:rPr>
               <w:t>Population size</w:t>
             </w:r>
@@ -2028,530 +1020,238 @@
         </w:tc>
         <w:tc>
           <w:tcPr>
-            <w:tcW w:type="dxa" w:w="1928"/>
+            <w:tcW w:type="dxa" w:w="2493"/>
           </w:tcPr>
           <w:p>
-            <w:pPr>
-              <w:keepNext/>
-              <w:spacing w:after="0"/>
-              <w:jc w:val="center"/>
-            </w:pPr>
-            <w:r/>
             <w:r>
               <w:rPr>
-                <w:sz w:val="17"/>
+                <w:b w:val="0"/>
+                <w:sz w:val="18"/>
               </w:rPr>
-              <w:t>100</w:t>
+              <w:t>20: 0.226 ± 0.145</w:t>
             </w:r>
           </w:p>
         </w:tc>
         <w:tc>
           <w:tcPr>
-            <w:tcW w:type="dxa" w:w="1814"/>
+            <w:tcW w:type="dxa" w:w="2493"/>
           </w:tcPr>
           <w:p>
-            <w:pPr>
-              <w:keepNext/>
-              <w:spacing w:after="0"/>
-              <w:jc w:val="center"/>
-            </w:pPr>
-            <w:r/>
             <w:r>
               <w:rPr>
-                <w:sz w:val="17"/>
+                <w:b w:val="0"/>
+                <w:sz w:val="18"/>
               </w:rPr>
-              <w:t>Max generations</w:t>
+              <w:t>50: 0.394 ± 0.054</w:t>
             </w:r>
           </w:p>
         </w:tc>
         <w:tc>
           <w:tcPr>
-            <w:tcW w:type="dxa" w:w="3175"/>
+            <w:tcW w:type="dxa" w:w="2493"/>
           </w:tcPr>
           <w:p>
-            <w:pPr>
-              <w:keepNext/>
-              <w:spacing w:after="0"/>
-              <w:jc w:val="center"/>
-            </w:pPr>
-            <w:r/>
             <w:r>
               <w:rPr>
-                <w:sz w:val="17"/>
+                <w:b w:val="0"/>
+                <w:sz w:val="18"/>
               </w:rPr>
-              <w:t>200</w:t>
+              <w:t>100: 0.443 ± 0.006</w:t>
             </w:r>
           </w:p>
         </w:tc>
       </w:tr>
       <w:tr>
-        <w:trPr>
-          <w:cantSplit/>
-        </w:trPr>
         <w:tc>
           <w:tcPr>
-            <w:tcW w:type="dxa" w:w="1814"/>
+            <w:tcW w:type="dxa" w:w="2493"/>
           </w:tcPr>
           <w:p>
-            <w:pPr>
-              <w:keepNext/>
-              <w:spacing w:after="0"/>
-              <w:jc w:val="left"/>
-            </w:pPr>
-            <w:r/>
             <w:r>
               <w:rPr>
-                <w:sz w:val="17"/>
+                <w:b w:val="0"/>
+                <w:sz w:val="18"/>
               </w:rPr>
-              <w:t>Crossover rate</w:t>
+              <w:t>Mutation rate</w:t>
             </w:r>
           </w:p>
         </w:tc>
         <w:tc>
           <w:tcPr>
-            <w:tcW w:type="dxa" w:w="1928"/>
+            <w:tcW w:type="dxa" w:w="2493"/>
           </w:tcPr>
           <w:p>
-            <w:pPr>
-              <w:keepNext/>
-              <w:spacing w:after="0"/>
-              <w:jc w:val="center"/>
-            </w:pPr>
-            <w:r/>
             <w:r>
               <w:rPr>
-                <w:sz w:val="17"/>
+                <w:b w:val="0"/>
+                <w:sz w:val="18"/>
               </w:rPr>
-              <w:t>0.9</w:t>
+              <w:t>0.02: 0.240 ± 0.028</w:t>
             </w:r>
           </w:p>
         </w:tc>
         <w:tc>
           <w:tcPr>
-            <w:tcW w:type="dxa" w:w="1814"/>
+            <w:tcW w:type="dxa" w:w="2493"/>
           </w:tcPr>
           <w:p>
-            <w:pPr>
-              <w:keepNext/>
-              <w:spacing w:after="0"/>
-              <w:jc w:val="center"/>
-            </w:pPr>
-            <w:r/>
             <w:r>
               <w:rPr>
-                <w:sz w:val="17"/>
+                <w:b w:val="0"/>
+                <w:sz w:val="18"/>
               </w:rPr>
-              <w:t>Mutation rate p_m</w:t>
+              <w:t>0.1: 0.394 ± 0.054</w:t>
             </w:r>
           </w:p>
         </w:tc>
         <w:tc>
           <w:tcPr>
-            <w:tcW w:type="dxa" w:w="3175"/>
+            <w:tcW w:type="dxa" w:w="2493"/>
           </w:tcPr>
           <w:p>
-            <w:pPr>
-              <w:keepNext/>
-              <w:spacing w:after="0"/>
-              <w:jc w:val="center"/>
-            </w:pPr>
-            <w:r/>
             <w:r>
               <w:rPr>
-                <w:sz w:val="17"/>
+                <w:b w:val="0"/>
+                <w:sz w:val="18"/>
               </w:rPr>
-              <w:t>0.01</w:t>
+              <w:t>0.3: 0.409 ± 0.003</w:t>
             </w:r>
           </w:p>
         </w:tc>
       </w:tr>
       <w:tr>
-        <w:trPr>
-          <w:cantSplit/>
-        </w:trPr>
         <w:tc>
           <w:tcPr>
-            <w:tcW w:type="dxa" w:w="1814"/>
+            <w:tcW w:type="dxa" w:w="2493"/>
           </w:tcPr>
           <w:p>
-            <w:pPr>
-              <w:keepNext/>
-              <w:spacing w:after="0"/>
-              <w:jc w:val="left"/>
-            </w:pPr>
-            <w:r/>
             <w:r>
               <w:rPr>
-                <w:sz w:val="17"/>
+                <w:b w:val="0"/>
+                <w:sz w:val="18"/>
               </w:rPr>
-              <w:t>Selection</w:t>
+              <w:t>Tournament k</w:t>
             </w:r>
           </w:p>
         </w:tc>
         <w:tc>
           <w:tcPr>
-            <w:tcW w:type="dxa" w:w="1928"/>
+            <w:tcW w:type="dxa" w:w="2493"/>
           </w:tcPr>
           <w:p>
-            <w:pPr>
-              <w:keepNext/>
-              <w:spacing w:after="0"/>
-              <w:jc w:val="center"/>
-            </w:pPr>
-            <w:r/>
             <w:r>
               <w:rPr>
-                <w:sz w:val="17"/>
+                <w:b w:val="0"/>
+                <w:sz w:val="18"/>
               </w:rPr>
-              <w:t>tournament, k = 5</w:t>
+              <w:t>2: 0.418 ± 0.008</w:t>
             </w:r>
           </w:p>
         </w:tc>
         <w:tc>
           <w:tcPr>
-            <w:tcW w:type="dxa" w:w="1814"/>
+            <w:tcW w:type="dxa" w:w="2493"/>
           </w:tcPr>
           <w:p>
-            <w:pPr>
-              <w:keepNext/>
-              <w:spacing w:after="0"/>
-              <w:jc w:val="center"/>
-            </w:pPr>
-            <w:r/>
             <w:r>
               <w:rPr>
-                <w:sz w:val="17"/>
+                <w:b w:val="0"/>
+                <w:sz w:val="18"/>
               </w:rPr>
-              <w:t>Elitism</w:t>
+              <w:t>3: 0.394 ± 0.054</w:t>
             </w:r>
           </w:p>
         </w:tc>
         <w:tc>
           <w:tcPr>
-            <w:tcW w:type="dxa" w:w="3175"/>
+            <w:tcW w:type="dxa" w:w="2493"/>
           </w:tcPr>
           <w:p>
-            <w:pPr>
-              <w:keepNext/>
-              <w:spacing w:after="0"/>
-              <w:jc w:val="center"/>
-            </w:pPr>
-            <w:r/>
             <w:r>
               <w:rPr>
-                <w:sz w:val="17"/>
+                <w:b w:val="0"/>
+                <w:sz w:val="18"/>
               </w:rPr>
-              <w:t>5 %</w:t>
-            </w:r>
-          </w:p>
-        </w:tc>
-      </w:tr>
-      <w:tr>
-        <w:trPr>
-          <w:cantSplit/>
-        </w:trPr>
-        <w:tc>
-          <w:tcPr>
-            <w:tcW w:type="dxa" w:w="1814"/>
-          </w:tcPr>
-          <w:p>
-            <w:pPr>
-              <w:keepNext/>
-              <w:spacing w:after="0"/>
-              <w:jc w:val="left"/>
-            </w:pPr>
-            <w:r/>
-            <w:r>
-              <w:rPr>
-                <w:sz w:val="17"/>
-              </w:rPr>
-              <w:t>BLX-α</w:t>
-            </w:r>
-          </w:p>
-        </w:tc>
-        <w:tc>
-          <w:tcPr>
-            <w:tcW w:type="dxa" w:w="1928"/>
-          </w:tcPr>
-          <w:p>
-            <w:pPr>
-              <w:keepNext/>
-              <w:spacing w:after="0"/>
-              <w:jc w:val="center"/>
-            </w:pPr>
-            <w:r/>
-            <w:r>
-              <w:rPr>
-                <w:sz w:val="17"/>
-              </w:rPr>
-              <w:t>0.3</w:t>
-            </w:r>
-          </w:p>
-        </w:tc>
-        <w:tc>
-          <w:tcPr>
-            <w:tcW w:type="dxa" w:w="1814"/>
-          </w:tcPr>
-          <w:p>
-            <w:pPr>
-              <w:keepNext/>
-              <w:spacing w:after="0"/>
-              <w:jc w:val="center"/>
-            </w:pPr>
-            <w:r/>
-            <w:r>
-              <w:rPr>
-                <w:sz w:val="17"/>
-              </w:rPr>
-              <w:t>Mutation σ</w:t>
-            </w:r>
-          </w:p>
-        </w:tc>
-        <w:tc>
-          <w:tcPr>
-            <w:tcW w:type="dxa" w:w="3175"/>
-          </w:tcPr>
-          <w:p>
-            <w:pPr>
-              <w:keepNext/>
-              <w:spacing w:after="0"/>
-              <w:jc w:val="center"/>
-            </w:pPr>
-            <w:r/>
-            <w:r>
-              <w:rPr>
-                <w:sz w:val="17"/>
-              </w:rPr>
-              <w:t>8 → 1 cells</w:t>
-            </w:r>
-          </w:p>
-        </w:tc>
-      </w:tr>
-      <w:tr>
-        <w:trPr>
-          <w:cantSplit/>
-        </w:trPr>
-        <w:tc>
-          <w:tcPr>
-            <w:tcW w:type="dxa" w:w="1814"/>
-          </w:tcPr>
-          <w:p>
-            <w:pPr>
-              <w:keepNext/>
-              <w:spacing w:after="0"/>
-              <w:jc w:val="left"/>
-            </w:pPr>
-            <w:r/>
-            <w:r>
-              <w:rPr>
-                <w:sz w:val="17"/>
-              </w:rPr>
-              <w:t>Constraint mode</w:t>
-            </w:r>
-          </w:p>
-        </w:tc>
-        <w:tc>
-          <w:tcPr>
-            <w:tcW w:type="dxa" w:w="1928"/>
-          </w:tcPr>
-          <w:p>
-            <w:pPr>
-              <w:keepNext/>
-              <w:spacing w:after="0"/>
-              <w:jc w:val="center"/>
-            </w:pPr>
-            <w:r/>
-            <w:r>
-              <w:rPr>
-                <w:sz w:val="17"/>
-              </w:rPr>
-              <w:t>both</w:t>
-            </w:r>
-          </w:p>
-        </w:tc>
-        <w:tc>
-          <w:tcPr>
-            <w:tcW w:type="dxa" w:w="1814"/>
-          </w:tcPr>
-          <w:p>
-            <w:pPr>
-              <w:keepNext/>
-              <w:spacing w:after="0"/>
-              <w:jc w:val="center"/>
-            </w:pPr>
-            <w:r/>
-            <w:r>
-              <w:rPr>
-                <w:sz w:val="17"/>
-              </w:rPr>
-              <w:t>Penalty λ(g)</w:t>
-            </w:r>
-          </w:p>
-        </w:tc>
-        <w:tc>
-          <w:tcPr>
-            <w:tcW w:type="dxa" w:w="3175"/>
-          </w:tcPr>
-          <w:p>
-            <w:pPr>
-              <w:keepNext/>
-              <w:spacing w:after="0"/>
-              <w:jc w:val="center"/>
-            </w:pPr>
-            <w:r/>
-            <w:r>
-              <w:rPr>
-                <w:sz w:val="17"/>
-              </w:rPr>
-              <w:t>2 → 10</w:t>
-            </w:r>
-          </w:p>
-        </w:tc>
-      </w:tr>
-      <w:tr>
-        <w:trPr>
-          <w:cantSplit/>
-        </w:trPr>
-        <w:tc>
-          <w:tcPr>
-            <w:tcW w:type="dxa" w:w="1814"/>
-            <w:tcBorders>
-              <w:bottom w:val="single" w:sz="6" w:color="404040"/>
-            </w:tcBorders>
-          </w:tcPr>
-          <w:p>
-            <w:pPr>
-              <w:spacing w:after="0"/>
-              <w:jc w:val="left"/>
-            </w:pPr>
-            <w:r/>
-            <w:r>
-              <w:rPr>
-                <w:sz w:val="17"/>
-              </w:rPr>
-              <w:t>Stagnation patience</w:t>
-            </w:r>
-          </w:p>
-        </w:tc>
-        <w:tc>
-          <w:tcPr>
-            <w:tcW w:type="dxa" w:w="1928"/>
-            <w:tcBorders>
-              <w:bottom w:val="single" w:sz="6" w:color="404040"/>
-            </w:tcBorders>
-          </w:tcPr>
-          <w:p>
-            <w:pPr>
-              <w:spacing w:after="0"/>
-              <w:jc w:val="center"/>
-            </w:pPr>
-            <w:r/>
-            <w:r>
-              <w:rPr>
-                <w:sz w:val="17"/>
-              </w:rPr>
-              <w:t>60 gen.</w:t>
-            </w:r>
-          </w:p>
-        </w:tc>
-        <w:tc>
-          <w:tcPr>
-            <w:tcW w:type="dxa" w:w="1814"/>
-            <w:tcBorders>
-              <w:bottom w:val="single" w:sz="6" w:color="404040"/>
-            </w:tcBorders>
-          </w:tcPr>
-          <w:p>
-            <w:pPr>
-              <w:spacing w:after="0"/>
-              <w:jc w:val="center"/>
-            </w:pPr>
-            <w:r/>
-            <w:r>
-              <w:rPr>
-                <w:sz w:val="17"/>
-              </w:rPr>
-              <w:t>Seeds</w:t>
-            </w:r>
-          </w:p>
-        </w:tc>
-        <w:tc>
-          <w:tcPr>
-            <w:tcW w:type="dxa" w:w="3175"/>
-            <w:tcBorders>
-              <w:bottom w:val="single" w:sz="6" w:color="404040"/>
-            </w:tcBorders>
-          </w:tcPr>
-          <w:p>
-            <w:pPr>
-              <w:spacing w:after="0"/>
-              <w:jc w:val="center"/>
-            </w:pPr>
-            <w:r/>
-            <w:r>
-              <w:rPr>
-                <w:sz w:val="17"/>
-              </w:rPr>
-              <w:t>main 42; sweeps 1–3; baseline 1–5</w:t>
+              <w:t>5: 0.298 ± 0.099</w:t>
             </w:r>
           </w:p>
         </w:tc>
       </w:tr>
     </w:tbl>
+    <w:p/>
     <w:p>
       <w:pPr>
-        <w:spacing w:after="40" w:line="144" w:lineRule="auto"/>
+        <w:jc w:val="center"/>
       </w:pPr>
+      <w:r>
+        <w:drawing>
+          <wp:inline xmlns:a="http://schemas.openxmlformats.org/drawingml/2006/main" xmlns:pic="http://schemas.openxmlformats.org/drawingml/2006/picture">
+            <wp:extent cx="5940000" cy="1584000"/>
+            <wp:docPr id="4" name="Picture 4"/>
+            <wp:cNvGraphicFramePr>
+              <a:graphicFrameLocks noChangeAspect="1"/>
+            </wp:cNvGraphicFramePr>
+            <a:graphic>
+              <a:graphicData uri="http://schemas.openxmlformats.org/drawingml/2006/picture">
+                <pic:pic>
+                  <pic:nvPicPr>
+                    <pic:cNvPr id="0" name="sensitivity.png"/>
+                    <pic:cNvPicPr/>
+                  </pic:nvPicPr>
+                  <pic:blipFill>
+                    <a:blip r:embed="rId12"/>
+                    <a:stretch>
+                      <a:fillRect/>
+                    </a:stretch>
+                  </pic:blipFill>
+                  <pic:spPr>
+                    <a:xfrm>
+                      <a:off x="0" y="0"/>
+                      <a:ext cx="5940000" cy="1584000"/>
+                    </a:xfrm>
+                    <a:prstGeom prst="rect"/>
+                  </pic:spPr>
+                </pic:pic>
+              </a:graphicData>
+            </a:graphic>
+          </wp:inline>
+        </w:drawing>
+      </w:r>
     </w:p>
     <w:p>
       <w:pPr>
-        <w:spacing w:after="60"/>
+        <w:jc w:val="center"/>
+      </w:pPr>
+      <w:r>
+        <w:rPr>
+          <w:i/>
+          <w:sz w:val="18"/>
+        </w:rPr>
+        <w:t>Figure 4: Mean best fitness for each setting</w:t>
+      </w:r>
+    </w:p>
+    <w:p>
+      <w:pPr>
         <w:jc w:val="both"/>
       </w:pPr>
       <w:r>
-        <w:rPr>
-          <w:sz w:val="19"/>
-        </w:rPr>
-        <w:t xml:space="preserve">Three experiments were run: (1) the </w:t>
+        <w:t>Population size: a bigger population gives better and more stable results, because it searches more of the map at the same time (more exploration). The cost is more fitness evaluations: 100 plans need twice the time of 50 plans.</w:t>
       </w:r>
+    </w:p>
+    <w:p>
+      <w:pPr>
+        <w:jc w:val="both"/>
+      </w:pPr>
       <w:r>
-        <w:rPr>
-          <w:b/>
-          <w:sz w:val="19"/>
-        </w:rPr>
-        <w:t>main run</w:t>
+        <w:t>Mutation rate: 0.02 was clearly the worst. With so little mutation the population becomes similar very quickly and gets stuck (premature convergence). 0.1 and 0.3 both worked well; 0.3 was slightly better and more stable here, because the routes need many changes to move around the no-fly zones.</w:t>
       </w:r>
+    </w:p>
+    <w:p>
+      <w:pPr>
+        <w:jc w:val="both"/>
+      </w:pPr>
       <w:r>
-        <w:rPr>
-          <w:sz w:val="19"/>
-        </w:rPr>
-        <w:t xml:space="preserve"> (Table 3, seed 42); (2) a </w:t>
-      </w:r>
-      <w:r>
-        <w:rPr>
-          <w:b/>
-          <w:sz w:val="19"/>
-        </w:rPr>
-        <w:t>sensitivity analysis</w:t>
-      </w:r>
-      <w:r>
-        <w:rPr>
-          <w:sz w:val="19"/>
-        </w:rPr>
-        <w:t xml:space="preserve"> that changes one parameter at a time around the initial settings (p_m = 0.1, k = 3), 3 seeds × 100 generations per setting with the stagnation stop off; (3) </w:t>
-      </w:r>
-      <w:r>
-        <w:rPr>
-          <w:b/>
-          <w:sz w:val="19"/>
-        </w:rPr>
-        <w:t>random search</w:t>
-      </w:r>
-      <w:r>
-        <w:rPr>
-          <w:sz w:val="19"/>
-        </w:rPr>
-        <w:t xml:space="preserve"> with the same random plan generator, repair, fitness (final penalty) and exactly the same number of evaluations as the GA, over 5 seeds. All runs use fixed seeds. The main run took 138 s for 19,300 evaluations (4-core cloud machine, Python 3.13 + NumPy, single process).</w:t>
+        <w:t>Selection pressure: a small tournament (k = 2) gave the best result, and k = 5 the worst. With a large k the best plans are chosen almost every time, the population loses diversity and some runs get stuck early. This shows the balance between exploration (low pressure) and exploitation (high pressure).</w:t>
       </w:r>
     </w:p>
     <w:p>
@@ -2559,716 +1259,502 @@
         <w:pStyle w:val="Heading1"/>
       </w:pPr>
       <w:r>
-        <w:rPr>
-          <w:rFonts w:ascii="Calibri" w:hAnsi="Calibri"/>
-        </w:rPr>
-        <w:t>6. Results of the Main Run</w:t>
+        <w:t>7. GA versus Random Search</w:t>
       </w:r>
     </w:p>
     <w:p>
       <w:pPr>
-        <w:spacing w:after="60"/>
         <w:jc w:val="both"/>
       </w:pPr>
       <w:r>
-        <w:rPr>
-          <w:sz w:val="19"/>
-        </w:rPr>
-        <w:t xml:space="preserve">The run stopped at the </w:t>
+        <w:t>Random search creates random plans (with the same repair) and keeps the best one. To be fair it got exactly the same number of fitness evaluations as the GA (4850). Both were run with 5 seeds.</w:t>
       </w:r>
+    </w:p>
+    <w:p>
+      <w:pPr>
+        <w:jc w:val="center"/>
+      </w:pPr>
       <w:r>
         <w:rPr>
           <w:b/>
-          <w:sz w:val="19"/>
+          <w:sz w:val="18"/>
         </w:rPr>
-        <w:t>max generations (200) reached</w:t>
-      </w:r>
-      <w:r>
-        <w:rPr>
-          <w:sz w:val="19"/>
-        </w:rPr>
-        <w:t xml:space="preserve">. The best fitness rose from 0.150 (best random plan) to </w:t>
-      </w:r>
-      <w:r>
-        <w:rPr>
-          <w:b/>
-          <w:sz w:val="19"/>
-        </w:rPr>
-        <w:t>0.381</w:t>
-      </w:r>
-      <w:r>
-        <w:rPr>
-          <w:sz w:val="19"/>
-        </w:rPr>
-        <w:t xml:space="preserve"> and the average from 0.016 to 0.335 (Fig. 1). Half of the gain came in the first 12 generations; afterwards the plan was refined slowly. Diversity fell below the threshold at generation 17; from then on the diversity control added immigrants in 108 of 200 generations and kept it near the threshold. These low-fitness newcomers cause the saw-tooth in the average curve, while elitism keeps the best curve monotone. 100 % of the final population was feasible.</w:t>
+        <w:t>Table 4: GA vs. random search (mean ± standard deviation over 5 seeds)</w:t>
       </w:r>
     </w:p>
     <w:tbl>
       <w:tblPr>
+        <w:tblStyle w:val="LightGrid-Accent1"/>
         <w:tblW w:type="auto" w:w="0"/>
-        <w:jc w:val="center"/>
         <w:tblLook w:firstColumn="1" w:firstRow="1" w:lastColumn="0" w:lastRow="0" w:noHBand="0" w:noVBand="1" w:val="04A0"/>
       </w:tblPr>
       <w:tblGrid>
-        <w:gridCol w:w="4989"/>
-        <w:gridCol w:w="4989"/>
+        <w:gridCol w:w="3324"/>
+        <w:gridCol w:w="3324"/>
+        <w:gridCol w:w="3324"/>
       </w:tblGrid>
       <w:tr>
-        <w:trPr>
-          <w:cantSplit/>
-        </w:trPr>
         <w:tc>
           <w:tcPr>
-            <w:tcW w:type="dxa" w:w="4989"/>
+            <w:tcW w:type="dxa" w:w="3324"/>
           </w:tcPr>
           <w:p>
-            <w:pPr>
-              <w:keepNext/>
-              <w:spacing w:after="0"/>
-              <w:jc w:val="center"/>
-            </w:pPr>
             <w:r>
-              <w:drawing>
-                <wp:inline xmlns:a="http://schemas.openxmlformats.org/drawingml/2006/main" xmlns:pic="http://schemas.openxmlformats.org/drawingml/2006/picture">
-                  <wp:extent cx="3096000" cy="1725811"/>
-                  <wp:docPr id="1" name="Picture 1"/>
-                  <wp:cNvGraphicFramePr>
-                    <a:graphicFrameLocks noChangeAspect="1"/>
-                  </wp:cNvGraphicFramePr>
-                  <a:graphic>
-                    <a:graphicData uri="http://schemas.openxmlformats.org/drawingml/2006/picture">
-                      <pic:pic>
-                        <pic:nvPicPr>
-                          <pic:cNvPr id="0" name="convergence.png"/>
-                          <pic:cNvPicPr/>
-                        </pic:nvPicPr>
-                        <pic:blipFill>
-                          <a:blip r:embed="rId9"/>
-                          <a:stretch>
-                            <a:fillRect/>
-                          </a:stretch>
-                        </pic:blipFill>
-                        <pic:spPr>
-                          <a:xfrm>
-                            <a:off x="0" y="0"/>
-                            <a:ext cx="3096000" cy="1725811"/>
-                          </a:xfrm>
-                          <a:prstGeom prst="rect"/>
-                        </pic:spPr>
-                      </pic:pic>
-                    </a:graphicData>
-                  </a:graphic>
-                </wp:inline>
-              </w:drawing>
+              <w:rPr>
+                <w:b/>
+                <w:sz w:val="18"/>
+              </w:rPr>
+              <w:t>Measure (best plan)</w:t>
             </w:r>
           </w:p>
         </w:tc>
         <w:tc>
           <w:tcPr>
-            <w:tcW w:type="dxa" w:w="4989"/>
+            <w:tcW w:type="dxa" w:w="3324"/>
           </w:tcPr>
           <w:p>
-            <w:pPr>
-              <w:keepNext/>
-              <w:spacing w:after="0"/>
-              <w:jc w:val="center"/>
-            </w:pPr>
             <w:r>
-              <w:drawing>
-                <wp:inline xmlns:a="http://schemas.openxmlformats.org/drawingml/2006/main" xmlns:pic="http://schemas.openxmlformats.org/drawingml/2006/picture">
-                  <wp:extent cx="2736000" cy="1871757"/>
-                  <wp:docPr id="2" name="Picture 2"/>
-                  <wp:cNvGraphicFramePr>
-                    <a:graphicFrameLocks noChangeAspect="1"/>
-                  </wp:cNvGraphicFramePr>
-                  <a:graphic>
-                    <a:graphicData uri="http://schemas.openxmlformats.org/drawingml/2006/picture">
-                      <pic:pic>
-                        <pic:nvPicPr>
-                          <pic:cNvPr id="0" name="diversity.png"/>
-                          <pic:cNvPicPr/>
-                        </pic:nvPicPr>
-                        <pic:blipFill>
-                          <a:blip r:embed="rId10"/>
-                          <a:stretch>
-                            <a:fillRect/>
-                          </a:stretch>
-                        </pic:blipFill>
-                        <pic:spPr>
-                          <a:xfrm>
-                            <a:off x="0" y="0"/>
-                            <a:ext cx="2736000" cy="1871757"/>
-                          </a:xfrm>
-                          <a:prstGeom prst="rect"/>
-                        </pic:spPr>
-                      </pic:pic>
-                    </a:graphicData>
-                  </a:graphic>
-                </wp:inline>
-              </w:drawing>
+              <w:rPr>
+                <w:b/>
+                <w:sz w:val="18"/>
+              </w:rPr>
+              <w:t>Genetic Algorithm</w:t>
+            </w:r>
+          </w:p>
+        </w:tc>
+        <w:tc>
+          <w:tcPr>
+            <w:tcW w:type="dxa" w:w="3324"/>
+          </w:tcPr>
+          <w:p>
+            <w:r>
+              <w:rPr>
+                <w:b/>
+                <w:sz w:val="18"/>
+              </w:rPr>
+              <w:t>Random search</w:t>
+            </w:r>
+          </w:p>
+        </w:tc>
+      </w:tr>
+      <w:tr>
+        <w:tc>
+          <w:tcPr>
+            <w:tcW w:type="dxa" w:w="3324"/>
+          </w:tcPr>
+          <w:p>
+            <w:r>
+              <w:rPr>
+                <w:b w:val="0"/>
+                <w:sz w:val="18"/>
+              </w:rPr>
+              <w:t>Fitness</w:t>
+            </w:r>
+          </w:p>
+        </w:tc>
+        <w:tc>
+          <w:tcPr>
+            <w:tcW w:type="dxa" w:w="3324"/>
+          </w:tcPr>
+          <w:p>
+            <w:r>
+              <w:rPr>
+                <w:b w:val="0"/>
+                <w:sz w:val="18"/>
+              </w:rPr>
+              <w:t>0.415 ± 0.050</w:t>
+            </w:r>
+          </w:p>
+        </w:tc>
+        <w:tc>
+          <w:tcPr>
+            <w:tcW w:type="dxa" w:w="3324"/>
+          </w:tcPr>
+          <w:p>
+            <w:r>
+              <w:rPr>
+                <w:b w:val="0"/>
+                <w:sz w:val="18"/>
+              </w:rPr>
+              <w:t>-0.756 ± 0.119</w:t>
+            </w:r>
+          </w:p>
+        </w:tc>
+      </w:tr>
+      <w:tr>
+        <w:tc>
+          <w:tcPr>
+            <w:tcW w:type="dxa" w:w="3324"/>
+          </w:tcPr>
+          <w:p>
+            <w:r>
+              <w:rPr>
+                <w:b w:val="0"/>
+                <w:sz w:val="18"/>
+              </w:rPr>
+              <w:t>Coverage</w:t>
+            </w:r>
+          </w:p>
+        </w:tc>
+        <w:tc>
+          <w:tcPr>
+            <w:tcW w:type="dxa" w:w="3324"/>
+          </w:tcPr>
+          <w:p>
+            <w:r>
+              <w:rPr>
+                <w:b w:val="0"/>
+                <w:sz w:val="18"/>
+              </w:rPr>
+              <w:t>0.888 ± 0.023</w:t>
+            </w:r>
+          </w:p>
+        </w:tc>
+        <w:tc>
+          <w:tcPr>
+            <w:tcW w:type="dxa" w:w="3324"/>
+          </w:tcPr>
+          <w:p>
+            <w:r>
+              <w:rPr>
+                <w:b w:val="0"/>
+                <w:sz w:val="18"/>
+              </w:rPr>
+              <w:t>0.665 ± 0.071</w:t>
+            </w:r>
+          </w:p>
+        </w:tc>
+      </w:tr>
+      <w:tr>
+        <w:tc>
+          <w:tcPr>
+            <w:tcW w:type="dxa" w:w="3324"/>
+          </w:tcPr>
+          <w:p>
+            <w:r>
+              <w:rPr>
+                <w:b w:val="0"/>
+                <w:sz w:val="18"/>
+              </w:rPr>
+              <w:t>Detection</w:t>
+            </w:r>
+          </w:p>
+        </w:tc>
+        <w:tc>
+          <w:tcPr>
+            <w:tcW w:type="dxa" w:w="3324"/>
+          </w:tcPr>
+          <w:p>
+            <w:r>
+              <w:rPr>
+                <w:b w:val="0"/>
+                <w:sz w:val="18"/>
+              </w:rPr>
+              <w:t>1.000 ± 0.000</w:t>
+            </w:r>
+          </w:p>
+        </w:tc>
+        <w:tc>
+          <w:tcPr>
+            <w:tcW w:type="dxa" w:w="3324"/>
+          </w:tcPr>
+          <w:p>
+            <w:r>
+              <w:rPr>
+                <w:b w:val="0"/>
+                <w:sz w:val="18"/>
+              </w:rPr>
+              <w:t>0.667 ± 0.140</w:t>
+            </w:r>
+          </w:p>
+        </w:tc>
+      </w:tr>
+      <w:tr>
+        <w:tc>
+          <w:tcPr>
+            <w:tcW w:type="dxa" w:w="3324"/>
+          </w:tcPr>
+          <w:p>
+            <w:r>
+              <w:rPr>
+                <w:b w:val="0"/>
+                <w:sz w:val="18"/>
+              </w:rPr>
+              <w:t>Energy</w:t>
+            </w:r>
+          </w:p>
+        </w:tc>
+        <w:tc>
+          <w:tcPr>
+            <w:tcW w:type="dxa" w:w="3324"/>
+          </w:tcPr>
+          <w:p>
+            <w:r>
+              <w:rPr>
+                <w:b w:val="0"/>
+                <w:sz w:val="18"/>
+              </w:rPr>
+              <w:t>0.492 ± 0.041</w:t>
+            </w:r>
+          </w:p>
+        </w:tc>
+        <w:tc>
+          <w:tcPr>
+            <w:tcW w:type="dxa" w:w="3324"/>
+          </w:tcPr>
+          <w:p>
+            <w:r>
+              <w:rPr>
+                <w:b w:val="0"/>
+                <w:sz w:val="18"/>
+              </w:rPr>
+              <w:t>0.503 ± 0.032</w:t>
+            </w:r>
+          </w:p>
+        </w:tc>
+      </w:tr>
+      <w:tr>
+        <w:tc>
+          <w:tcPr>
+            <w:tcW w:type="dxa" w:w="3324"/>
+          </w:tcPr>
+          <w:p>
+            <w:r>
+              <w:rPr>
+                <w:b w:val="0"/>
+                <w:sz w:val="18"/>
+              </w:rPr>
+              <w:t>Time</w:t>
+            </w:r>
+          </w:p>
+        </w:tc>
+        <w:tc>
+          <w:tcPr>
+            <w:tcW w:type="dxa" w:w="3324"/>
+          </w:tcPr>
+          <w:p>
+            <w:r>
+              <w:rPr>
+                <w:b w:val="0"/>
+                <w:sz w:val="18"/>
+              </w:rPr>
+              <w:t>0.401 ± 0.051</w:t>
+            </w:r>
+          </w:p>
+        </w:tc>
+        <w:tc>
+          <w:tcPr>
+            <w:tcW w:type="dxa" w:w="3324"/>
+          </w:tcPr>
+          <w:p>
+            <w:r>
+              <w:rPr>
+                <w:b w:val="0"/>
+                <w:sz w:val="18"/>
+              </w:rPr>
+              <w:t>0.509 ± 0.044</w:t>
+            </w:r>
+          </w:p>
+        </w:tc>
+      </w:tr>
+      <w:tr>
+        <w:tc>
+          <w:tcPr>
+            <w:tcW w:type="dxa" w:w="3324"/>
+          </w:tcPr>
+          <w:p>
+            <w:r>
+              <w:rPr>
+                <w:b w:val="0"/>
+                <w:sz w:val="18"/>
+              </w:rPr>
+              <w:t>Hazard</w:t>
+            </w:r>
+          </w:p>
+        </w:tc>
+        <w:tc>
+          <w:tcPr>
+            <w:tcW w:type="dxa" w:w="3324"/>
+          </w:tcPr>
+          <w:p>
+            <w:r>
+              <w:rPr>
+                <w:b w:val="0"/>
+                <w:sz w:val="18"/>
+              </w:rPr>
+              <w:t>0.059 ± 0.014</w:t>
+            </w:r>
+          </w:p>
+        </w:tc>
+        <w:tc>
+          <w:tcPr>
+            <w:tcW w:type="dxa" w:w="3324"/>
+          </w:tcPr>
+          <w:p>
+            <w:r>
+              <w:rPr>
+                <w:b w:val="0"/>
+                <w:sz w:val="18"/>
+              </w:rPr>
+              <w:t>0.072 ± 0.013</w:t>
+            </w:r>
+          </w:p>
+        </w:tc>
+      </w:tr>
+      <w:tr>
+        <w:tc>
+          <w:tcPr>
+            <w:tcW w:type="dxa" w:w="3324"/>
+          </w:tcPr>
+          <w:p>
+            <w:r>
+              <w:rPr>
+                <w:b w:val="0"/>
+                <w:sz w:val="18"/>
+              </w:rPr>
+              <w:t>Penalty</w:t>
+            </w:r>
+          </w:p>
+        </w:tc>
+        <w:tc>
+          <w:tcPr>
+            <w:tcW w:type="dxa" w:w="3324"/>
+          </w:tcPr>
+          <w:p>
+            <w:r>
+              <w:rPr>
+                <w:b w:val="0"/>
+                <w:sz w:val="18"/>
+              </w:rPr>
+              <w:t>0.011 ± 0.023</w:t>
+            </w:r>
+          </w:p>
+        </w:tc>
+        <w:tc>
+          <w:tcPr>
+            <w:tcW w:type="dxa" w:w="3324"/>
+          </w:tcPr>
+          <w:p>
+            <w:r>
+              <w:rPr>
+                <w:b w:val="0"/>
+                <w:sz w:val="18"/>
+              </w:rPr>
+              <w:t>0.509 ± 0.045</w:t>
             </w:r>
           </w:p>
         </w:tc>
       </w:tr>
     </w:tbl>
+    <w:p/>
     <w:p>
       <w:pPr>
-        <w:spacing w:after="80"/>
+        <w:jc w:val="center"/>
+      </w:pPr>
+      <w:r>
+        <w:drawing>
+          <wp:inline xmlns:a="http://schemas.openxmlformats.org/drawingml/2006/main" xmlns:pic="http://schemas.openxmlformats.org/drawingml/2006/picture">
+            <wp:extent cx="4140000" cy="2365714"/>
+            <wp:docPr id="5" name="Picture 5"/>
+            <wp:cNvGraphicFramePr>
+              <a:graphicFrameLocks noChangeAspect="1"/>
+            </wp:cNvGraphicFramePr>
+            <a:graphic>
+              <a:graphicData uri="http://schemas.openxmlformats.org/drawingml/2006/picture">
+                <pic:pic>
+                  <pic:nvPicPr>
+                    <pic:cNvPr id="0" name="ga_vs_random.png"/>
+                    <pic:cNvPicPr/>
+                  </pic:nvPicPr>
+                  <pic:blipFill>
+                    <a:blip r:embed="rId13"/>
+                    <a:stretch>
+                      <a:fillRect/>
+                    </a:stretch>
+                  </pic:blipFill>
+                  <pic:spPr>
+                    <a:xfrm>
+                      <a:off x="0" y="0"/>
+                      <a:ext cx="4140000" cy="2365714"/>
+                    </a:xfrm>
+                    <a:prstGeom prst="rect"/>
+                  </pic:spPr>
+                </pic:pic>
+              </a:graphicData>
+            </a:graphic>
+          </wp:inline>
+        </w:drawing>
+      </w:r>
+    </w:p>
+    <w:p>
+      <w:pPr>
         <w:jc w:val="center"/>
       </w:pPr>
       <w:r>
         <w:rPr>
-          <w:b/>
-          <w:sz w:val="17"/>
+          <w:i/>
+          <w:sz w:val="18"/>
         </w:rPr>
-        <w:t>Figure 1.</w:t>
-      </w:r>
-      <w:r>
-        <w:rPr>
-          <w:sz w:val="17"/>
-        </w:rPr>
-        <w:t xml:space="preserve"> Left: best and average (±1 std) fitness. Right: diversity with the immigrant threshold, and the annealed mutation step σ.</w:t>
+        <w:t>Figure 5: Best fitness found so far vs. number of evaluations</w:t>
       </w:r>
     </w:p>
     <w:p>
       <w:pPr>
-        <w:keepNext/>
-        <w:spacing w:after="20"/>
+        <w:jc w:val="center"/>
+      </w:pPr>
+      <w:r>
+        <w:drawing>
+          <wp:inline xmlns:a="http://schemas.openxmlformats.org/drawingml/2006/main" xmlns:pic="http://schemas.openxmlformats.org/drawingml/2006/picture">
+            <wp:extent cx="5400000" cy="2491126"/>
+            <wp:docPr id="6" name="Picture 6"/>
+            <wp:cNvGraphicFramePr>
+              <a:graphicFrameLocks noChangeAspect="1"/>
+            </wp:cNvGraphicFramePr>
+            <a:graphic>
+              <a:graphicData uri="http://schemas.openxmlformats.org/drawingml/2006/picture">
+                <pic:pic>
+                  <pic:nvPicPr>
+                    <pic:cNvPr id="0" name="ga_vs_random_maps.png"/>
+                    <pic:cNvPicPr/>
+                  </pic:nvPicPr>
+                  <pic:blipFill>
+                    <a:blip r:embed="rId14"/>
+                    <a:stretch>
+                      <a:fillRect/>
+                    </a:stretch>
+                  </pic:blipFill>
+                  <pic:spPr>
+                    <a:xfrm>
+                      <a:off x="0" y="0"/>
+                      <a:ext cx="5400000" cy="2491126"/>
+                    </a:xfrm>
+                    <a:prstGeom prst="rect"/>
+                  </pic:spPr>
+                </pic:pic>
+              </a:graphicData>
+            </a:graphic>
+          </wp:inline>
+        </w:drawing>
+      </w:r>
+    </w:p>
+    <w:p>
+      <w:pPr>
         <w:jc w:val="center"/>
       </w:pPr>
       <w:r>
         <w:rPr>
-          <w:b/>
-          <w:sz w:val="17"/>
+          <w:i/>
+          <w:sz w:val="18"/>
         </w:rPr>
-        <w:t>Table 4.</w:t>
+        <w:t>Figure 6: Best plan of the GA (left) and of random search (right), seed 1</w:t>
       </w:r>
-      <w:r>
-        <w:rPr>
-          <w:sz w:val="17"/>
-        </w:rPr>
-        <w:t xml:space="preserve"> Objectives of the best plan at the start and at the end of the main run.</w:t>
-      </w:r>
-    </w:p>
-    <w:tbl>
-      <w:tblPr>
-        <w:tblW w:type="auto" w:w="0"/>
-        <w:jc w:val="center"/>
-        <w:tblLayout w:type="fixed"/>
-        <w:tblLook w:firstColumn="1" w:firstRow="1" w:lastColumn="0" w:lastRow="0" w:noHBand="0" w:noVBand="1" w:val="04A0"/>
-      </w:tblPr>
-      <w:tblGrid>
-        <w:gridCol w:w="3628"/>
-        <w:gridCol w:w="1701"/>
-        <w:gridCol w:w="3175"/>
-      </w:tblGrid>
-      <w:tr>
-        <w:trPr>
-          <w:cantSplit/>
-        </w:trPr>
-        <w:tc>
-          <w:tcPr>
-            <w:tcW w:type="dxa" w:w="3628"/>
-            <w:tcBorders>
-              <w:top w:val="single" w:sz="6" w:color="404040"/>
-              <w:bottom w:val="single" w:sz="6" w:color="404040"/>
-            </w:tcBorders>
-          </w:tcPr>
-          <w:p>
-            <w:pPr>
-              <w:keepNext/>
-              <w:spacing w:after="0"/>
-              <w:jc w:val="left"/>
-            </w:pPr>
-            <w:r/>
-            <w:r>
-              <w:rPr>
-                <w:b/>
-                <w:sz w:val="17"/>
-              </w:rPr>
-              <w:t>Best plan</w:t>
-            </w:r>
-          </w:p>
-        </w:tc>
-        <w:tc>
-          <w:tcPr>
-            <w:tcW w:type="dxa" w:w="1701"/>
-            <w:tcBorders>
-              <w:top w:val="single" w:sz="6" w:color="404040"/>
-              <w:bottom w:val="single" w:sz="6" w:color="404040"/>
-            </w:tcBorders>
-          </w:tcPr>
-          <w:p>
-            <w:pPr>
-              <w:keepNext/>
-              <w:spacing w:after="0"/>
-              <w:jc w:val="center"/>
-            </w:pPr>
-            <w:r/>
-            <w:r>
-              <w:rPr>
-                <w:b/>
-                <w:sz w:val="17"/>
-              </w:rPr>
-              <w:t>Generation 0</w:t>
-            </w:r>
-          </w:p>
-        </w:tc>
-        <w:tc>
-          <w:tcPr>
-            <w:tcW w:type="dxa" w:w="3175"/>
-            <w:tcBorders>
-              <w:top w:val="single" w:sz="6" w:color="404040"/>
-              <w:bottom w:val="single" w:sz="6" w:color="404040"/>
-            </w:tcBorders>
-          </w:tcPr>
-          <w:p>
-            <w:pPr>
-              <w:keepNext/>
-              <w:spacing w:after="0"/>
-              <w:jc w:val="center"/>
-            </w:pPr>
-            <w:r/>
-            <w:r>
-              <w:rPr>
-                <w:b/>
-                <w:sz w:val="17"/>
-              </w:rPr>
-              <w:t>Generation 200</w:t>
-            </w:r>
-          </w:p>
-        </w:tc>
-      </w:tr>
-      <w:tr>
-        <w:trPr>
-          <w:cantSplit/>
-        </w:trPr>
-        <w:tc>
-          <w:tcPr>
-            <w:tcW w:type="dxa" w:w="3628"/>
-          </w:tcPr>
-          <w:p>
-            <w:pPr>
-              <w:keepNext/>
-              <w:spacing w:after="0"/>
-              <w:jc w:val="left"/>
-            </w:pPr>
-            <w:r/>
-            <w:r>
-              <w:rPr>
-                <w:sz w:val="17"/>
-              </w:rPr>
-              <w:t>Coverage / detection rate</w:t>
-            </w:r>
-          </w:p>
-        </w:tc>
-        <w:tc>
-          <w:tcPr>
-            <w:tcW w:type="dxa" w:w="1701"/>
-          </w:tcPr>
-          <w:p>
-            <w:pPr>
-              <w:keepNext/>
-              <w:spacing w:after="0"/>
-              <w:jc w:val="center"/>
-            </w:pPr>
-            <w:r/>
-            <w:r>
-              <w:rPr>
-                <w:sz w:val="17"/>
-              </w:rPr>
-              <w:t>0.550 / 0.393</w:t>
-            </w:r>
-          </w:p>
-        </w:tc>
-        <w:tc>
-          <w:tcPr>
-            <w:tcW w:type="dxa" w:w="3175"/>
-          </w:tcPr>
-          <w:p>
-            <w:pPr>
-              <w:keepNext/>
-              <w:spacing w:after="0"/>
-              <w:jc w:val="center"/>
-            </w:pPr>
-            <w:r/>
-            <w:r>
-              <w:rPr>
-                <w:sz w:val="17"/>
-              </w:rPr>
-              <w:t>0.832 / 0.869</w:t>
-            </w:r>
-          </w:p>
-        </w:tc>
-      </w:tr>
-      <w:tr>
-        <w:trPr>
-          <w:cantSplit/>
-        </w:trPr>
-        <w:tc>
-          <w:tcPr>
-            <w:tcW w:type="dxa" w:w="3628"/>
-          </w:tcPr>
-          <w:p>
-            <w:pPr>
-              <w:keepNext/>
-              <w:spacing w:after="0"/>
-              <w:jc w:val="left"/>
-            </w:pPr>
-            <w:r/>
-            <w:r>
-              <w:rPr>
-                <w:sz w:val="17"/>
-              </w:rPr>
-              <w:t>Targets detected · high-priority cells covered</w:t>
-            </w:r>
-          </w:p>
-        </w:tc>
-        <w:tc>
-          <w:tcPr>
-            <w:tcW w:type="dxa" w:w="1701"/>
-          </w:tcPr>
-          <w:p>
-            <w:pPr>
-              <w:keepNext/>
-              <w:spacing w:after="0"/>
-              <w:jc w:val="center"/>
-            </w:pPr>
-            <w:r/>
-            <w:r>
-              <w:rPr>
-                <w:sz w:val="17"/>
-              </w:rPr>
-              <w:t>–</w:t>
-            </w:r>
-          </w:p>
-        </w:tc>
-        <w:tc>
-          <w:tcPr>
-            <w:tcW w:type="dxa" w:w="3175"/>
-          </w:tcPr>
-          <w:p>
-            <w:pPr>
-              <w:keepNext/>
-              <w:spacing w:after="0"/>
-              <w:jc w:val="center"/>
-            </w:pPr>
-            <w:r/>
-            <w:r>
-              <w:rPr>
-                <w:sz w:val="17"/>
-              </w:rPr>
-              <w:t>28 / 30 · 100 %</w:t>
-            </w:r>
-          </w:p>
-        </w:tc>
-      </w:tr>
-      <w:tr>
-        <w:trPr>
-          <w:cantSplit/>
-        </w:trPr>
-        <w:tc>
-          <w:tcPr>
-            <w:tcW w:type="dxa" w:w="3628"/>
-          </w:tcPr>
-          <w:p>
-            <w:pPr>
-              <w:keepNext/>
-              <w:spacing w:after="0"/>
-              <w:jc w:val="left"/>
-            </w:pPr>
-            <w:r/>
-            <w:r>
-              <w:rPr>
-                <w:sz w:val="17"/>
-              </w:rPr>
-              <w:t>Energy share (kJ) / time share (makespan)</w:t>
-            </w:r>
-          </w:p>
-        </w:tc>
-        <w:tc>
-          <w:tcPr>
-            <w:tcW w:type="dxa" w:w="1701"/>
-          </w:tcPr>
-          <w:p>
-            <w:pPr>
-              <w:keepNext/>
-              <w:spacing w:after="0"/>
-              <w:jc w:val="center"/>
-            </w:pPr>
-            <w:r/>
-            <w:r>
-              <w:rPr>
-                <w:sz w:val="17"/>
-              </w:rPr>
-              <w:t>0.633 / 0.246</w:t>
-            </w:r>
-          </w:p>
-        </w:tc>
-        <w:tc>
-          <w:tcPr>
-            <w:tcW w:type="dxa" w:w="3175"/>
-          </w:tcPr>
-          <w:p>
-            <w:pPr>
-              <w:keepNext/>
-              <w:spacing w:after="0"/>
-              <w:jc w:val="center"/>
-            </w:pPr>
-            <w:r/>
-            <w:r>
-              <w:rPr>
-                <w:sz w:val="17"/>
-              </w:rPr>
-              <w:t>0.575 (138 kJ) / 0.196 (196 s)</w:t>
-            </w:r>
-          </w:p>
-        </w:tc>
-      </w:tr>
-      <w:tr>
-        <w:trPr>
-          <w:cantSplit/>
-        </w:trPr>
-        <w:tc>
-          <w:tcPr>
-            <w:tcW w:type="dxa" w:w="3628"/>
-            <w:tcBorders>
-              <w:bottom w:val="single" w:sz="6" w:color="404040"/>
-            </w:tcBorders>
-          </w:tcPr>
-          <w:p>
-            <w:pPr>
-              <w:spacing w:after="0"/>
-              <w:jc w:val="left"/>
-            </w:pPr>
-            <w:r/>
-            <w:r>
-              <w:rPr>
-                <w:sz w:val="17"/>
-              </w:rPr>
-              <w:t>Hazard exposure / constraint violation</w:t>
-            </w:r>
-          </w:p>
-        </w:tc>
-        <w:tc>
-          <w:tcPr>
-            <w:tcW w:type="dxa" w:w="1701"/>
-            <w:tcBorders>
-              <w:bottom w:val="single" w:sz="6" w:color="404040"/>
-            </w:tcBorders>
-          </w:tcPr>
-          <w:p>
-            <w:pPr>
-              <w:spacing w:after="0"/>
-              <w:jc w:val="center"/>
-            </w:pPr>
-            <w:r/>
-            <w:r>
-              <w:rPr>
-                <w:sz w:val="17"/>
-              </w:rPr>
-              <w:t>0.142 / 0.000</w:t>
-            </w:r>
-          </w:p>
-        </w:tc>
-        <w:tc>
-          <w:tcPr>
-            <w:tcW w:type="dxa" w:w="3175"/>
-            <w:tcBorders>
-              <w:bottom w:val="single" w:sz="6" w:color="404040"/>
-            </w:tcBorders>
-          </w:tcPr>
-          <w:p>
-            <w:pPr>
-              <w:spacing w:after="0"/>
-              <w:jc w:val="center"/>
-            </w:pPr>
-            <w:r/>
-            <w:r>
-              <w:rPr>
-                <w:sz w:val="17"/>
-              </w:rPr>
-              <w:t>0.143 / 0.000</w:t>
-            </w:r>
-          </w:p>
-        </w:tc>
-      </w:tr>
-    </w:tbl>
-    <w:p>
-      <w:pPr>
-        <w:spacing w:after="40" w:line="144" w:lineRule="auto"/>
-      </w:pPr>
     </w:p>
     <w:p>
       <w:pPr>
-        <w:spacing w:after="60"/>
         <w:jc w:val="both"/>
       </w:pPr>
       <w:r>
-        <w:rPr>
-          <w:sz w:val="19"/>
-        </w:rPr>
-        <w:t>The GA improved coverage, detection, energy and time together, while hazard exposure stayed almost unchanged (0.142 → 0.143): two radiation pockets lie on disaster zones, so full priority coverage requires entering them, and with these weights the GA prefers to survey them but crosses them fast. In Fig. 2, generation 0 shows long random zig-zags across the map; by generation 50 the drones concentrate on the disaster zones; at the end each drone sweeps its own area with many short legs, the sensor is off on some transit legs (dashed) and every route bends around the no-fly zones. The coverage heatmaps (Fig. 3) show that the whole population, not only the best plan, shifts its coverage from a uniform spread to the high-priority zones.</w:t>
-      </w:r>
-    </w:p>
-    <w:tbl>
-      <w:tblPr>
-        <w:tblW w:type="auto" w:w="0"/>
-        <w:jc w:val="center"/>
-        <w:tblLook w:firstColumn="1" w:firstRow="1" w:lastColumn="0" w:lastRow="0" w:noHBand="0" w:noVBand="1" w:val="04A0"/>
-      </w:tblPr>
-      <w:tblGrid>
-        <w:gridCol w:w="9978"/>
-      </w:tblGrid>
-      <w:tr>
-        <w:trPr>
-          <w:cantSplit/>
-        </w:trPr>
-        <w:tc>
-          <w:tcPr>
-            <w:tcW w:type="dxa" w:w="9978"/>
-          </w:tcPr>
-          <w:p>
-            <w:pPr>
-              <w:keepNext/>
-              <w:spacing w:after="0"/>
-              <w:jc w:val="center"/>
-            </w:pPr>
-            <w:r>
-              <w:drawing>
-                <wp:inline xmlns:a="http://schemas.openxmlformats.org/drawingml/2006/main" xmlns:pic="http://schemas.openxmlformats.org/drawingml/2006/picture">
-                  <wp:extent cx="3528000" cy="3833909"/>
-                  <wp:docPr id="3" name="Picture 3"/>
-                  <wp:cNvGraphicFramePr>
-                    <a:graphicFrameLocks noChangeAspect="1"/>
-                  </wp:cNvGraphicFramePr>
-                  <a:graphic>
-                    <a:graphicData uri="http://schemas.openxmlformats.org/drawingml/2006/picture">
-                      <pic:pic>
-                        <pic:nvPicPr>
-                          <pic:cNvPr id="0" name="paths_generations.png"/>
-                          <pic:cNvPicPr/>
-                        </pic:nvPicPr>
-                        <pic:blipFill>
-                          <a:blip r:embed="rId11"/>
-                          <a:stretch>
-                            <a:fillRect/>
-                          </a:stretch>
-                        </pic:blipFill>
-                        <pic:spPr>
-                          <a:xfrm>
-                            <a:off x="0" y="0"/>
-                            <a:ext cx="3528000" cy="3833909"/>
-                          </a:xfrm>
-                          <a:prstGeom prst="rect"/>
-                        </pic:spPr>
-                      </pic:pic>
-                    </a:graphicData>
-                  </a:graphic>
-                </wp:inline>
-              </w:drawing>
-            </w:r>
-          </w:p>
-        </w:tc>
-      </w:tr>
-    </w:tbl>
-    <w:p>
-      <w:pPr>
-        <w:spacing w:after="80"/>
-        <w:jc w:val="center"/>
-      </w:pPr>
-      <w:r>
-        <w:rPr>
-          <w:b/>
-          <w:sz w:val="17"/>
-        </w:rPr>
-        <w:t>Figure 2.</w:t>
-      </w:r>
-      <w:r>
-        <w:rPr>
-          <w:sz w:val="17"/>
-        </w:rPr>
-        <w:t xml:space="preserve"> Best plan at generations 0, 50, 100, 200. Solid = sensor on, dashed = sensor off; grey hatched = no-fly zones; orange = hazard; dashed circles = disaster zones.</w:t>
-      </w:r>
-    </w:p>
-    <w:tbl>
-      <w:tblPr>
-        <w:tblW w:type="auto" w:w="0"/>
-        <w:jc w:val="center"/>
-        <w:tblLook w:firstColumn="1" w:firstRow="1" w:lastColumn="0" w:lastRow="0" w:noHBand="0" w:noVBand="1" w:val="04A0"/>
-      </w:tblPr>
-      <w:tblGrid>
-        <w:gridCol w:w="9978"/>
-      </w:tblGrid>
-      <w:tr>
-        <w:trPr>
-          <w:cantSplit/>
-        </w:trPr>
-        <w:tc>
-          <w:tcPr>
-            <w:tcW w:type="dxa" w:w="9978"/>
-          </w:tcPr>
-          <w:p>
-            <w:pPr>
-              <w:keepNext/>
-              <w:spacing w:after="0"/>
-              <w:jc w:val="center"/>
-            </w:pPr>
-            <w:r>
-              <w:drawing>
-                <wp:inline xmlns:a="http://schemas.openxmlformats.org/drawingml/2006/main" xmlns:pic="http://schemas.openxmlformats.org/drawingml/2006/picture">
-                  <wp:extent cx="5220000" cy="3204578"/>
-                  <wp:docPr id="4" name="Picture 4"/>
-                  <wp:cNvGraphicFramePr>
-                    <a:graphicFrameLocks noChangeAspect="1"/>
-                  </wp:cNvGraphicFramePr>
-                  <a:graphic>
-                    <a:graphicData uri="http://schemas.openxmlformats.org/drawingml/2006/picture">
-                      <pic:pic>
-                        <pic:nvPicPr>
-                          <pic:cNvPr id="0" name="coverage_heatmaps.png"/>
-                          <pic:cNvPicPr/>
-                        </pic:nvPicPr>
-                        <pic:blipFill>
-                          <a:blip r:embed="rId12"/>
-                          <a:stretch>
-                            <a:fillRect/>
-                          </a:stretch>
-                        </pic:blipFill>
-                        <pic:spPr>
-                          <a:xfrm>
-                            <a:off x="0" y="0"/>
-                            <a:ext cx="5220000" cy="3204578"/>
-                          </a:xfrm>
-                          <a:prstGeom prst="rect"/>
-                        </pic:spPr>
-                      </pic:pic>
-                    </a:graphicData>
-                  </a:graphic>
-                </wp:inline>
-              </w:drawing>
-            </w:r>
-          </w:p>
-        </w:tc>
-      </w:tr>
-    </w:tbl>
-    <w:p>
-      <w:pPr>
-        <w:spacing w:after="80"/>
-        <w:jc w:val="center"/>
-      </w:pPr>
-      <w:r>
-        <w:rPr>
-          <w:b/>
-          <w:sz w:val="17"/>
-        </w:rPr>
-        <w:t>Figure 3.</w:t>
-      </w:r>
-      <w:r>
-        <w:rPr>
-          <w:sz w:val="17"/>
-        </w:rPr>
-        <w:t xml:space="preserve"> Top: cells covered by the best plan (colour = priority). Bottom: share of the population covering each cell.</w:t>
+        <w:t>The GA is much better than random search. Random search never found a plan that avoids all no-fly zones, so it always has a penalty; 4 of the 5 GA runs broke no rule at all. What makes the GA solution special: (1) structured paths: each drone flies to its own area and the routes go around the no-fly zones instead of random zig-zags; (2) sensor scheduling: the strong sensor is used over the priority zones, a weaker one on the way there; (3) priority focus: higher coverage and all targets found; (4) shorter mission time and slightly less hazard. Random search only finds such a plan by luck, while the GA builds it step by step from good parts of earlier plans.</w:t>
       </w:r>
     </w:p>
     <w:p>
@@ -3276,3660 +1762,20 @@
         <w:pStyle w:val="Heading1"/>
       </w:pPr>
       <w:r>
-        <w:rPr>
-          <w:rFonts w:ascii="Calibri" w:hAnsi="Calibri"/>
-        </w:rPr>
-        <w:t>7. Hyper-parameter Sensitivity Analysis</w:t>
+        <w:t>8. Conclusion and Limitations</w:t>
       </w:r>
     </w:p>
     <w:p>
       <w:pPr>
-        <w:spacing w:after="60"/>
         <w:jc w:val="both"/>
       </w:pPr>
       <w:r>
-        <w:rPr>
-          <w:sz w:val="19"/>
-        </w:rPr>
-        <w:t>Each setting ran 3 seeds × 100 generations (population 100 unless swept). Table 5 gives the final best fitness (mean ± std), the generation at which 99 % of the run's improvement was reached, the final diversity, evaluations and runtime; Fig. 4 shows the mean curves.</w:t>
-      </w:r>
-    </w:p>
-    <w:p>
-      <w:pPr>
-        <w:keepNext/>
-        <w:spacing w:after="20"/>
-        <w:jc w:val="center"/>
-      </w:pPr>
-      <w:r>
-        <w:rPr>
-          <w:b/>
-          <w:sz w:val="17"/>
-        </w:rPr>
-        <w:t>Table 5.</w:t>
-      </w:r>
-      <w:r>
-        <w:rPr>
-          <w:sz w:val="17"/>
-        </w:rPr>
-        <w:t xml:space="preserve"> Sensitivity to population size N, mutation rate p_m and selection pressure (k, method).</w:t>
-      </w:r>
-    </w:p>
-    <w:tbl>
-      <w:tblPr>
-        <w:tblW w:type="auto" w:w="0"/>
-        <w:jc w:val="center"/>
-        <w:tblLayout w:type="fixed"/>
-        <w:tblLook w:firstColumn="1" w:firstRow="1" w:lastColumn="0" w:lastRow="0" w:noHBand="0" w:noVBand="1" w:val="04A0"/>
-      </w:tblPr>
-      <w:tblGrid>
-        <w:gridCol w:w="2381"/>
-        <w:gridCol w:w="1644"/>
-        <w:gridCol w:w="1134"/>
-        <w:gridCol w:w="1304"/>
-        <w:gridCol w:w="1191"/>
-        <w:gridCol w:w="1134"/>
-      </w:tblGrid>
-      <w:tr>
-        <w:trPr>
-          <w:cantSplit/>
-        </w:trPr>
-        <w:tc>
-          <w:tcPr>
-            <w:tcW w:type="dxa" w:w="2381"/>
-            <w:tcBorders>
-              <w:top w:val="single" w:sz="6" w:color="404040"/>
-              <w:bottom w:val="single" w:sz="6" w:color="404040"/>
-            </w:tcBorders>
-          </w:tcPr>
-          <w:p>
-            <w:pPr>
-              <w:keepNext/>
-              <w:spacing w:after="0"/>
-              <w:jc w:val="left"/>
-            </w:pPr>
-            <w:r/>
-            <w:r>
-              <w:rPr>
-                <w:b/>
-                <w:sz w:val="16"/>
-              </w:rPr>
-              <w:t>Setting</w:t>
-            </w:r>
-          </w:p>
-        </w:tc>
-        <w:tc>
-          <w:tcPr>
-            <w:tcW w:type="dxa" w:w="1644"/>
-            <w:tcBorders>
-              <w:top w:val="single" w:sz="6" w:color="404040"/>
-              <w:bottom w:val="single" w:sz="6" w:color="404040"/>
-            </w:tcBorders>
-          </w:tcPr>
-          <w:p>
-            <w:pPr>
-              <w:keepNext/>
-              <w:spacing w:after="0"/>
-              <w:jc w:val="center"/>
-            </w:pPr>
-            <w:r/>
-            <w:r>
-              <w:rPr>
-                <w:b/>
-                <w:sz w:val="16"/>
-              </w:rPr>
-              <w:t>Final best F</w:t>
-            </w:r>
-          </w:p>
-        </w:tc>
-        <w:tc>
-          <w:tcPr>
-            <w:tcW w:type="dxa" w:w="1134"/>
-            <w:tcBorders>
-              <w:top w:val="single" w:sz="6" w:color="404040"/>
-              <w:bottom w:val="single" w:sz="6" w:color="404040"/>
-            </w:tcBorders>
-          </w:tcPr>
-          <w:p>
-            <w:pPr>
-              <w:keepNext/>
-              <w:spacing w:after="0"/>
-              <w:jc w:val="center"/>
-            </w:pPr>
-            <w:r/>
-            <w:r>
-              <w:rPr>
-                <w:b/>
-                <w:sz w:val="16"/>
-              </w:rPr>
-              <w:t>Gen. to 99 %</w:t>
-            </w:r>
-          </w:p>
-        </w:tc>
-        <w:tc>
-          <w:tcPr>
-            <w:tcW w:type="dxa" w:w="1304"/>
-            <w:tcBorders>
-              <w:top w:val="single" w:sz="6" w:color="404040"/>
-              <w:bottom w:val="single" w:sz="6" w:color="404040"/>
-            </w:tcBorders>
-          </w:tcPr>
-          <w:p>
-            <w:pPr>
-              <w:keepNext/>
-              <w:spacing w:after="0"/>
-              <w:jc w:val="center"/>
-            </w:pPr>
-            <w:r/>
-            <w:r>
-              <w:rPr>
-                <w:b/>
-                <w:sz w:val="16"/>
-              </w:rPr>
-              <w:t>Final diversity</w:t>
-            </w:r>
-          </w:p>
-        </w:tc>
-        <w:tc>
-          <w:tcPr>
-            <w:tcW w:type="dxa" w:w="1191"/>
-            <w:tcBorders>
-              <w:top w:val="single" w:sz="6" w:color="404040"/>
-              <w:bottom w:val="single" w:sz="6" w:color="404040"/>
-            </w:tcBorders>
-          </w:tcPr>
-          <w:p>
-            <w:pPr>
-              <w:keepNext/>
-              <w:spacing w:after="0"/>
-              <w:jc w:val="center"/>
-            </w:pPr>
-            <w:r/>
-            <w:r>
-              <w:rPr>
-                <w:b/>
-                <w:sz w:val="16"/>
-              </w:rPr>
-              <w:t>Evaluations</w:t>
-            </w:r>
-          </w:p>
-        </w:tc>
-        <w:tc>
-          <w:tcPr>
-            <w:tcW w:type="dxa" w:w="1134"/>
-            <w:tcBorders>
-              <w:top w:val="single" w:sz="6" w:color="404040"/>
-              <w:bottom w:val="single" w:sz="6" w:color="404040"/>
-            </w:tcBorders>
-          </w:tcPr>
-          <w:p>
-            <w:pPr>
-              <w:keepNext/>
-              <w:spacing w:after="0"/>
-              <w:jc w:val="center"/>
-            </w:pPr>
-            <w:r/>
-            <w:r>
-              <w:rPr>
-                <w:b/>
-                <w:sz w:val="16"/>
-              </w:rPr>
-              <w:t>Runtime (s)</w:t>
-            </w:r>
-          </w:p>
-        </w:tc>
-      </w:tr>
-      <w:tr>
-        <w:trPr>
-          <w:cantSplit/>
-        </w:trPr>
-        <w:tc>
-          <w:tcPr>
-            <w:tcW w:type="dxa" w:w="2381"/>
-          </w:tcPr>
-          <w:p>
-            <w:pPr>
-              <w:keepNext/>
-              <w:spacing w:after="0"/>
-              <w:jc w:val="left"/>
-            </w:pPr>
-            <w:r/>
-            <w:r>
-              <w:rPr>
-                <w:sz w:val="16"/>
-              </w:rPr>
-              <w:t>N = 20</w:t>
-            </w:r>
-          </w:p>
-        </w:tc>
-        <w:tc>
-          <w:tcPr>
-            <w:tcW w:type="dxa" w:w="1644"/>
-          </w:tcPr>
-          <w:p>
-            <w:pPr>
-              <w:keepNext/>
-              <w:spacing w:after="0"/>
-              <w:jc w:val="center"/>
-            </w:pPr>
-            <w:r/>
-            <w:r>
-              <w:rPr>
-                <w:sz w:val="16"/>
-              </w:rPr>
-              <w:t>0.280 ± 0.009</w:t>
-            </w:r>
-          </w:p>
-        </w:tc>
-        <w:tc>
-          <w:tcPr>
-            <w:tcW w:type="dxa" w:w="1134"/>
-          </w:tcPr>
-          <w:p>
-            <w:pPr>
-              <w:keepNext/>
-              <w:spacing w:after="0"/>
-              <w:jc w:val="center"/>
-            </w:pPr>
-            <w:r/>
-            <w:r>
-              <w:rPr>
-                <w:sz w:val="16"/>
-              </w:rPr>
-              <w:t>85</w:t>
-            </w:r>
-          </w:p>
-        </w:tc>
-        <w:tc>
-          <w:tcPr>
-            <w:tcW w:type="dxa" w:w="1304"/>
-          </w:tcPr>
-          <w:p>
-            <w:pPr>
-              <w:keepNext/>
-              <w:spacing w:after="0"/>
-              <w:jc w:val="center"/>
-            </w:pPr>
-            <w:r/>
-            <w:r>
-              <w:rPr>
-                <w:sz w:val="16"/>
-              </w:rPr>
-              <w:t>1.72</w:t>
-            </w:r>
-          </w:p>
-        </w:tc>
-        <w:tc>
-          <w:tcPr>
-            <w:tcW w:type="dxa" w:w="1191"/>
-          </w:tcPr>
-          <w:p>
-            <w:pPr>
-              <w:keepNext/>
-              <w:spacing w:after="0"/>
-              <w:jc w:val="center"/>
-            </w:pPr>
-            <w:r/>
-            <w:r>
-              <w:rPr>
-                <w:sz w:val="16"/>
-              </w:rPr>
-              <w:t>2,020</w:t>
-            </w:r>
-          </w:p>
-        </w:tc>
-        <w:tc>
-          <w:tcPr>
-            <w:tcW w:type="dxa" w:w="1134"/>
-          </w:tcPr>
-          <w:p>
-            <w:pPr>
-              <w:keepNext/>
-              <w:spacing w:after="0"/>
-              <w:jc w:val="center"/>
-            </w:pPr>
-            <w:r/>
-            <w:r>
-              <w:rPr>
-                <w:sz w:val="16"/>
-              </w:rPr>
-              <w:t>16</w:t>
-            </w:r>
-          </w:p>
-        </w:tc>
-      </w:tr>
-      <w:tr>
-        <w:trPr>
-          <w:cantSplit/>
-        </w:trPr>
-        <w:tc>
-          <w:tcPr>
-            <w:tcW w:type="dxa" w:w="2381"/>
-          </w:tcPr>
-          <w:p>
-            <w:pPr>
-              <w:keepNext/>
-              <w:spacing w:after="0"/>
-              <w:jc w:val="left"/>
-            </w:pPr>
-            <w:r/>
-            <w:r>
-              <w:rPr>
-                <w:sz w:val="16"/>
-              </w:rPr>
-              <w:t>N = 50</w:t>
-            </w:r>
-          </w:p>
-        </w:tc>
-        <w:tc>
-          <w:tcPr>
-            <w:tcW w:type="dxa" w:w="1644"/>
-          </w:tcPr>
-          <w:p>
-            <w:pPr>
-              <w:keepNext/>
-              <w:spacing w:after="0"/>
-              <w:jc w:val="center"/>
-            </w:pPr>
-            <w:r/>
-            <w:r>
-              <w:rPr>
-                <w:sz w:val="16"/>
-              </w:rPr>
-              <w:t>0.293 ± 0.008</w:t>
-            </w:r>
-          </w:p>
-        </w:tc>
-        <w:tc>
-          <w:tcPr>
-            <w:tcW w:type="dxa" w:w="1134"/>
-          </w:tcPr>
-          <w:p>
-            <w:pPr>
-              <w:keepNext/>
-              <w:spacing w:after="0"/>
-              <w:jc w:val="center"/>
-            </w:pPr>
-            <w:r/>
-            <w:r>
-              <w:rPr>
-                <w:sz w:val="16"/>
-              </w:rPr>
-              <w:t>79</w:t>
-            </w:r>
-          </w:p>
-        </w:tc>
-        <w:tc>
-          <w:tcPr>
-            <w:tcW w:type="dxa" w:w="1304"/>
-          </w:tcPr>
-          <w:p>
-            <w:pPr>
-              <w:keepNext/>
-              <w:spacing w:after="0"/>
-              <w:jc w:val="center"/>
-            </w:pPr>
-            <w:r/>
-            <w:r>
-              <w:rPr>
-                <w:sz w:val="16"/>
-              </w:rPr>
-              <w:t>1.58</w:t>
-            </w:r>
-          </w:p>
-        </w:tc>
-        <w:tc>
-          <w:tcPr>
-            <w:tcW w:type="dxa" w:w="1191"/>
-          </w:tcPr>
-          <w:p>
-            <w:pPr>
-              <w:keepNext/>
-              <w:spacing w:after="0"/>
-              <w:jc w:val="center"/>
-            </w:pPr>
-            <w:r/>
-            <w:r>
-              <w:rPr>
-                <w:sz w:val="16"/>
-              </w:rPr>
-              <w:t>4,850</w:t>
-            </w:r>
-          </w:p>
-        </w:tc>
-        <w:tc>
-          <w:tcPr>
-            <w:tcW w:type="dxa" w:w="1134"/>
-          </w:tcPr>
-          <w:p>
-            <w:pPr>
-              <w:keepNext/>
-              <w:spacing w:after="0"/>
-              <w:jc w:val="center"/>
-            </w:pPr>
-            <w:r/>
-            <w:r>
-              <w:rPr>
-                <w:sz w:val="16"/>
-              </w:rPr>
-              <w:t>43</w:t>
-            </w:r>
-          </w:p>
-        </w:tc>
-      </w:tr>
-      <w:tr>
-        <w:trPr>
-          <w:cantSplit/>
-        </w:trPr>
-        <w:tc>
-          <w:tcPr>
-            <w:tcW w:type="dxa" w:w="2381"/>
-          </w:tcPr>
-          <w:p>
-            <w:pPr>
-              <w:keepNext/>
-              <w:spacing w:after="0"/>
-              <w:jc w:val="left"/>
-            </w:pPr>
-            <w:r/>
-            <w:r>
-              <w:rPr>
-                <w:sz w:val="16"/>
-              </w:rPr>
-              <w:t>N = 100</w:t>
-            </w:r>
-          </w:p>
-        </w:tc>
-        <w:tc>
-          <w:tcPr>
-            <w:tcW w:type="dxa" w:w="1644"/>
-          </w:tcPr>
-          <w:p>
-            <w:pPr>
-              <w:keepNext/>
-              <w:spacing w:after="0"/>
-              <w:jc w:val="center"/>
-            </w:pPr>
-            <w:r/>
-            <w:r>
-              <w:rPr>
-                <w:sz w:val="16"/>
-              </w:rPr>
-              <w:t>0.294 ± 0.005</w:t>
-            </w:r>
-          </w:p>
-        </w:tc>
-        <w:tc>
-          <w:tcPr>
-            <w:tcW w:type="dxa" w:w="1134"/>
-          </w:tcPr>
-          <w:p>
-            <w:pPr>
-              <w:keepNext/>
-              <w:spacing w:after="0"/>
-              <w:jc w:val="center"/>
-            </w:pPr>
-            <w:r/>
-            <w:r>
-              <w:rPr>
-                <w:sz w:val="16"/>
-              </w:rPr>
-              <w:t>86</w:t>
-            </w:r>
-          </w:p>
-        </w:tc>
-        <w:tc>
-          <w:tcPr>
-            <w:tcW w:type="dxa" w:w="1304"/>
-          </w:tcPr>
-          <w:p>
-            <w:pPr>
-              <w:keepNext/>
-              <w:spacing w:after="0"/>
-              <w:jc w:val="center"/>
-            </w:pPr>
-            <w:r/>
-            <w:r>
-              <w:rPr>
-                <w:sz w:val="16"/>
-              </w:rPr>
-              <w:t>1.62</w:t>
-            </w:r>
-          </w:p>
-        </w:tc>
-        <w:tc>
-          <w:tcPr>
-            <w:tcW w:type="dxa" w:w="1191"/>
-          </w:tcPr>
-          <w:p>
-            <w:pPr>
-              <w:keepNext/>
-              <w:spacing w:after="0"/>
-              <w:jc w:val="center"/>
-            </w:pPr>
-            <w:r/>
-            <w:r>
-              <w:rPr>
-                <w:sz w:val="16"/>
-              </w:rPr>
-              <w:t>9,700</w:t>
-            </w:r>
-          </w:p>
-        </w:tc>
-        <w:tc>
-          <w:tcPr>
-            <w:tcW w:type="dxa" w:w="1134"/>
-          </w:tcPr>
-          <w:p>
-            <w:pPr>
-              <w:keepNext/>
-              <w:spacing w:after="0"/>
-              <w:jc w:val="center"/>
-            </w:pPr>
-            <w:r/>
-            <w:r>
-              <w:rPr>
-                <w:sz w:val="16"/>
-              </w:rPr>
-              <w:t>85</w:t>
-            </w:r>
-          </w:p>
-        </w:tc>
-      </w:tr>
-      <w:tr>
-        <w:trPr>
-          <w:cantSplit/>
-        </w:trPr>
-        <w:tc>
-          <w:tcPr>
-            <w:tcW w:type="dxa" w:w="2381"/>
-          </w:tcPr>
-          <w:p>
-            <w:pPr>
-              <w:keepNext/>
-              <w:spacing w:after="0"/>
-              <w:jc w:val="left"/>
-            </w:pPr>
-            <w:r/>
-            <w:r>
-              <w:rPr>
-                <w:sz w:val="16"/>
-              </w:rPr>
-              <w:t>N = 200</w:t>
-            </w:r>
-          </w:p>
-        </w:tc>
-        <w:tc>
-          <w:tcPr>
-            <w:tcW w:type="dxa" w:w="1644"/>
-          </w:tcPr>
-          <w:p>
-            <w:pPr>
-              <w:keepNext/>
-              <w:spacing w:after="0"/>
-              <w:jc w:val="center"/>
-            </w:pPr>
-            <w:r/>
-            <w:r>
-              <w:rPr>
-                <w:sz w:val="16"/>
-              </w:rPr>
-              <w:t>0.320 ± 0.011</w:t>
-            </w:r>
-          </w:p>
-        </w:tc>
-        <w:tc>
-          <w:tcPr>
-            <w:tcW w:type="dxa" w:w="1134"/>
-          </w:tcPr>
-          <w:p>
-            <w:pPr>
-              <w:keepNext/>
-              <w:spacing w:after="0"/>
-              <w:jc w:val="center"/>
-            </w:pPr>
-            <w:r/>
-            <w:r>
-              <w:rPr>
-                <w:sz w:val="16"/>
-              </w:rPr>
-              <w:t>99</w:t>
-            </w:r>
-          </w:p>
-        </w:tc>
-        <w:tc>
-          <w:tcPr>
-            <w:tcW w:type="dxa" w:w="1304"/>
-          </w:tcPr>
-          <w:p>
-            <w:pPr>
-              <w:keepNext/>
-              <w:spacing w:after="0"/>
-              <w:jc w:val="center"/>
-            </w:pPr>
-            <w:r/>
-            <w:r>
-              <w:rPr>
-                <w:sz w:val="16"/>
-              </w:rPr>
-              <w:t>1.72</w:t>
-            </w:r>
-          </w:p>
-        </w:tc>
-        <w:tc>
-          <w:tcPr>
-            <w:tcW w:type="dxa" w:w="1191"/>
-          </w:tcPr>
-          <w:p>
-            <w:pPr>
-              <w:keepNext/>
-              <w:spacing w:after="0"/>
-              <w:jc w:val="center"/>
-            </w:pPr>
-            <w:r/>
-            <w:r>
-              <w:rPr>
-                <w:sz w:val="16"/>
-              </w:rPr>
-              <w:t>19,200</w:t>
-            </w:r>
-          </w:p>
-        </w:tc>
-        <w:tc>
-          <w:tcPr>
-            <w:tcW w:type="dxa" w:w="1134"/>
-          </w:tcPr>
-          <w:p>
-            <w:pPr>
-              <w:keepNext/>
-              <w:spacing w:after="0"/>
-              <w:jc w:val="center"/>
-            </w:pPr>
-            <w:r/>
-            <w:r>
-              <w:rPr>
-                <w:sz w:val="16"/>
-              </w:rPr>
-              <w:t>183</w:t>
-            </w:r>
-          </w:p>
-        </w:tc>
-      </w:tr>
-      <w:tr>
-        <w:trPr>
-          <w:cantSplit/>
-        </w:trPr>
-        <w:tc>
-          <w:tcPr>
-            <w:tcW w:type="dxa" w:w="2381"/>
-          </w:tcPr>
-          <w:p>
-            <w:pPr>
-              <w:keepNext/>
-              <w:spacing w:after="0"/>
-              <w:jc w:val="left"/>
-            </w:pPr>
-            <w:r/>
-            <w:r>
-              <w:rPr>
-                <w:sz w:val="16"/>
-              </w:rPr>
-              <w:t>p_m = 0.01</w:t>
-            </w:r>
-          </w:p>
-        </w:tc>
-        <w:tc>
-          <w:tcPr>
-            <w:tcW w:type="dxa" w:w="1644"/>
-          </w:tcPr>
-          <w:p>
-            <w:pPr>
-              <w:keepNext/>
-              <w:spacing w:after="0"/>
-              <w:jc w:val="center"/>
-            </w:pPr>
-            <w:r/>
-            <w:r>
-              <w:rPr>
-                <w:sz w:val="16"/>
-              </w:rPr>
-              <w:t>0.356 ± 0.006</w:t>
-            </w:r>
-          </w:p>
-        </w:tc>
-        <w:tc>
-          <w:tcPr>
-            <w:tcW w:type="dxa" w:w="1134"/>
-          </w:tcPr>
-          <w:p>
-            <w:pPr>
-              <w:keepNext/>
-              <w:spacing w:after="0"/>
-              <w:jc w:val="center"/>
-            </w:pPr>
-            <w:r/>
-            <w:r>
-              <w:rPr>
-                <w:sz w:val="16"/>
-              </w:rPr>
-              <w:t>95</w:t>
-            </w:r>
-          </w:p>
-        </w:tc>
-        <w:tc>
-          <w:tcPr>
-            <w:tcW w:type="dxa" w:w="1304"/>
-          </w:tcPr>
-          <w:p>
-            <w:pPr>
-              <w:keepNext/>
-              <w:spacing w:after="0"/>
-              <w:jc w:val="center"/>
-            </w:pPr>
-            <w:r/>
-            <w:r>
-              <w:rPr>
-                <w:sz w:val="16"/>
-              </w:rPr>
-              <w:t>1.22</w:t>
-            </w:r>
-          </w:p>
-        </w:tc>
-        <w:tc>
-          <w:tcPr>
-            <w:tcW w:type="dxa" w:w="1191"/>
-          </w:tcPr>
-          <w:p>
-            <w:pPr>
-              <w:keepNext/>
-              <w:spacing w:after="0"/>
-              <w:jc w:val="center"/>
-            </w:pPr>
-            <w:r/>
-            <w:r>
-              <w:rPr>
-                <w:sz w:val="16"/>
-              </w:rPr>
-              <w:t>9,700</w:t>
-            </w:r>
-          </w:p>
-        </w:tc>
-        <w:tc>
-          <w:tcPr>
-            <w:tcW w:type="dxa" w:w="1134"/>
-          </w:tcPr>
-          <w:p>
-            <w:pPr>
-              <w:keepNext/>
-              <w:spacing w:after="0"/>
-              <w:jc w:val="center"/>
-            </w:pPr>
-            <w:r/>
-            <w:r>
-              <w:rPr>
-                <w:sz w:val="16"/>
-              </w:rPr>
-              <w:t>74</w:t>
-            </w:r>
-          </w:p>
-        </w:tc>
-      </w:tr>
-      <w:tr>
-        <w:trPr>
-          <w:cantSplit/>
-        </w:trPr>
-        <w:tc>
-          <w:tcPr>
-            <w:tcW w:type="dxa" w:w="2381"/>
-          </w:tcPr>
-          <w:p>
-            <w:pPr>
-              <w:keepNext/>
-              <w:spacing w:after="0"/>
-              <w:jc w:val="left"/>
-            </w:pPr>
-            <w:r/>
-            <w:r>
-              <w:rPr>
-                <w:sz w:val="16"/>
-              </w:rPr>
-              <w:t>p_m = 0.05</w:t>
-            </w:r>
-          </w:p>
-        </w:tc>
-        <w:tc>
-          <w:tcPr>
-            <w:tcW w:type="dxa" w:w="1644"/>
-          </w:tcPr>
-          <w:p>
-            <w:pPr>
-              <w:keepNext/>
-              <w:spacing w:after="0"/>
-              <w:jc w:val="center"/>
-            </w:pPr>
-            <w:r/>
-            <w:r>
-              <w:rPr>
-                <w:sz w:val="16"/>
-              </w:rPr>
-              <w:t>0.326 ± 0.019</w:t>
-            </w:r>
-          </w:p>
-        </w:tc>
-        <w:tc>
-          <w:tcPr>
-            <w:tcW w:type="dxa" w:w="1134"/>
-          </w:tcPr>
-          <w:p>
-            <w:pPr>
-              <w:keepNext/>
-              <w:spacing w:after="0"/>
-              <w:jc w:val="center"/>
-            </w:pPr>
-            <w:r/>
-            <w:r>
-              <w:rPr>
-                <w:sz w:val="16"/>
-              </w:rPr>
-              <w:t>95</w:t>
-            </w:r>
-          </w:p>
-        </w:tc>
-        <w:tc>
-          <w:tcPr>
-            <w:tcW w:type="dxa" w:w="1304"/>
-          </w:tcPr>
-          <w:p>
-            <w:pPr>
-              <w:keepNext/>
-              <w:spacing w:after="0"/>
-              <w:jc w:val="center"/>
-            </w:pPr>
-            <w:r/>
-            <w:r>
-              <w:rPr>
-                <w:sz w:val="16"/>
-              </w:rPr>
-              <w:t>1.42</w:t>
-            </w:r>
-          </w:p>
-        </w:tc>
-        <w:tc>
-          <w:tcPr>
-            <w:tcW w:type="dxa" w:w="1191"/>
-          </w:tcPr>
-          <w:p>
-            <w:pPr>
-              <w:keepNext/>
-              <w:spacing w:after="0"/>
-              <w:jc w:val="center"/>
-            </w:pPr>
-            <w:r/>
-            <w:r>
-              <w:rPr>
-                <w:sz w:val="16"/>
-              </w:rPr>
-              <w:t>9,700</w:t>
-            </w:r>
-          </w:p>
-        </w:tc>
-        <w:tc>
-          <w:tcPr>
-            <w:tcW w:type="dxa" w:w="1134"/>
-          </w:tcPr>
-          <w:p>
-            <w:pPr>
-              <w:keepNext/>
-              <w:spacing w:after="0"/>
-              <w:jc w:val="center"/>
-            </w:pPr>
-            <w:r/>
-            <w:r>
-              <w:rPr>
-                <w:sz w:val="16"/>
-              </w:rPr>
-              <w:t>77</w:t>
-            </w:r>
-          </w:p>
-        </w:tc>
-      </w:tr>
-      <w:tr>
-        <w:trPr>
-          <w:cantSplit/>
-        </w:trPr>
-        <w:tc>
-          <w:tcPr>
-            <w:tcW w:type="dxa" w:w="2381"/>
-          </w:tcPr>
-          <w:p>
-            <w:pPr>
-              <w:keepNext/>
-              <w:spacing w:after="0"/>
-              <w:jc w:val="left"/>
-            </w:pPr>
-            <w:r/>
-            <w:r>
-              <w:rPr>
-                <w:sz w:val="16"/>
-              </w:rPr>
-              <w:t>p_m = 0.1</w:t>
-            </w:r>
-          </w:p>
-        </w:tc>
-        <w:tc>
-          <w:tcPr>
-            <w:tcW w:type="dxa" w:w="1644"/>
-          </w:tcPr>
-          <w:p>
-            <w:pPr>
-              <w:keepNext/>
-              <w:spacing w:after="0"/>
-              <w:jc w:val="center"/>
-            </w:pPr>
-            <w:r/>
-            <w:r>
-              <w:rPr>
-                <w:sz w:val="16"/>
-              </w:rPr>
-              <w:t>0.294 ± 0.005</w:t>
-            </w:r>
-          </w:p>
-        </w:tc>
-        <w:tc>
-          <w:tcPr>
-            <w:tcW w:type="dxa" w:w="1134"/>
-          </w:tcPr>
-          <w:p>
-            <w:pPr>
-              <w:keepNext/>
-              <w:spacing w:after="0"/>
-              <w:jc w:val="center"/>
-            </w:pPr>
-            <w:r/>
-            <w:r>
-              <w:rPr>
-                <w:sz w:val="16"/>
-              </w:rPr>
-              <w:t>86</w:t>
-            </w:r>
-          </w:p>
-        </w:tc>
-        <w:tc>
-          <w:tcPr>
-            <w:tcW w:type="dxa" w:w="1304"/>
-          </w:tcPr>
-          <w:p>
-            <w:pPr>
-              <w:keepNext/>
-              <w:spacing w:after="0"/>
-              <w:jc w:val="center"/>
-            </w:pPr>
-            <w:r/>
-            <w:r>
-              <w:rPr>
-                <w:sz w:val="16"/>
-              </w:rPr>
-              <w:t>1.62</w:t>
-            </w:r>
-          </w:p>
-        </w:tc>
-        <w:tc>
-          <w:tcPr>
-            <w:tcW w:type="dxa" w:w="1191"/>
-          </w:tcPr>
-          <w:p>
-            <w:pPr>
-              <w:keepNext/>
-              <w:spacing w:after="0"/>
-              <w:jc w:val="center"/>
-            </w:pPr>
-            <w:r/>
-            <w:r>
-              <w:rPr>
-                <w:sz w:val="16"/>
-              </w:rPr>
-              <w:t>9,700</w:t>
-            </w:r>
-          </w:p>
-        </w:tc>
-        <w:tc>
-          <w:tcPr>
-            <w:tcW w:type="dxa" w:w="1134"/>
-          </w:tcPr>
-          <w:p>
-            <w:pPr>
-              <w:keepNext/>
-              <w:spacing w:after="0"/>
-              <w:jc w:val="center"/>
-            </w:pPr>
-            <w:r/>
-            <w:r>
-              <w:rPr>
-                <w:sz w:val="16"/>
-              </w:rPr>
-              <w:t>83</w:t>
-            </w:r>
-          </w:p>
-        </w:tc>
-      </w:tr>
-      <w:tr>
-        <w:trPr>
-          <w:cantSplit/>
-        </w:trPr>
-        <w:tc>
-          <w:tcPr>
-            <w:tcW w:type="dxa" w:w="2381"/>
-          </w:tcPr>
-          <w:p>
-            <w:pPr>
-              <w:keepNext/>
-              <w:spacing w:after="0"/>
-              <w:jc w:val="left"/>
-            </w:pPr>
-            <w:r/>
-            <w:r>
-              <w:rPr>
-                <w:sz w:val="16"/>
-              </w:rPr>
-              <w:t>p_m = 0.2</w:t>
-            </w:r>
-          </w:p>
-        </w:tc>
-        <w:tc>
-          <w:tcPr>
-            <w:tcW w:type="dxa" w:w="1644"/>
-          </w:tcPr>
-          <w:p>
-            <w:pPr>
-              <w:keepNext/>
-              <w:spacing w:after="0"/>
-              <w:jc w:val="center"/>
-            </w:pPr>
-            <w:r/>
-            <w:r>
-              <w:rPr>
-                <w:sz w:val="16"/>
-              </w:rPr>
-              <w:t>0.273 ± 0.018</w:t>
-            </w:r>
-          </w:p>
-        </w:tc>
-        <w:tc>
-          <w:tcPr>
-            <w:tcW w:type="dxa" w:w="1134"/>
-          </w:tcPr>
-          <w:p>
-            <w:pPr>
-              <w:keepNext/>
-              <w:spacing w:after="0"/>
-              <w:jc w:val="center"/>
-            </w:pPr>
-            <w:r/>
-            <w:r>
-              <w:rPr>
-                <w:sz w:val="16"/>
-              </w:rPr>
-              <w:t>83</w:t>
-            </w:r>
-          </w:p>
-        </w:tc>
-        <w:tc>
-          <w:tcPr>
-            <w:tcW w:type="dxa" w:w="1304"/>
-          </w:tcPr>
-          <w:p>
-            <w:pPr>
-              <w:keepNext/>
-              <w:spacing w:after="0"/>
-              <w:jc w:val="center"/>
-            </w:pPr>
-            <w:r/>
-            <w:r>
-              <w:rPr>
-                <w:sz w:val="16"/>
-              </w:rPr>
-              <w:t>2.12</w:t>
-            </w:r>
-          </w:p>
-        </w:tc>
-        <w:tc>
-          <w:tcPr>
-            <w:tcW w:type="dxa" w:w="1191"/>
-          </w:tcPr>
-          <w:p>
-            <w:pPr>
-              <w:keepNext/>
-              <w:spacing w:after="0"/>
-              <w:jc w:val="center"/>
-            </w:pPr>
-            <w:r/>
-            <w:r>
-              <w:rPr>
-                <w:sz w:val="16"/>
-              </w:rPr>
-              <w:t>9,700</w:t>
-            </w:r>
-          </w:p>
-        </w:tc>
-        <w:tc>
-          <w:tcPr>
-            <w:tcW w:type="dxa" w:w="1134"/>
-          </w:tcPr>
-          <w:p>
-            <w:pPr>
-              <w:keepNext/>
-              <w:spacing w:after="0"/>
-              <w:jc w:val="center"/>
-            </w:pPr>
-            <w:r/>
-            <w:r>
-              <w:rPr>
-                <w:sz w:val="16"/>
-              </w:rPr>
-              <w:t>101</w:t>
-            </w:r>
-          </w:p>
-        </w:tc>
-      </w:tr>
-      <w:tr>
-        <w:trPr>
-          <w:cantSplit/>
-        </w:trPr>
-        <w:tc>
-          <w:tcPr>
-            <w:tcW w:type="dxa" w:w="2381"/>
-          </w:tcPr>
-          <w:p>
-            <w:pPr>
-              <w:keepNext/>
-              <w:spacing w:after="0"/>
-              <w:jc w:val="left"/>
-            </w:pPr>
-            <w:r/>
-            <w:r>
-              <w:rPr>
-                <w:sz w:val="16"/>
-              </w:rPr>
-              <w:t>p_m = 0.4</w:t>
-            </w:r>
-          </w:p>
-        </w:tc>
-        <w:tc>
-          <w:tcPr>
-            <w:tcW w:type="dxa" w:w="1644"/>
-          </w:tcPr>
-          <w:p>
-            <w:pPr>
-              <w:keepNext/>
-              <w:spacing w:after="0"/>
-              <w:jc w:val="center"/>
-            </w:pPr>
-            <w:r/>
-            <w:r>
-              <w:rPr>
-                <w:sz w:val="16"/>
-              </w:rPr>
-              <w:t>0.262 ± 0.004</w:t>
-            </w:r>
-          </w:p>
-        </w:tc>
-        <w:tc>
-          <w:tcPr>
-            <w:tcW w:type="dxa" w:w="1134"/>
-          </w:tcPr>
-          <w:p>
-            <w:pPr>
-              <w:keepNext/>
-              <w:spacing w:after="0"/>
-              <w:jc w:val="center"/>
-            </w:pPr>
-            <w:r/>
-            <w:r>
-              <w:rPr>
-                <w:sz w:val="16"/>
-              </w:rPr>
-              <w:t>75</w:t>
-            </w:r>
-          </w:p>
-        </w:tc>
-        <w:tc>
-          <w:tcPr>
-            <w:tcW w:type="dxa" w:w="1304"/>
-          </w:tcPr>
-          <w:p>
-            <w:pPr>
-              <w:keepNext/>
-              <w:spacing w:after="0"/>
-              <w:jc w:val="center"/>
-            </w:pPr>
-            <w:r/>
-            <w:r>
-              <w:rPr>
-                <w:sz w:val="16"/>
-              </w:rPr>
-              <w:t>2.58</w:t>
-            </w:r>
-          </w:p>
-        </w:tc>
-        <w:tc>
-          <w:tcPr>
-            <w:tcW w:type="dxa" w:w="1191"/>
-          </w:tcPr>
-          <w:p>
-            <w:pPr>
-              <w:keepNext/>
-              <w:spacing w:after="0"/>
-              <w:jc w:val="center"/>
-            </w:pPr>
-            <w:r/>
-            <w:r>
-              <w:rPr>
-                <w:sz w:val="16"/>
-              </w:rPr>
-              <w:t>9,700</w:t>
-            </w:r>
-          </w:p>
-        </w:tc>
-        <w:tc>
-          <w:tcPr>
-            <w:tcW w:type="dxa" w:w="1134"/>
-          </w:tcPr>
-          <w:p>
-            <w:pPr>
-              <w:keepNext/>
-              <w:spacing w:after="0"/>
-              <w:jc w:val="center"/>
-            </w:pPr>
-            <w:r/>
-            <w:r>
-              <w:rPr>
-                <w:sz w:val="16"/>
-              </w:rPr>
-              <w:t>121</w:t>
-            </w:r>
-          </w:p>
-        </w:tc>
-      </w:tr>
-      <w:tr>
-        <w:trPr>
-          <w:cantSplit/>
-        </w:trPr>
-        <w:tc>
-          <w:tcPr>
-            <w:tcW w:type="dxa" w:w="2381"/>
-          </w:tcPr>
-          <w:p>
-            <w:pPr>
-              <w:keepNext/>
-              <w:spacing w:after="0"/>
-              <w:jc w:val="left"/>
-            </w:pPr>
-            <w:r/>
-            <w:r>
-              <w:rPr>
-                <w:sz w:val="16"/>
-              </w:rPr>
-              <w:t>k = 2</w:t>
-            </w:r>
-          </w:p>
-        </w:tc>
-        <w:tc>
-          <w:tcPr>
-            <w:tcW w:type="dxa" w:w="1644"/>
-          </w:tcPr>
-          <w:p>
-            <w:pPr>
-              <w:keepNext/>
-              <w:spacing w:after="0"/>
-              <w:jc w:val="center"/>
-            </w:pPr>
-            <w:r/>
-            <w:r>
-              <w:rPr>
-                <w:sz w:val="16"/>
-              </w:rPr>
-              <w:t>0.295 ± 0.012</w:t>
-            </w:r>
-          </w:p>
-        </w:tc>
-        <w:tc>
-          <w:tcPr>
-            <w:tcW w:type="dxa" w:w="1134"/>
-          </w:tcPr>
-          <w:p>
-            <w:pPr>
-              <w:keepNext/>
-              <w:spacing w:after="0"/>
-              <w:jc w:val="center"/>
-            </w:pPr>
-            <w:r/>
-            <w:r>
-              <w:rPr>
-                <w:sz w:val="16"/>
-              </w:rPr>
-              <w:t>89</w:t>
-            </w:r>
-          </w:p>
-        </w:tc>
-        <w:tc>
-          <w:tcPr>
-            <w:tcW w:type="dxa" w:w="1304"/>
-          </w:tcPr>
-          <w:p>
-            <w:pPr>
-              <w:keepNext/>
-              <w:spacing w:after="0"/>
-              <w:jc w:val="center"/>
-            </w:pPr>
-            <w:r/>
-            <w:r>
-              <w:rPr>
-                <w:sz w:val="16"/>
-              </w:rPr>
-              <w:t>2.04</w:t>
-            </w:r>
-          </w:p>
-        </w:tc>
-        <w:tc>
-          <w:tcPr>
-            <w:tcW w:type="dxa" w:w="1191"/>
-          </w:tcPr>
-          <w:p>
-            <w:pPr>
-              <w:keepNext/>
-              <w:spacing w:after="0"/>
-              <w:jc w:val="center"/>
-            </w:pPr>
-            <w:r/>
-            <w:r>
-              <w:rPr>
-                <w:sz w:val="16"/>
-              </w:rPr>
-              <w:t>9,700</w:t>
-            </w:r>
-          </w:p>
-        </w:tc>
-        <w:tc>
-          <w:tcPr>
-            <w:tcW w:type="dxa" w:w="1134"/>
-          </w:tcPr>
-          <w:p>
-            <w:pPr>
-              <w:keepNext/>
-              <w:spacing w:after="0"/>
-              <w:jc w:val="center"/>
-            </w:pPr>
-            <w:r/>
-            <w:r>
-              <w:rPr>
-                <w:sz w:val="16"/>
-              </w:rPr>
-              <w:t>94</w:t>
-            </w:r>
-          </w:p>
-        </w:tc>
-      </w:tr>
-      <w:tr>
-        <w:trPr>
-          <w:cantSplit/>
-        </w:trPr>
-        <w:tc>
-          <w:tcPr>
-            <w:tcW w:type="dxa" w:w="2381"/>
-          </w:tcPr>
-          <w:p>
-            <w:pPr>
-              <w:keepNext/>
-              <w:spacing w:after="0"/>
-              <w:jc w:val="left"/>
-            </w:pPr>
-            <w:r/>
-            <w:r>
-              <w:rPr>
-                <w:sz w:val="16"/>
-              </w:rPr>
-              <w:t>k = 3</w:t>
-            </w:r>
-          </w:p>
-        </w:tc>
-        <w:tc>
-          <w:tcPr>
-            <w:tcW w:type="dxa" w:w="1644"/>
-          </w:tcPr>
-          <w:p>
-            <w:pPr>
-              <w:keepNext/>
-              <w:spacing w:after="0"/>
-              <w:jc w:val="center"/>
-            </w:pPr>
-            <w:r/>
-            <w:r>
-              <w:rPr>
-                <w:sz w:val="16"/>
-              </w:rPr>
-              <w:t>0.294 ± 0.005</w:t>
-            </w:r>
-          </w:p>
-        </w:tc>
-        <w:tc>
-          <w:tcPr>
-            <w:tcW w:type="dxa" w:w="1134"/>
-          </w:tcPr>
-          <w:p>
-            <w:pPr>
-              <w:keepNext/>
-              <w:spacing w:after="0"/>
-              <w:jc w:val="center"/>
-            </w:pPr>
-            <w:r/>
-            <w:r>
-              <w:rPr>
-                <w:sz w:val="16"/>
-              </w:rPr>
-              <w:t>86</w:t>
-            </w:r>
-          </w:p>
-        </w:tc>
-        <w:tc>
-          <w:tcPr>
-            <w:tcW w:type="dxa" w:w="1304"/>
-          </w:tcPr>
-          <w:p>
-            <w:pPr>
-              <w:keepNext/>
-              <w:spacing w:after="0"/>
-              <w:jc w:val="center"/>
-            </w:pPr>
-            <w:r/>
-            <w:r>
-              <w:rPr>
-                <w:sz w:val="16"/>
-              </w:rPr>
-              <w:t>1.62</w:t>
-            </w:r>
-          </w:p>
-        </w:tc>
-        <w:tc>
-          <w:tcPr>
-            <w:tcW w:type="dxa" w:w="1191"/>
-          </w:tcPr>
-          <w:p>
-            <w:pPr>
-              <w:keepNext/>
-              <w:spacing w:after="0"/>
-              <w:jc w:val="center"/>
-            </w:pPr>
-            <w:r/>
-            <w:r>
-              <w:rPr>
-                <w:sz w:val="16"/>
-              </w:rPr>
-              <w:t>9,700</w:t>
-            </w:r>
-          </w:p>
-        </w:tc>
-        <w:tc>
-          <w:tcPr>
-            <w:tcW w:type="dxa" w:w="1134"/>
-          </w:tcPr>
-          <w:p>
-            <w:pPr>
-              <w:keepNext/>
-              <w:spacing w:after="0"/>
-              <w:jc w:val="center"/>
-            </w:pPr>
-            <w:r/>
-            <w:r>
-              <w:rPr>
-                <w:sz w:val="16"/>
-              </w:rPr>
-              <w:t>85</w:t>
-            </w:r>
-          </w:p>
-        </w:tc>
-      </w:tr>
-      <w:tr>
-        <w:trPr>
-          <w:cantSplit/>
-        </w:trPr>
-        <w:tc>
-          <w:tcPr>
-            <w:tcW w:type="dxa" w:w="2381"/>
-          </w:tcPr>
-          <w:p>
-            <w:pPr>
-              <w:keepNext/>
-              <w:spacing w:after="0"/>
-              <w:jc w:val="left"/>
-            </w:pPr>
-            <w:r/>
-            <w:r>
-              <w:rPr>
-                <w:sz w:val="16"/>
-              </w:rPr>
-              <w:t>k = 5</w:t>
-            </w:r>
-          </w:p>
-        </w:tc>
-        <w:tc>
-          <w:tcPr>
-            <w:tcW w:type="dxa" w:w="1644"/>
-          </w:tcPr>
-          <w:p>
-            <w:pPr>
-              <w:keepNext/>
-              <w:spacing w:after="0"/>
-              <w:jc w:val="center"/>
-            </w:pPr>
-            <w:r/>
-            <w:r>
-              <w:rPr>
-                <w:sz w:val="16"/>
-              </w:rPr>
-              <w:t>0.326 ± 0.010</w:t>
-            </w:r>
-          </w:p>
-        </w:tc>
-        <w:tc>
-          <w:tcPr>
-            <w:tcW w:type="dxa" w:w="1134"/>
-          </w:tcPr>
-          <w:p>
-            <w:pPr>
-              <w:keepNext/>
-              <w:spacing w:after="0"/>
-              <w:jc w:val="center"/>
-            </w:pPr>
-            <w:r/>
-            <w:r>
-              <w:rPr>
-                <w:sz w:val="16"/>
-              </w:rPr>
-              <w:t>94</w:t>
-            </w:r>
-          </w:p>
-        </w:tc>
-        <w:tc>
-          <w:tcPr>
-            <w:tcW w:type="dxa" w:w="1304"/>
-          </w:tcPr>
-          <w:p>
-            <w:pPr>
-              <w:keepNext/>
-              <w:spacing w:after="0"/>
-              <w:jc w:val="center"/>
-            </w:pPr>
-            <w:r/>
-            <w:r>
-              <w:rPr>
-                <w:sz w:val="16"/>
-              </w:rPr>
-              <w:t>1.49</w:t>
-            </w:r>
-          </w:p>
-        </w:tc>
-        <w:tc>
-          <w:tcPr>
-            <w:tcW w:type="dxa" w:w="1191"/>
-          </w:tcPr>
-          <w:p>
-            <w:pPr>
-              <w:keepNext/>
-              <w:spacing w:after="0"/>
-              <w:jc w:val="center"/>
-            </w:pPr>
-            <w:r/>
-            <w:r>
-              <w:rPr>
-                <w:sz w:val="16"/>
-              </w:rPr>
-              <w:t>9,700</w:t>
-            </w:r>
-          </w:p>
-        </w:tc>
-        <w:tc>
-          <w:tcPr>
-            <w:tcW w:type="dxa" w:w="1134"/>
-          </w:tcPr>
-          <w:p>
-            <w:pPr>
-              <w:keepNext/>
-              <w:spacing w:after="0"/>
-              <w:jc w:val="center"/>
-            </w:pPr>
-            <w:r/>
-            <w:r>
-              <w:rPr>
-                <w:sz w:val="16"/>
-              </w:rPr>
-              <w:t>82</w:t>
-            </w:r>
-          </w:p>
-        </w:tc>
-      </w:tr>
-      <w:tr>
-        <w:trPr>
-          <w:cantSplit/>
-        </w:trPr>
-        <w:tc>
-          <w:tcPr>
-            <w:tcW w:type="dxa" w:w="2381"/>
-          </w:tcPr>
-          <w:p>
-            <w:pPr>
-              <w:keepNext/>
-              <w:spacing w:after="0"/>
-              <w:jc w:val="left"/>
-            </w:pPr>
-            <w:r/>
-            <w:r>
-              <w:rPr>
-                <w:sz w:val="16"/>
-              </w:rPr>
-              <w:t>k = 8</w:t>
-            </w:r>
-          </w:p>
-        </w:tc>
-        <w:tc>
-          <w:tcPr>
-            <w:tcW w:type="dxa" w:w="1644"/>
-          </w:tcPr>
-          <w:p>
-            <w:pPr>
-              <w:keepNext/>
-              <w:spacing w:after="0"/>
-              <w:jc w:val="center"/>
-            </w:pPr>
-            <w:r/>
-            <w:r>
-              <w:rPr>
-                <w:sz w:val="16"/>
-              </w:rPr>
-              <w:t>0.325 ± 0.018</w:t>
-            </w:r>
-          </w:p>
-        </w:tc>
-        <w:tc>
-          <w:tcPr>
-            <w:tcW w:type="dxa" w:w="1134"/>
-          </w:tcPr>
-          <w:p>
-            <w:pPr>
-              <w:keepNext/>
-              <w:spacing w:after="0"/>
-              <w:jc w:val="center"/>
-            </w:pPr>
-            <w:r/>
-            <w:r>
-              <w:rPr>
-                <w:sz w:val="16"/>
-              </w:rPr>
-              <w:t>97</w:t>
-            </w:r>
-          </w:p>
-        </w:tc>
-        <w:tc>
-          <w:tcPr>
-            <w:tcW w:type="dxa" w:w="1304"/>
-          </w:tcPr>
-          <w:p>
-            <w:pPr>
-              <w:keepNext/>
-              <w:spacing w:after="0"/>
-              <w:jc w:val="center"/>
-            </w:pPr>
-            <w:r/>
-            <w:r>
-              <w:rPr>
-                <w:sz w:val="16"/>
-              </w:rPr>
-              <w:t>1.42</w:t>
-            </w:r>
-          </w:p>
-        </w:tc>
-        <w:tc>
-          <w:tcPr>
-            <w:tcW w:type="dxa" w:w="1191"/>
-          </w:tcPr>
-          <w:p>
-            <w:pPr>
-              <w:keepNext/>
-              <w:spacing w:after="0"/>
-              <w:jc w:val="center"/>
-            </w:pPr>
-            <w:r/>
-            <w:r>
-              <w:rPr>
-                <w:sz w:val="16"/>
-              </w:rPr>
-              <w:t>9,700</w:t>
-            </w:r>
-          </w:p>
-        </w:tc>
-        <w:tc>
-          <w:tcPr>
-            <w:tcW w:type="dxa" w:w="1134"/>
-          </w:tcPr>
-          <w:p>
-            <w:pPr>
-              <w:keepNext/>
-              <w:spacing w:after="0"/>
-              <w:jc w:val="center"/>
-            </w:pPr>
-            <w:r/>
-            <w:r>
-              <w:rPr>
-                <w:sz w:val="16"/>
-              </w:rPr>
-              <w:t>83</w:t>
-            </w:r>
-          </w:p>
-        </w:tc>
-      </w:tr>
-      <w:tr>
-        <w:trPr>
-          <w:cantSplit/>
-        </w:trPr>
-        <w:tc>
-          <w:tcPr>
-            <w:tcW w:type="dxa" w:w="2381"/>
-          </w:tcPr>
-          <w:p>
-            <w:pPr>
-              <w:keepNext/>
-              <w:spacing w:after="0"/>
-              <w:jc w:val="left"/>
-            </w:pPr>
-            <w:r/>
-            <w:r>
-              <w:rPr>
-                <w:sz w:val="16"/>
-              </w:rPr>
-              <w:t>selection = roulette</w:t>
-            </w:r>
-          </w:p>
-        </w:tc>
-        <w:tc>
-          <w:tcPr>
-            <w:tcW w:type="dxa" w:w="1644"/>
-          </w:tcPr>
-          <w:p>
-            <w:pPr>
-              <w:keepNext/>
-              <w:spacing w:after="0"/>
-              <w:jc w:val="center"/>
-            </w:pPr>
-            <w:r/>
-            <w:r>
-              <w:rPr>
-                <w:sz w:val="16"/>
-              </w:rPr>
-              <w:t>0.268 ± 0.010</w:t>
-            </w:r>
-          </w:p>
-        </w:tc>
-        <w:tc>
-          <w:tcPr>
-            <w:tcW w:type="dxa" w:w="1134"/>
-          </w:tcPr>
-          <w:p>
-            <w:pPr>
-              <w:keepNext/>
-              <w:spacing w:after="0"/>
-              <w:jc w:val="center"/>
-            </w:pPr>
-            <w:r/>
-            <w:r>
-              <w:rPr>
-                <w:sz w:val="16"/>
-              </w:rPr>
-              <w:t>88</w:t>
-            </w:r>
-          </w:p>
-        </w:tc>
-        <w:tc>
-          <w:tcPr>
-            <w:tcW w:type="dxa" w:w="1304"/>
-          </w:tcPr>
-          <w:p>
-            <w:pPr>
-              <w:keepNext/>
-              <w:spacing w:after="0"/>
-              <w:jc w:val="center"/>
-            </w:pPr>
-            <w:r/>
-            <w:r>
-              <w:rPr>
-                <w:sz w:val="16"/>
-              </w:rPr>
-              <w:t>2.35</w:t>
-            </w:r>
-          </w:p>
-        </w:tc>
-        <w:tc>
-          <w:tcPr>
-            <w:tcW w:type="dxa" w:w="1191"/>
-          </w:tcPr>
-          <w:p>
-            <w:pPr>
-              <w:keepNext/>
-              <w:spacing w:after="0"/>
-              <w:jc w:val="center"/>
-            </w:pPr>
-            <w:r/>
-            <w:r>
-              <w:rPr>
-                <w:sz w:val="16"/>
-              </w:rPr>
-              <w:t>9,700</w:t>
-            </w:r>
-          </w:p>
-        </w:tc>
-        <w:tc>
-          <w:tcPr>
-            <w:tcW w:type="dxa" w:w="1134"/>
-          </w:tcPr>
-          <w:p>
-            <w:pPr>
-              <w:keepNext/>
-              <w:spacing w:after="0"/>
-              <w:jc w:val="center"/>
-            </w:pPr>
-            <w:r/>
-            <w:r>
-              <w:rPr>
-                <w:sz w:val="16"/>
-              </w:rPr>
-              <w:t>102</w:t>
-            </w:r>
-          </w:p>
-        </w:tc>
-      </w:tr>
-      <w:tr>
-        <w:trPr>
-          <w:cantSplit/>
-        </w:trPr>
-        <w:tc>
-          <w:tcPr>
-            <w:tcW w:type="dxa" w:w="2381"/>
-          </w:tcPr>
-          <w:p>
-            <w:pPr>
-              <w:keepNext/>
-              <w:spacing w:after="0"/>
-              <w:jc w:val="left"/>
-            </w:pPr>
-            <w:r/>
-            <w:r>
-              <w:rPr>
-                <w:sz w:val="16"/>
-              </w:rPr>
-              <w:t>selection = rank</w:t>
-            </w:r>
-          </w:p>
-        </w:tc>
-        <w:tc>
-          <w:tcPr>
-            <w:tcW w:type="dxa" w:w="1644"/>
-          </w:tcPr>
-          <w:p>
-            <w:pPr>
-              <w:keepNext/>
-              <w:spacing w:after="0"/>
-              <w:jc w:val="center"/>
-            </w:pPr>
-            <w:r/>
-            <w:r>
-              <w:rPr>
-                <w:sz w:val="16"/>
-              </w:rPr>
-              <w:t>0.272 ± 0.008</w:t>
-            </w:r>
-          </w:p>
-        </w:tc>
-        <w:tc>
-          <w:tcPr>
-            <w:tcW w:type="dxa" w:w="1134"/>
-          </w:tcPr>
-          <w:p>
-            <w:pPr>
-              <w:keepNext/>
-              <w:spacing w:after="0"/>
-              <w:jc w:val="center"/>
-            </w:pPr>
-            <w:r/>
-            <w:r>
-              <w:rPr>
-                <w:sz w:val="16"/>
-              </w:rPr>
-              <w:t>92</w:t>
-            </w:r>
-          </w:p>
-        </w:tc>
-        <w:tc>
-          <w:tcPr>
-            <w:tcW w:type="dxa" w:w="1304"/>
-          </w:tcPr>
-          <w:p>
-            <w:pPr>
-              <w:keepNext/>
-              <w:spacing w:after="0"/>
-              <w:jc w:val="center"/>
-            </w:pPr>
-            <w:r/>
-            <w:r>
-              <w:rPr>
-                <w:sz w:val="16"/>
-              </w:rPr>
-              <w:t>2.43</w:t>
-            </w:r>
-          </w:p>
-        </w:tc>
-        <w:tc>
-          <w:tcPr>
-            <w:tcW w:type="dxa" w:w="1191"/>
-          </w:tcPr>
-          <w:p>
-            <w:pPr>
-              <w:keepNext/>
-              <w:spacing w:after="0"/>
-              <w:jc w:val="center"/>
-            </w:pPr>
-            <w:r/>
-            <w:r>
-              <w:rPr>
-                <w:sz w:val="16"/>
-              </w:rPr>
-              <w:t>9,700</w:t>
-            </w:r>
-          </w:p>
-        </w:tc>
-        <w:tc>
-          <w:tcPr>
-            <w:tcW w:type="dxa" w:w="1134"/>
-          </w:tcPr>
-          <w:p>
-            <w:pPr>
-              <w:keepNext/>
-              <w:spacing w:after="0"/>
-              <w:jc w:val="center"/>
-            </w:pPr>
-            <w:r/>
-            <w:r>
-              <w:rPr>
-                <w:sz w:val="16"/>
-              </w:rPr>
-              <w:t>103</w:t>
-            </w:r>
-          </w:p>
-        </w:tc>
-      </w:tr>
-      <w:tr>
-        <w:trPr>
-          <w:cantSplit/>
-        </w:trPr>
-        <w:tc>
-          <w:tcPr>
-            <w:tcW w:type="dxa" w:w="2381"/>
-          </w:tcPr>
-          <w:p>
-            <w:pPr>
-              <w:keepNext/>
-              <w:spacing w:after="0"/>
-              <w:jc w:val="left"/>
-            </w:pPr>
-            <w:r/>
-            <w:r>
-              <w:rPr>
-                <w:sz w:val="16"/>
-              </w:rPr>
-              <w:t>selection = tournament</w:t>
-            </w:r>
-          </w:p>
-        </w:tc>
-        <w:tc>
-          <w:tcPr>
-            <w:tcW w:type="dxa" w:w="1644"/>
-          </w:tcPr>
-          <w:p>
-            <w:pPr>
-              <w:keepNext/>
-              <w:spacing w:after="0"/>
-              <w:jc w:val="center"/>
-            </w:pPr>
-            <w:r/>
-            <w:r>
-              <w:rPr>
-                <w:sz w:val="16"/>
-              </w:rPr>
-              <w:t>0.294 ± 0.005</w:t>
-            </w:r>
-          </w:p>
-        </w:tc>
-        <w:tc>
-          <w:tcPr>
-            <w:tcW w:type="dxa" w:w="1134"/>
-          </w:tcPr>
-          <w:p>
-            <w:pPr>
-              <w:keepNext/>
-              <w:spacing w:after="0"/>
-              <w:jc w:val="center"/>
-            </w:pPr>
-            <w:r/>
-            <w:r>
-              <w:rPr>
-                <w:sz w:val="16"/>
-              </w:rPr>
-              <w:t>86</w:t>
-            </w:r>
-          </w:p>
-        </w:tc>
-        <w:tc>
-          <w:tcPr>
-            <w:tcW w:type="dxa" w:w="1304"/>
-          </w:tcPr>
-          <w:p>
-            <w:pPr>
-              <w:keepNext/>
-              <w:spacing w:after="0"/>
-              <w:jc w:val="center"/>
-            </w:pPr>
-            <w:r/>
-            <w:r>
-              <w:rPr>
-                <w:sz w:val="16"/>
-              </w:rPr>
-              <w:t>1.62</w:t>
-            </w:r>
-          </w:p>
-        </w:tc>
-        <w:tc>
-          <w:tcPr>
-            <w:tcW w:type="dxa" w:w="1191"/>
-          </w:tcPr>
-          <w:p>
-            <w:pPr>
-              <w:keepNext/>
-              <w:spacing w:after="0"/>
-              <w:jc w:val="center"/>
-            </w:pPr>
-            <w:r/>
-            <w:r>
-              <w:rPr>
-                <w:sz w:val="16"/>
-              </w:rPr>
-              <w:t>9,700</w:t>
-            </w:r>
-          </w:p>
-        </w:tc>
-        <w:tc>
-          <w:tcPr>
-            <w:tcW w:type="dxa" w:w="1134"/>
-          </w:tcPr>
-          <w:p>
-            <w:pPr>
-              <w:keepNext/>
-              <w:spacing w:after="0"/>
-              <w:jc w:val="center"/>
-            </w:pPr>
-            <w:r/>
-            <w:r>
-              <w:rPr>
-                <w:sz w:val="16"/>
-              </w:rPr>
-              <w:t>83</w:t>
-            </w:r>
-          </w:p>
-        </w:tc>
-      </w:tr>
-      <w:tr>
-        <w:trPr>
-          <w:cantSplit/>
-        </w:trPr>
-        <w:tc>
-          <w:tcPr>
-            <w:tcW w:type="dxa" w:w="2381"/>
-            <w:tcBorders>
-              <w:bottom w:val="single" w:sz="6" w:color="404040"/>
-            </w:tcBorders>
-          </w:tcPr>
-          <w:p>
-            <w:pPr>
-              <w:spacing w:after="0"/>
-              <w:jc w:val="left"/>
-            </w:pPr>
-            <w:r/>
-            <w:r>
-              <w:rPr>
-                <w:sz w:val="16"/>
-              </w:rPr>
-              <w:t>p_m = 0.01 and k = 5</w:t>
-            </w:r>
-          </w:p>
-        </w:tc>
-        <w:tc>
-          <w:tcPr>
-            <w:tcW w:type="dxa" w:w="1644"/>
-            <w:tcBorders>
-              <w:bottom w:val="single" w:sz="6" w:color="404040"/>
-            </w:tcBorders>
-          </w:tcPr>
-          <w:p>
-            <w:pPr>
-              <w:spacing w:after="0"/>
-              <w:jc w:val="center"/>
-            </w:pPr>
-            <w:r/>
-            <w:r>
-              <w:rPr>
-                <w:sz w:val="16"/>
-              </w:rPr>
-              <w:t>0.364 ± 0.005</w:t>
-            </w:r>
-          </w:p>
-        </w:tc>
-        <w:tc>
-          <w:tcPr>
-            <w:tcW w:type="dxa" w:w="1134"/>
-            <w:tcBorders>
-              <w:bottom w:val="single" w:sz="6" w:color="404040"/>
-            </w:tcBorders>
-          </w:tcPr>
-          <w:p>
-            <w:pPr>
-              <w:spacing w:after="0"/>
-              <w:jc w:val="center"/>
-            </w:pPr>
-            <w:r/>
-            <w:r>
-              <w:rPr>
-                <w:sz w:val="16"/>
-              </w:rPr>
-              <w:t>–</w:t>
-            </w:r>
-          </w:p>
-        </w:tc>
-        <w:tc>
-          <w:tcPr>
-            <w:tcW w:type="dxa" w:w="1304"/>
-            <w:tcBorders>
-              <w:bottom w:val="single" w:sz="6" w:color="404040"/>
-            </w:tcBorders>
-          </w:tcPr>
-          <w:p>
-            <w:pPr>
-              <w:spacing w:after="0"/>
-              <w:jc w:val="center"/>
-            </w:pPr>
-            <w:r/>
-            <w:r>
-              <w:rPr>
-                <w:sz w:val="16"/>
-              </w:rPr>
-              <w:t>–</w:t>
-            </w:r>
-          </w:p>
-        </w:tc>
-        <w:tc>
-          <w:tcPr>
-            <w:tcW w:type="dxa" w:w="1191"/>
-            <w:tcBorders>
-              <w:bottom w:val="single" w:sz="6" w:color="404040"/>
-            </w:tcBorders>
-          </w:tcPr>
-          <w:p>
-            <w:pPr>
-              <w:spacing w:after="0"/>
-              <w:jc w:val="center"/>
-            </w:pPr>
-            <w:r/>
-            <w:r>
-              <w:rPr>
-                <w:sz w:val="16"/>
-              </w:rPr>
-              <w:t>9,700</w:t>
-            </w:r>
-          </w:p>
-        </w:tc>
-        <w:tc>
-          <w:tcPr>
-            <w:tcW w:type="dxa" w:w="1134"/>
-            <w:tcBorders>
-              <w:bottom w:val="single" w:sz="6" w:color="404040"/>
-            </w:tcBorders>
-          </w:tcPr>
-          <w:p>
-            <w:pPr>
-              <w:spacing w:after="0"/>
-              <w:jc w:val="center"/>
-            </w:pPr>
-            <w:r/>
-            <w:r>
-              <w:rPr>
-                <w:sz w:val="16"/>
-              </w:rPr>
-              <w:t>67</w:t>
-            </w:r>
-          </w:p>
-        </w:tc>
-      </w:tr>
-    </w:tbl>
-    <w:p>
-      <w:pPr>
-        <w:spacing w:after="40" w:line="144" w:lineRule="auto"/>
-      </w:pPr>
-    </w:p>
-    <w:tbl>
-      <w:tblPr>
-        <w:tblW w:type="auto" w:w="0"/>
-        <w:jc w:val="center"/>
-        <w:tblLook w:firstColumn="1" w:firstRow="1" w:lastColumn="0" w:lastRow="0" w:noHBand="0" w:noVBand="1" w:val="04A0"/>
-      </w:tblPr>
-      <w:tblGrid>
-        <w:gridCol w:w="4989"/>
-        <w:gridCol w:w="4989"/>
-      </w:tblGrid>
-      <w:tr>
-        <w:trPr>
-          <w:cantSplit/>
-        </w:trPr>
-        <w:tc>
-          <w:tcPr>
-            <w:tcW w:type="dxa" w:w="4989"/>
-          </w:tcPr>
-          <w:p>
-            <w:pPr>
-              <w:keepNext/>
-              <w:spacing w:after="0"/>
-              <w:jc w:val="center"/>
-            </w:pPr>
-            <w:r>
-              <w:drawing>
-                <wp:inline xmlns:a="http://schemas.openxmlformats.org/drawingml/2006/main" xmlns:pic="http://schemas.openxmlformats.org/drawingml/2006/picture">
-                  <wp:extent cx="2412000" cy="1469594"/>
-                  <wp:docPr id="5" name="Picture 5"/>
-                  <wp:cNvGraphicFramePr>
-                    <a:graphicFrameLocks noChangeAspect="1"/>
-                  </wp:cNvGraphicFramePr>
-                  <a:graphic>
-                    <a:graphicData uri="http://schemas.openxmlformats.org/drawingml/2006/picture">
-                      <pic:pic>
-                        <pic:nvPicPr>
-                          <pic:cNvPr id="0" name="sweep_pop_size.png"/>
-                          <pic:cNvPicPr/>
-                        </pic:nvPicPr>
-                        <pic:blipFill>
-                          <a:blip r:embed="rId13"/>
-                          <a:stretch>
-                            <a:fillRect/>
-                          </a:stretch>
-                        </pic:blipFill>
-                        <pic:spPr>
-                          <a:xfrm>
-                            <a:off x="0" y="0"/>
-                            <a:ext cx="2412000" cy="1469594"/>
-                          </a:xfrm>
-                          <a:prstGeom prst="rect"/>
-                        </pic:spPr>
-                      </pic:pic>
-                    </a:graphicData>
-                  </a:graphic>
-                </wp:inline>
-              </w:drawing>
-            </w:r>
-          </w:p>
-        </w:tc>
-        <w:tc>
-          <w:tcPr>
-            <w:tcW w:type="dxa" w:w="4989"/>
-          </w:tcPr>
-          <w:p>
-            <w:pPr>
-              <w:keepNext/>
-              <w:spacing w:after="0"/>
-              <w:jc w:val="center"/>
-            </w:pPr>
-            <w:r>
-              <w:drawing>
-                <wp:inline xmlns:a="http://schemas.openxmlformats.org/drawingml/2006/main" xmlns:pic="http://schemas.openxmlformats.org/drawingml/2006/picture">
-                  <wp:extent cx="2412000" cy="1469594"/>
-                  <wp:docPr id="6" name="Picture 6"/>
-                  <wp:cNvGraphicFramePr>
-                    <a:graphicFrameLocks noChangeAspect="1"/>
-                  </wp:cNvGraphicFramePr>
-                  <a:graphic>
-                    <a:graphicData uri="http://schemas.openxmlformats.org/drawingml/2006/picture">
-                      <pic:pic>
-                        <pic:nvPicPr>
-                          <pic:cNvPr id="0" name="sweep_mutation_rate.png"/>
-                          <pic:cNvPicPr/>
-                        </pic:nvPicPr>
-                        <pic:blipFill>
-                          <a:blip r:embed="rId14"/>
-                          <a:stretch>
-                            <a:fillRect/>
-                          </a:stretch>
-                        </pic:blipFill>
-                        <pic:spPr>
-                          <a:xfrm>
-                            <a:off x="0" y="0"/>
-                            <a:ext cx="2412000" cy="1469594"/>
-                          </a:xfrm>
-                          <a:prstGeom prst="rect"/>
-                        </pic:spPr>
-                      </pic:pic>
-                    </a:graphicData>
-                  </a:graphic>
-                </wp:inline>
-              </w:drawing>
-            </w:r>
-          </w:p>
-        </w:tc>
-      </w:tr>
-      <w:tr>
-        <w:trPr>
-          <w:cantSplit/>
-        </w:trPr>
-        <w:tc>
-          <w:tcPr>
-            <w:tcW w:type="dxa" w:w="4989"/>
-          </w:tcPr>
-          <w:p>
-            <w:pPr>
-              <w:keepNext/>
-              <w:spacing w:after="0"/>
-              <w:jc w:val="center"/>
-            </w:pPr>
-            <w:r>
-              <w:drawing>
-                <wp:inline xmlns:a="http://schemas.openxmlformats.org/drawingml/2006/main" xmlns:pic="http://schemas.openxmlformats.org/drawingml/2006/picture">
-                  <wp:extent cx="2412000" cy="1469594"/>
-                  <wp:docPr id="7" name="Picture 7"/>
-                  <wp:cNvGraphicFramePr>
-                    <a:graphicFrameLocks noChangeAspect="1"/>
-                  </wp:cNvGraphicFramePr>
-                  <a:graphic>
-                    <a:graphicData uri="http://schemas.openxmlformats.org/drawingml/2006/picture">
-                      <pic:pic>
-                        <pic:nvPicPr>
-                          <pic:cNvPr id="0" name="sweep_tournament_k.png"/>
-                          <pic:cNvPicPr/>
-                        </pic:nvPicPr>
-                        <pic:blipFill>
-                          <a:blip r:embed="rId15"/>
-                          <a:stretch>
-                            <a:fillRect/>
-                          </a:stretch>
-                        </pic:blipFill>
-                        <pic:spPr>
-                          <a:xfrm>
-                            <a:off x="0" y="0"/>
-                            <a:ext cx="2412000" cy="1469594"/>
-                          </a:xfrm>
-                          <a:prstGeom prst="rect"/>
-                        </pic:spPr>
-                      </pic:pic>
-                    </a:graphicData>
-                  </a:graphic>
-                </wp:inline>
-              </w:drawing>
-            </w:r>
-          </w:p>
-        </w:tc>
-        <w:tc>
-          <w:tcPr>
-            <w:tcW w:type="dxa" w:w="4989"/>
-          </w:tcPr>
-          <w:p>
-            <w:pPr>
-              <w:keepNext/>
-              <w:spacing w:after="0"/>
-              <w:jc w:val="center"/>
-            </w:pPr>
-            <w:r>
-              <w:drawing>
-                <wp:inline xmlns:a="http://schemas.openxmlformats.org/drawingml/2006/main" xmlns:pic="http://schemas.openxmlformats.org/drawingml/2006/picture">
-                  <wp:extent cx="2412000" cy="1469594"/>
-                  <wp:docPr id="8" name="Picture 8"/>
-                  <wp:cNvGraphicFramePr>
-                    <a:graphicFrameLocks noChangeAspect="1"/>
-                  </wp:cNvGraphicFramePr>
-                  <a:graphic>
-                    <a:graphicData uri="http://schemas.openxmlformats.org/drawingml/2006/picture">
-                      <pic:pic>
-                        <pic:nvPicPr>
-                          <pic:cNvPr id="0" name="sweep_selection.png"/>
-                          <pic:cNvPicPr/>
-                        </pic:nvPicPr>
-                        <pic:blipFill>
-                          <a:blip r:embed="rId16"/>
-                          <a:stretch>
-                            <a:fillRect/>
-                          </a:stretch>
-                        </pic:blipFill>
-                        <pic:spPr>
-                          <a:xfrm>
-                            <a:off x="0" y="0"/>
-                            <a:ext cx="2412000" cy="1469594"/>
-                          </a:xfrm>
-                          <a:prstGeom prst="rect"/>
-                        </pic:spPr>
-                      </pic:pic>
-                    </a:graphicData>
-                  </a:graphic>
-                </wp:inline>
-              </w:drawing>
-            </w:r>
-          </w:p>
-        </w:tc>
-      </w:tr>
-    </w:tbl>
-    <w:p>
-      <w:pPr>
-        <w:spacing w:after="80"/>
-        <w:jc w:val="center"/>
-      </w:pPr>
-      <w:r>
-        <w:rPr>
-          <w:b/>
-          <w:sz w:val="17"/>
-        </w:rPr>
-        <w:t>Figure 4.</w:t>
-      </w:r>
-      <w:r>
-        <w:rPr>
-          <w:sz w:val="17"/>
-        </w:rPr>
-        <w:t xml:space="preserve"> Mean best-fitness curves (±1 std over seeds) of the four sweeps.</w:t>
-      </w:r>
-    </w:p>
-    <w:p>
-      <w:pPr>
-        <w:spacing w:after="60"/>
-        <w:jc w:val="both"/>
-      </w:pPr>
-      <w:r>
-        <w:rPr>
-          <w:b/>
-          <w:sz w:val="19"/>
-        </w:rPr>
-        <w:t>Population size.</w:t>
-      </w:r>
-      <w:r>
-        <w:rPr>
-          <w:sz w:val="19"/>
-        </w:rPr>
-        <w:t xml:space="preserve"> Larger populations explore more of the map per generation and found better plans (0.280 → 0.320 from 20 to 200), but the cost grows linearly (16 s → 183 s) and 50 → 100 gave almost nothing (0.293 vs. 0.294), so it is a cost–quality choice.</w:t>
-      </w:r>
-    </w:p>
-    <w:p>
-      <w:pPr>
-        <w:spacing w:after="60"/>
-        <w:jc w:val="both"/>
-      </w:pPr>
-      <w:r>
-        <w:rPr>
-          <w:b/>
-          <w:sz w:val="19"/>
-        </w:rPr>
-        <w:t>Mutation rate</w:t>
-      </w:r>
-      <w:r>
-        <w:rPr>
-          <w:sz w:val="19"/>
-        </w:rPr>
-        <w:t xml:space="preserve"> had the largest effect: fitness fell steadily from 0.356 (p_m = 0.01) to 0.294 (0.1) and 0.262 (0.4), while final diversity rose from 1.22 to 2.58. A chromosome has about 150–300 genes, so p_m = 0.1 already changes some twenty genes per child: good routes are destroyed faster than selection can keep them and the search drifts towards random search (too much exploration). Damaged routes also need more repair (121 s vs. 74 s). With p_m = 0.01 the GA exploits good routes, and premature convergence is prevented by BLX-α, the annealed mutation and the immigrants instead.</w:t>
-      </w:r>
-    </w:p>
-    <w:p>
-      <w:pPr>
-        <w:spacing w:after="60"/>
-        <w:jc w:val="both"/>
-      </w:pPr>
-      <w:r>
-        <w:rPr>
-          <w:b/>
-          <w:sz w:val="19"/>
-        </w:rPr>
-        <w:t>Selection pressure.</w:t>
-      </w:r>
-      <w:r>
-        <w:rPr>
-          <w:sz w:val="19"/>
-        </w:rPr>
-        <w:t xml:space="preserve"> k = 2 and 3 performed alike (0.295, 0.294); k = 5 and 8 were clearly better (0.326, 0.325) but reduced diversity (2.04 → 1.42), and k = 8 had the largest spread between seeds (± 0.018), an early sign of premature convergence in some runs. Tournament selection (0.294) beat rank (0.272) and roulette (0.268): late in a run the fitness values are close, so roulette and rank give almost everyone a similar chance and the search drifts (they keep the highest diversity, 2.35 and 2.43).</w:t>
-      </w:r>
-    </w:p>
-    <w:p>
-      <w:pPr>
-        <w:spacing w:after="60"/>
-        <w:jc w:val="both"/>
-      </w:pPr>
-      <w:r>
-        <w:rPr>
-          <w:b/>
-          <w:sz w:val="19"/>
-        </w:rPr>
-        <w:t>Final setting.</w:t>
-      </w:r>
-      <w:r>
-        <w:rPr>
-          <w:sz w:val="19"/>
-        </w:rPr>
-        <w:t xml:space="preserve"> Because the sweeps vary one parameter at a time, I also ran the two best values together (p_m = 0.01, k = 5): 0.364 ± 0.005, better than either alone, with immigrants active in 39–46 of 100 generations, so diversity stayed under control. This is the final configuration. Most runs were still improving after 100 generations (99 % of the gain only after generation 75–99), so the main run uses 200.</w:t>
-      </w:r>
-    </w:p>
-    <w:p>
-      <w:pPr>
-        <w:pStyle w:val="Heading1"/>
-      </w:pPr>
-      <w:r>
-        <w:rPr>
-          <w:rFonts w:ascii="Calibri" w:hAnsi="Calibri"/>
-        </w:rPr>
-        <w:t>8. GA versus Random Search</w:t>
-      </w:r>
-    </w:p>
-    <w:p>
-      <w:pPr>
-        <w:keepNext/>
-        <w:spacing w:after="20"/>
-        <w:jc w:val="center"/>
-      </w:pPr>
-      <w:r>
-        <w:rPr>
-          <w:b/>
-          <w:sz w:val="17"/>
-        </w:rPr>
-        <w:t>Table 6.</w:t>
-      </w:r>
-      <w:r>
-        <w:rPr>
-          <w:sz w:val="17"/>
-        </w:rPr>
-        <w:t xml:space="preserve"> GA vs. random search: mean ± std over 5 seeds, 19,300 evaluations each. All best plans were feasible (violation 0).</w:t>
-      </w:r>
-    </w:p>
-    <w:tbl>
-      <w:tblPr>
-        <w:tblW w:type="auto" w:w="0"/>
-        <w:jc w:val="center"/>
-        <w:tblLayout w:type="fixed"/>
-        <w:tblLook w:firstColumn="1" w:firstRow="1" w:lastColumn="0" w:lastRow="0" w:noHBand="0" w:noVBand="1" w:val="04A0"/>
-      </w:tblPr>
-      <w:tblGrid>
-        <w:gridCol w:w="2948"/>
-        <w:gridCol w:w="2154"/>
-        <w:gridCol w:w="2154"/>
-      </w:tblGrid>
-      <w:tr>
-        <w:trPr>
-          <w:cantSplit/>
-        </w:trPr>
-        <w:tc>
-          <w:tcPr>
-            <w:tcW w:type="dxa" w:w="2948"/>
-            <w:tcBorders>
-              <w:top w:val="single" w:sz="6" w:color="404040"/>
-              <w:bottom w:val="single" w:sz="6" w:color="404040"/>
-            </w:tcBorders>
-          </w:tcPr>
-          <w:p>
-            <w:pPr>
-              <w:keepNext/>
-              <w:spacing w:after="0"/>
-              <w:jc w:val="left"/>
-            </w:pPr>
-            <w:r/>
-            <w:r>
-              <w:rPr>
-                <w:b/>
-                <w:sz w:val="17"/>
-              </w:rPr>
-              <w:t>Best plan</w:t>
-            </w:r>
-          </w:p>
-        </w:tc>
-        <w:tc>
-          <w:tcPr>
-            <w:tcW w:type="dxa" w:w="2154"/>
-            <w:tcBorders>
-              <w:top w:val="single" w:sz="6" w:color="404040"/>
-              <w:bottom w:val="single" w:sz="6" w:color="404040"/>
-            </w:tcBorders>
-          </w:tcPr>
-          <w:p>
-            <w:pPr>
-              <w:keepNext/>
-              <w:spacing w:after="0"/>
-              <w:jc w:val="center"/>
-            </w:pPr>
-            <w:r/>
-            <w:r>
-              <w:rPr>
-                <w:b/>
-                <w:sz w:val="17"/>
-              </w:rPr>
-              <w:t>Genetic Algorithm</w:t>
-            </w:r>
-          </w:p>
-        </w:tc>
-        <w:tc>
-          <w:tcPr>
-            <w:tcW w:type="dxa" w:w="2154"/>
-            <w:tcBorders>
-              <w:top w:val="single" w:sz="6" w:color="404040"/>
-              <w:bottom w:val="single" w:sz="6" w:color="404040"/>
-            </w:tcBorders>
-          </w:tcPr>
-          <w:p>
-            <w:pPr>
-              <w:keepNext/>
-              <w:spacing w:after="0"/>
-              <w:jc w:val="center"/>
-            </w:pPr>
-            <w:r/>
-            <w:r>
-              <w:rPr>
-                <w:b/>
-                <w:sz w:val="17"/>
-              </w:rPr>
-              <w:t>Random search</w:t>
-            </w:r>
-          </w:p>
-        </w:tc>
-      </w:tr>
-      <w:tr>
-        <w:trPr>
-          <w:cantSplit/>
-        </w:trPr>
-        <w:tc>
-          <w:tcPr>
-            <w:tcW w:type="dxa" w:w="2948"/>
-          </w:tcPr>
-          <w:p>
-            <w:pPr>
-              <w:keepNext/>
-              <w:spacing w:after="0"/>
-              <w:jc w:val="left"/>
-            </w:pPr>
-            <w:r/>
-            <w:r>
-              <w:rPr>
-                <w:sz w:val="17"/>
-              </w:rPr>
-              <w:t>Fitness F</w:t>
-            </w:r>
-          </w:p>
-        </w:tc>
-        <w:tc>
-          <w:tcPr>
-            <w:tcW w:type="dxa" w:w="2154"/>
-          </w:tcPr>
-          <w:p>
-            <w:pPr>
-              <w:keepNext/>
-              <w:spacing w:after="0"/>
-              <w:jc w:val="center"/>
-            </w:pPr>
-            <w:r/>
-            <w:r>
-              <w:rPr>
-                <w:sz w:val="17"/>
-              </w:rPr>
-              <w:t>0.383 ± 0.010</w:t>
-            </w:r>
-          </w:p>
-        </w:tc>
-        <w:tc>
-          <w:tcPr>
-            <w:tcW w:type="dxa" w:w="2154"/>
-          </w:tcPr>
-          <w:p>
-            <w:pPr>
-              <w:keepNext/>
-              <w:spacing w:after="0"/>
-              <w:jc w:val="center"/>
-            </w:pPr>
-            <w:r/>
-            <w:r>
-              <w:rPr>
-                <w:sz w:val="17"/>
-              </w:rPr>
-              <w:t>0.208 ± 0.009</w:t>
-            </w:r>
-          </w:p>
-        </w:tc>
-      </w:tr>
-      <w:tr>
-        <w:trPr>
-          <w:cantSplit/>
-        </w:trPr>
-        <w:tc>
-          <w:tcPr>
-            <w:tcW w:type="dxa" w:w="2948"/>
-          </w:tcPr>
-          <w:p>
-            <w:pPr>
-              <w:keepNext/>
-              <w:spacing w:after="0"/>
-              <w:jc w:val="left"/>
-            </w:pPr>
-            <w:r/>
-            <w:r>
-              <w:rPr>
-                <w:sz w:val="17"/>
-              </w:rPr>
-              <w:t>Coverage (priority-weighted)</w:t>
-            </w:r>
-          </w:p>
-        </w:tc>
-        <w:tc>
-          <w:tcPr>
-            <w:tcW w:type="dxa" w:w="2154"/>
-          </w:tcPr>
-          <w:p>
-            <w:pPr>
-              <w:keepNext/>
-              <w:spacing w:after="0"/>
-              <w:jc w:val="center"/>
-            </w:pPr>
-            <w:r/>
-            <w:r>
-              <w:rPr>
-                <w:sz w:val="17"/>
-              </w:rPr>
-              <w:t>0.831 ± 0.013</w:t>
-            </w:r>
-          </w:p>
-        </w:tc>
-        <w:tc>
-          <w:tcPr>
-            <w:tcW w:type="dxa" w:w="2154"/>
-          </w:tcPr>
-          <w:p>
-            <w:pPr>
-              <w:keepNext/>
-              <w:spacing w:after="0"/>
-              <w:jc w:val="center"/>
-            </w:pPr>
-            <w:r/>
-            <w:r>
-              <w:rPr>
-                <w:sz w:val="17"/>
-              </w:rPr>
-              <w:t>0.670 ± 0.039</w:t>
-            </w:r>
-          </w:p>
-        </w:tc>
-      </w:tr>
-      <w:tr>
-        <w:trPr>
-          <w:cantSplit/>
-        </w:trPr>
-        <w:tc>
-          <w:tcPr>
-            <w:tcW w:type="dxa" w:w="2948"/>
-          </w:tcPr>
-          <w:p>
-            <w:pPr>
-              <w:keepNext/>
-              <w:spacing w:after="0"/>
-              <w:jc w:val="left"/>
-            </w:pPr>
-            <w:r/>
-            <w:r>
-              <w:rPr>
-                <w:sz w:val="17"/>
-              </w:rPr>
-              <w:t>High-priority cells covered</w:t>
-            </w:r>
-          </w:p>
-        </w:tc>
-        <w:tc>
-          <w:tcPr>
-            <w:tcW w:type="dxa" w:w="2154"/>
-          </w:tcPr>
-          <w:p>
-            <w:pPr>
-              <w:keepNext/>
-              <w:spacing w:after="0"/>
-              <w:jc w:val="center"/>
-            </w:pPr>
-            <w:r/>
-            <w:r>
-              <w:rPr>
-                <w:sz w:val="17"/>
-              </w:rPr>
-              <w:t>0.999 ± 0.001</w:t>
-            </w:r>
-          </w:p>
-        </w:tc>
-        <w:tc>
-          <w:tcPr>
-            <w:tcW w:type="dxa" w:w="2154"/>
-          </w:tcPr>
-          <w:p>
-            <w:pPr>
-              <w:keepNext/>
-              <w:spacing w:after="0"/>
-              <w:jc w:val="center"/>
-            </w:pPr>
-            <w:r/>
-            <w:r>
-              <w:rPr>
-                <w:sz w:val="17"/>
-              </w:rPr>
-              <w:t>0.893 ± 0.066</w:t>
-            </w:r>
-          </w:p>
-        </w:tc>
-      </w:tr>
-      <w:tr>
-        <w:trPr>
-          <w:cantSplit/>
-        </w:trPr>
-        <w:tc>
-          <w:tcPr>
-            <w:tcW w:type="dxa" w:w="2948"/>
-          </w:tcPr>
-          <w:p>
-            <w:pPr>
-              <w:keepNext/>
-              <w:spacing w:after="0"/>
-              <w:jc w:val="left"/>
-            </w:pPr>
-            <w:r/>
-            <w:r>
-              <w:rPr>
-                <w:sz w:val="17"/>
-              </w:rPr>
-              <w:t>Detection rate</w:t>
-            </w:r>
-          </w:p>
-        </w:tc>
-        <w:tc>
-          <w:tcPr>
-            <w:tcW w:type="dxa" w:w="2154"/>
-          </w:tcPr>
-          <w:p>
-            <w:pPr>
-              <w:keepNext/>
-              <w:spacing w:after="0"/>
-              <w:jc w:val="center"/>
-            </w:pPr>
-            <w:r/>
-            <w:r>
-              <w:rPr>
-                <w:sz w:val="17"/>
-              </w:rPr>
-              <w:t>0.856 ± 0.028</w:t>
-            </w:r>
-          </w:p>
-        </w:tc>
-        <w:tc>
-          <w:tcPr>
-            <w:tcW w:type="dxa" w:w="2154"/>
-          </w:tcPr>
-          <w:p>
-            <w:pPr>
-              <w:keepNext/>
-              <w:spacing w:after="0"/>
-              <w:jc w:val="center"/>
-            </w:pPr>
-            <w:r/>
-            <w:r>
-              <w:rPr>
-                <w:sz w:val="17"/>
-              </w:rPr>
-              <w:t>0.492 ± 0.042</w:t>
-            </w:r>
-          </w:p>
-        </w:tc>
-      </w:tr>
-      <w:tr>
-        <w:trPr>
-          <w:cantSplit/>
-        </w:trPr>
-        <w:tc>
-          <w:tcPr>
-            <w:tcW w:type="dxa" w:w="2948"/>
-          </w:tcPr>
-          <w:p>
-            <w:pPr>
-              <w:keepNext/>
-              <w:spacing w:after="0"/>
-              <w:jc w:val="left"/>
-            </w:pPr>
-            <w:r/>
-            <w:r>
-              <w:rPr>
-                <w:sz w:val="17"/>
-              </w:rPr>
-              <w:t>Targets detected (of 30)</w:t>
-            </w:r>
-          </w:p>
-        </w:tc>
-        <w:tc>
-          <w:tcPr>
-            <w:tcW w:type="dxa" w:w="2154"/>
-          </w:tcPr>
-          <w:p>
-            <w:pPr>
-              <w:keepNext/>
-              <w:spacing w:after="0"/>
-              <w:jc w:val="center"/>
-            </w:pPr>
-            <w:r/>
-            <w:r>
-              <w:rPr>
-                <w:sz w:val="17"/>
-              </w:rPr>
-              <w:t>28.2 ± 0.8</w:t>
-            </w:r>
-          </w:p>
-        </w:tc>
-        <w:tc>
-          <w:tcPr>
-            <w:tcW w:type="dxa" w:w="2154"/>
-          </w:tcPr>
-          <w:p>
-            <w:pPr>
-              <w:keepNext/>
-              <w:spacing w:after="0"/>
-              <w:jc w:val="center"/>
-            </w:pPr>
-            <w:r/>
-            <w:r>
-              <w:rPr>
-                <w:sz w:val="17"/>
-              </w:rPr>
-              <w:t>16.2 ± 2.4</w:t>
-            </w:r>
-          </w:p>
-        </w:tc>
-      </w:tr>
-      <w:tr>
-        <w:trPr>
-          <w:cantSplit/>
-        </w:trPr>
-        <w:tc>
-          <w:tcPr>
-            <w:tcW w:type="dxa" w:w="2948"/>
-          </w:tcPr>
-          <w:p>
-            <w:pPr>
-              <w:keepNext/>
-              <w:spacing w:after="0"/>
-              <w:jc w:val="left"/>
-            </w:pPr>
-            <w:r/>
-            <w:r>
-              <w:rPr>
-                <w:sz w:val="17"/>
-              </w:rPr>
-              <w:t>Energy (kJ)</w:t>
-            </w:r>
-          </w:p>
-        </w:tc>
-        <w:tc>
-          <w:tcPr>
-            <w:tcW w:type="dxa" w:w="2154"/>
-          </w:tcPr>
-          <w:p>
-            <w:pPr>
-              <w:keepNext/>
-              <w:spacing w:after="0"/>
-              <w:jc w:val="center"/>
-            </w:pPr>
-            <w:r/>
-            <w:r>
-              <w:rPr>
-                <w:sz w:val="17"/>
-              </w:rPr>
-              <w:t>134.2 ± 4.0</w:t>
-            </w:r>
-          </w:p>
-        </w:tc>
-        <w:tc>
-          <w:tcPr>
-            <w:tcW w:type="dxa" w:w="2154"/>
-          </w:tcPr>
-          <w:p>
-            <w:pPr>
-              <w:keepNext/>
-              <w:spacing w:after="0"/>
-              <w:jc w:val="center"/>
-            </w:pPr>
-            <w:r/>
-            <w:r>
-              <w:rPr>
-                <w:sz w:val="17"/>
-              </w:rPr>
-              <w:t>157.0 ± 15.9</w:t>
-            </w:r>
-          </w:p>
-        </w:tc>
-      </w:tr>
-      <w:tr>
-        <w:trPr>
-          <w:cantSplit/>
-        </w:trPr>
-        <w:tc>
-          <w:tcPr>
-            <w:tcW w:type="dxa" w:w="2948"/>
-          </w:tcPr>
-          <w:p>
-            <w:pPr>
-              <w:keepNext/>
-              <w:spacing w:after="0"/>
-              <w:jc w:val="left"/>
-            </w:pPr>
-            <w:r/>
-            <w:r>
-              <w:rPr>
-                <w:sz w:val="17"/>
-              </w:rPr>
-              <w:t>Makespan (s)</w:t>
-            </w:r>
-          </w:p>
-        </w:tc>
-        <w:tc>
-          <w:tcPr>
-            <w:tcW w:type="dxa" w:w="2154"/>
-          </w:tcPr>
-          <w:p>
-            <w:pPr>
-              <w:keepNext/>
-              <w:spacing w:after="0"/>
-              <w:jc w:val="center"/>
-            </w:pPr>
-            <w:r/>
-            <w:r>
-              <w:rPr>
-                <w:sz w:val="17"/>
-              </w:rPr>
-              <w:t>199.9 ± 14.0</w:t>
-            </w:r>
-          </w:p>
-        </w:tc>
-        <w:tc>
-          <w:tcPr>
-            <w:tcW w:type="dxa" w:w="2154"/>
-          </w:tcPr>
-          <w:p>
-            <w:pPr>
-              <w:keepNext/>
-              <w:spacing w:after="0"/>
-              <w:jc w:val="center"/>
-            </w:pPr>
-            <w:r/>
-            <w:r>
-              <w:rPr>
-                <w:sz w:val="17"/>
-              </w:rPr>
-              <w:t>261.4 ± 22.6</w:t>
-            </w:r>
-          </w:p>
-        </w:tc>
-      </w:tr>
-      <w:tr>
-        <w:trPr>
-          <w:cantSplit/>
-        </w:trPr>
-        <w:tc>
-          <w:tcPr>
-            <w:tcW w:type="dxa" w:w="2948"/>
-            <w:tcBorders>
-              <w:bottom w:val="single" w:sz="6" w:color="404040"/>
-            </w:tcBorders>
-          </w:tcPr>
-          <w:p>
-            <w:pPr>
-              <w:spacing w:after="0"/>
-              <w:jc w:val="left"/>
-            </w:pPr>
-            <w:r/>
-            <w:r>
-              <w:rPr>
-                <w:sz w:val="17"/>
-              </w:rPr>
-              <w:t>Hazard exposure</w:t>
-            </w:r>
-          </w:p>
-        </w:tc>
-        <w:tc>
-          <w:tcPr>
-            <w:tcW w:type="dxa" w:w="2154"/>
-            <w:tcBorders>
-              <w:bottom w:val="single" w:sz="6" w:color="404040"/>
-            </w:tcBorders>
-          </w:tcPr>
-          <w:p>
-            <w:pPr>
-              <w:spacing w:after="0"/>
-              <w:jc w:val="center"/>
-            </w:pPr>
-            <w:r/>
-            <w:r>
-              <w:rPr>
-                <w:sz w:val="17"/>
-              </w:rPr>
-              <w:t>0.123 ± 0.008</w:t>
-            </w:r>
-          </w:p>
-        </w:tc>
-        <w:tc>
-          <w:tcPr>
-            <w:tcW w:type="dxa" w:w="2154"/>
-            <w:tcBorders>
-              <w:bottom w:val="single" w:sz="6" w:color="404040"/>
-            </w:tcBorders>
-          </w:tcPr>
-          <w:p>
-            <w:pPr>
-              <w:spacing w:after="0"/>
-              <w:jc w:val="center"/>
-            </w:pPr>
-            <w:r/>
-            <w:r>
-              <w:rPr>
-                <w:sz w:val="17"/>
-              </w:rPr>
-              <w:t>0.169 ± 0.033</w:t>
-            </w:r>
-          </w:p>
-        </w:tc>
-      </w:tr>
-    </w:tbl>
-    <w:p>
-      <w:pPr>
-        <w:spacing w:after="40" w:line="144" w:lineRule="auto"/>
-      </w:pPr>
-    </w:p>
-    <w:p>
-      <w:pPr>
-        <w:spacing w:after="60"/>
-        <w:jc w:val="both"/>
-      </w:pPr>
-      <w:r>
-        <w:rPr>
-          <w:sz w:val="19"/>
-        </w:rPr>
-        <w:t xml:space="preserve">The GA was better on </w:t>
-      </w:r>
-      <w:r>
-        <w:rPr>
-          <w:b/>
-          <w:sz w:val="19"/>
-        </w:rPr>
-        <w:t>every</w:t>
-      </w:r>
-      <w:r>
-        <w:rPr>
-          <w:sz w:val="19"/>
-        </w:rPr>
-        <w:t xml:space="preserve"> metric and in every seed: its worst seed (0.373) is far above the best random seed (0.224). In the main run it passed the final random-search level (0.208) after only 388 evaluations, while random search improves only very slowly after its first thousand samples (Fig. 5). The GA was even faster (135 s vs. 371 s per run) because its children need little repair, whereas every random plan needs heavy repair.</w:t>
-      </w:r>
-    </w:p>
-    <w:tbl>
-      <w:tblPr>
-        <w:tblW w:type="auto" w:w="0"/>
-        <w:jc w:val="center"/>
-        <w:tblLook w:firstColumn="1" w:firstRow="1" w:lastColumn="0" w:lastRow="0" w:noHBand="0" w:noVBand="1" w:val="04A0"/>
-      </w:tblPr>
-      <w:tblGrid>
-        <w:gridCol w:w="4989"/>
-        <w:gridCol w:w="4989"/>
-      </w:tblGrid>
-      <w:tr>
-        <w:trPr>
-          <w:cantSplit/>
-        </w:trPr>
-        <w:tc>
-          <w:tcPr>
-            <w:tcW w:type="dxa" w:w="4989"/>
-          </w:tcPr>
-          <w:p>
-            <w:pPr>
-              <w:keepNext/>
-              <w:spacing w:after="0"/>
-              <w:jc w:val="center"/>
-            </w:pPr>
-            <w:r>
-              <w:drawing>
-                <wp:inline xmlns:a="http://schemas.openxmlformats.org/drawingml/2006/main" xmlns:pic="http://schemas.openxmlformats.org/drawingml/2006/picture">
-                  <wp:extent cx="3024000" cy="1687101"/>
-                  <wp:docPr id="9" name="Picture 9"/>
-                  <wp:cNvGraphicFramePr>
-                    <a:graphicFrameLocks noChangeAspect="1"/>
-                  </wp:cNvGraphicFramePr>
-                  <a:graphic>
-                    <a:graphicData uri="http://schemas.openxmlformats.org/drawingml/2006/picture">
-                      <pic:pic>
-                        <pic:nvPicPr>
-                          <pic:cNvPr id="0" name="ga_vs_random_convergence.png"/>
-                          <pic:cNvPicPr/>
-                        </pic:nvPicPr>
-                        <pic:blipFill>
-                          <a:blip r:embed="rId17"/>
-                          <a:stretch>
-                            <a:fillRect/>
-                          </a:stretch>
-                        </pic:blipFill>
-                        <pic:spPr>
-                          <a:xfrm>
-                            <a:off x="0" y="0"/>
-                            <a:ext cx="3024000" cy="1687101"/>
-                          </a:xfrm>
-                          <a:prstGeom prst="rect"/>
-                        </pic:spPr>
-                      </pic:pic>
-                    </a:graphicData>
-                  </a:graphic>
-                </wp:inline>
-              </w:drawing>
-            </w:r>
-          </w:p>
-        </w:tc>
-        <w:tc>
-          <w:tcPr>
-            <w:tcW w:type="dxa" w:w="4989"/>
-          </w:tcPr>
-          <w:p>
-            <w:pPr>
-              <w:keepNext/>
-              <w:spacing w:after="0"/>
-              <w:jc w:val="center"/>
-            </w:pPr>
-            <w:r>
-              <w:drawing>
-                <wp:inline xmlns:a="http://schemas.openxmlformats.org/drawingml/2006/main" xmlns:pic="http://schemas.openxmlformats.org/drawingml/2006/picture">
-                  <wp:extent cx="1872000" cy="2152733"/>
-                  <wp:docPr id="10" name="Picture 10"/>
-                  <wp:cNvGraphicFramePr>
-                    <a:graphicFrameLocks noChangeAspect="1"/>
-                  </wp:cNvGraphicFramePr>
-                  <a:graphic>
-                    <a:graphicData uri="http://schemas.openxmlformats.org/drawingml/2006/picture">
-                      <pic:pic>
-                        <pic:nvPicPr>
-                          <pic:cNvPr id="0" name="ga_vs_random_solutions.png"/>
-                          <pic:cNvPicPr/>
-                        </pic:nvPicPr>
-                        <pic:blipFill>
-                          <a:blip r:embed="rId18"/>
-                          <a:stretch>
-                            <a:fillRect/>
-                          </a:stretch>
-                        </pic:blipFill>
-                        <pic:spPr>
-                          <a:xfrm>
-                            <a:off x="0" y="0"/>
-                            <a:ext cx="1872000" cy="2152733"/>
-                          </a:xfrm>
-                          <a:prstGeom prst="rect"/>
-                        </pic:spPr>
-                      </pic:pic>
-                    </a:graphicData>
-                  </a:graphic>
-                </wp:inline>
-              </w:drawing>
-            </w:r>
-          </w:p>
-        </w:tc>
-      </w:tr>
-    </w:tbl>
-    <w:p>
-      <w:pPr>
-        <w:spacing w:after="80"/>
-        <w:jc w:val="center"/>
-      </w:pPr>
-      <w:r>
-        <w:rPr>
-          <w:b/>
-          <w:sz w:val="17"/>
-        </w:rPr>
-        <w:t>Figure 5.</w:t>
-      </w:r>
-      <w:r>
-        <w:rPr>
-          <w:sz w:val="17"/>
-        </w:rPr>
-        <w:t xml:space="preserve"> Left: best-so-far fitness vs. evaluations (mean ± std). Right: best plans of seed 1, routes (top) and covered cells (bottom).</w:t>
-      </w:r>
-    </w:p>
-    <w:p>
-      <w:pPr>
-        <w:spacing w:after="60"/>
-        <w:jc w:val="both"/>
-      </w:pPr>
-      <w:r>
-        <w:rPr>
-          <w:b/>
-          <w:sz w:val="19"/>
-        </w:rPr>
-        <w:t>What makes the evolved solution different?</w:t>
-      </w:r>
-      <w:r>
-        <w:rPr>
-          <w:sz w:val="19"/>
-        </w:rPr>
-        <w:t xml:space="preserve"> (i) </w:t>
-      </w:r>
-      <w:r>
-        <w:rPr>
-          <w:i/>
-          <w:sz w:val="19"/>
-        </w:rPr>
-        <w:t>Structured paths:</w:t>
-      </w:r>
-      <w:r>
-        <w:rPr>
-          <w:sz w:val="19"/>
-        </w:rPr>
-        <w:t xml:space="preserve"> random plans are a few long straight legs across the map that hit the range limit and are cut short by repair (17 waypoints in seed 1); the GA builds many short legs (46 waypoints) that sweep the disaster zones, and the drones share the map. (ii) </w:t>
-      </w:r>
-      <w:r>
-        <w:rPr>
-          <w:i/>
-          <w:sz w:val="19"/>
-        </w:rPr>
-        <w:t>Sensor scheduling:</w:t>
-      </w:r>
-      <w:r>
-        <w:rPr>
-          <w:sz w:val="19"/>
-        </w:rPr>
-        <w:t xml:space="preserve"> the GA keeps the sensor on for 89 % of the legs at high power (mean 0.86) and switches it off on a few low-priority legs (random: 76 %, power 0.67); it pays for this by flying faster and finishing sooner, so it still uses less energy. (iii) </w:t>
-      </w:r>
-      <w:r>
-        <w:rPr>
-          <w:i/>
-          <w:sz w:val="19"/>
-        </w:rPr>
-        <w:t>Priority focus:</w:t>
-      </w:r>
-      <w:r>
-        <w:rPr>
-          <w:sz w:val="19"/>
-        </w:rPr>
-        <w:t xml:space="preserve"> 99.9 % of high-priority cells covered (random 89.3 %) and 28.2 instead of 16.2 targets found. (iv) </w:t>
-      </w:r>
-      <w:r>
-        <w:rPr>
-          <w:i/>
-          <w:sz w:val="19"/>
-        </w:rPr>
-        <w:t>Hazard avoidance:</w:t>
-      </w:r>
-      <w:r>
-        <w:rPr>
-          <w:sz w:val="19"/>
-        </w:rPr>
-        <w:t xml:space="preserve"> it must enter the radiation pockets on the disaster zones but crosses them quickly and mostly avoids the others (exposure 0.123 vs. 0.169). Random search finds such a coordinated plan only by chance; the GA builds it by keeping and recombining good drone routes.</w:t>
-      </w:r>
-    </w:p>
-    <w:p>
-      <w:pPr>
-        <w:pStyle w:val="Heading1"/>
-      </w:pPr>
-      <w:r>
-        <w:rPr>
-          <w:rFonts w:ascii="Calibri" w:hAnsi="Calibri"/>
-        </w:rPr>
-        <w:t>9. Limitations and Future Work</w:t>
-      </w:r>
-    </w:p>
-    <w:p>
-      <w:pPr>
-        <w:spacing w:after="60"/>
-        <w:jc w:val="both"/>
-      </w:pPr>
-      <w:r>
-        <w:rPr>
-          <w:sz w:val="19"/>
-        </w:rPr>
-        <w:t>(1) A weighted sum gives one compromise per weight vector; a Pareto method (e.g. NSGA-II) would offer a set of trade-offs. (2) The world is static and simplified (fixed hazards, no wind drift, no drone collisions, simple sensor footprint) and only one map was used. (3) Repair, especially A∗, dominates the runtime. (4) Tuning was one-factor-at-a-time with three seeds; a factorial design with more seeds would give stronger evidence.</w:t>
-      </w:r>
-    </w:p>
-    <w:p>
-      <w:pPr>
-        <w:pStyle w:val="Heading1"/>
-      </w:pPr>
-      <w:r>
-        <w:rPr>
-          <w:rFonts w:ascii="Calibri" w:hAnsi="Calibri"/>
-        </w:rPr>
-        <w:t>10. Conclusion</w:t>
-      </w:r>
-    </w:p>
-    <w:p>
-      <w:pPr>
-        <w:spacing w:after="60"/>
-        <w:jc w:val="both"/>
-      </w:pPr>
-      <w:r>
-        <w:rPr>
-          <w:sz w:val="19"/>
-        </w:rPr>
-        <w:t>I built a GA that plans the deployment, routes, speeds and sensor schedules of a 4-drone fleet on a 100×100 hazard grid. The hybrid multi-segment chromosome maps directly onto the decisions, the normalised weighted fitness balances five conflicting objectives, and repair plus a dynamic penalty keeps every final plan feasible. The sensitivity study showed that this problem rewards exploitation (low mutation rate, strong tournament) as long as diversity is controlled. With the tuned settings the GA reached 0.383 ± 0.010 against 0.208 ± 0.009 for random search with the same budget, with better values on every objective. A problem-specific encoding and operators let a simple GA [1, 2, 8] clearly outperform undirected search.</w:t>
-      </w:r>
-    </w:p>
-    <w:p>
-      <w:pPr>
-        <w:pStyle w:val="Heading2"/>
-      </w:pPr>
-      <w:r>
-        <w:rPr>
-          <w:rFonts w:ascii="Calibri" w:hAnsi="Calibri"/>
-        </w:rPr>
-        <w:t>References</w:t>
-      </w:r>
-    </w:p>
-    <w:p>
-      <w:pPr>
-        <w:spacing w:after="0"/>
-        <w:jc w:val="left"/>
-      </w:pPr>
-      <w:r>
-        <w:rPr>
-          <w:sz w:val="15"/>
-        </w:rPr>
-        <w:t xml:space="preserve">[1] J. H. Holland, </w:t>
-      </w:r>
-      <w:r>
-        <w:rPr>
-          <w:i/>
-          <w:sz w:val="15"/>
-        </w:rPr>
-        <w:t>Adaptation in Natural and Artificial Systems</w:t>
-      </w:r>
-      <w:r>
-        <w:rPr>
-          <w:sz w:val="15"/>
-        </w:rPr>
-        <w:t>. Univ. of Michigan Press, 1975.</w:t>
-      </w:r>
-    </w:p>
-    <w:p>
-      <w:pPr>
-        <w:spacing w:after="0"/>
-        <w:jc w:val="left"/>
-      </w:pPr>
-      <w:r>
-        <w:rPr>
-          <w:sz w:val="15"/>
-        </w:rPr>
-        <w:t xml:space="preserve">[2] D. E. Goldberg, </w:t>
-      </w:r>
-      <w:r>
-        <w:rPr>
-          <w:i/>
-          <w:sz w:val="15"/>
-        </w:rPr>
-        <w:t>Genetic Algorithms in Search, Optimization and Machine Learning</w:t>
-      </w:r>
-      <w:r>
-        <w:rPr>
-          <w:sz w:val="15"/>
-        </w:rPr>
-        <w:t>. Addison-Wesley, 1989.</w:t>
-      </w:r>
-    </w:p>
-    <w:p>
-      <w:pPr>
-        <w:spacing w:after="0"/>
-        <w:jc w:val="left"/>
-      </w:pPr>
-      <w:r>
-        <w:rPr>
-          <w:sz w:val="15"/>
-        </w:rPr>
-        <w:t xml:space="preserve">[3] L. J. Eshelman, J. D. Schaffer, “Real-coded genetic algorithms and interval-schemata,” </w:t>
-      </w:r>
-      <w:r>
-        <w:rPr>
-          <w:i/>
-          <w:sz w:val="15"/>
-        </w:rPr>
-        <w:t>Foundations of Genetic Algorithms 2</w:t>
-      </w:r>
-      <w:r>
-        <w:rPr>
-          <w:sz w:val="15"/>
-        </w:rPr>
-        <w:t>, pp. 187–202, 1993.</w:t>
-      </w:r>
-    </w:p>
-    <w:p>
-      <w:pPr>
-        <w:spacing w:after="0"/>
-        <w:jc w:val="left"/>
-      </w:pPr>
-      <w:r>
-        <w:rPr>
-          <w:sz w:val="15"/>
-        </w:rPr>
-        <w:t xml:space="preserve">[4] Y. Zeng, J. Xu, R. Zhang, “Energy minimization for wireless communication with rotary-wing UAV,” </w:t>
-      </w:r>
-      <w:r>
-        <w:rPr>
-          <w:i/>
-          <w:sz w:val="15"/>
-        </w:rPr>
-        <w:t>IEEE Trans. Wireless Commun.</w:t>
-      </w:r>
-      <w:r>
-        <w:rPr>
-          <w:sz w:val="15"/>
-        </w:rPr>
-        <w:t>, 18(4), pp. 2329–2345, 2019.</w:t>
-      </w:r>
-    </w:p>
-    <w:p>
-      <w:pPr>
-        <w:spacing w:after="0"/>
-        <w:jc w:val="left"/>
-      </w:pPr>
-      <w:r>
-        <w:rPr>
-          <w:sz w:val="15"/>
-        </w:rPr>
-        <w:t xml:space="preserve">[5] P. E. Hart, N. J. Nilsson, B. Raphael, “A formal basis for the heuristic determination of minimum cost paths,” </w:t>
-      </w:r>
-      <w:r>
-        <w:rPr>
-          <w:i/>
-          <w:sz w:val="15"/>
-        </w:rPr>
-        <w:t>IEEE Trans. Syst. Sci. Cybern.</w:t>
-      </w:r>
-      <w:r>
-        <w:rPr>
-          <w:sz w:val="15"/>
-        </w:rPr>
-        <w:t>, 4(2), pp. 100–107, 1968.</w:t>
-      </w:r>
-    </w:p>
-    <w:p>
-      <w:pPr>
-        <w:spacing w:after="0"/>
-        <w:jc w:val="left"/>
-      </w:pPr>
-      <w:r>
-        <w:rPr>
-          <w:sz w:val="15"/>
-        </w:rPr>
-        <w:t xml:space="preserve">[6] J. A. Joines, C. R. Houck, “On the use of non-stationary penalty functions to solve nonlinear constrained optimization problems with GAs,” </w:t>
-      </w:r>
-      <w:r>
-        <w:rPr>
-          <w:i/>
-          <w:sz w:val="15"/>
-        </w:rPr>
-        <w:t>Proc. IEEE CEC</w:t>
-      </w:r>
-      <w:r>
-        <w:rPr>
-          <w:sz w:val="15"/>
-        </w:rPr>
-        <w:t>, pp. 579–584, 1994.</w:t>
-      </w:r>
-    </w:p>
-    <w:p>
-      <w:pPr>
-        <w:spacing w:after="0"/>
-        <w:jc w:val="left"/>
-      </w:pPr>
-      <w:r>
-        <w:rPr>
-          <w:sz w:val="15"/>
-        </w:rPr>
-        <w:t xml:space="preserve">[7] C. A. Coello Coello, “Theoretical and numerical constraint-handling techniques used with evolutionary algorithms: a survey,” </w:t>
-      </w:r>
-      <w:r>
-        <w:rPr>
-          <w:i/>
-          <w:sz w:val="15"/>
-        </w:rPr>
-        <w:t>Comput. Methods Appl. Mech. Eng.</w:t>
-      </w:r>
-      <w:r>
-        <w:rPr>
-          <w:sz w:val="15"/>
-        </w:rPr>
-        <w:t>, 191, pp. 1245–1287, 2002.</w:t>
-      </w:r>
-    </w:p>
-    <w:p>
-      <w:pPr>
-        <w:spacing w:after="0"/>
-        <w:jc w:val="left"/>
-      </w:pPr>
-      <w:r>
-        <w:rPr>
-          <w:sz w:val="15"/>
-        </w:rPr>
-        <w:t xml:space="preserve">[8] S. Russell, P. Norvig, </w:t>
-      </w:r>
-      <w:r>
-        <w:rPr>
-          <w:i/>
-          <w:sz w:val="15"/>
-        </w:rPr>
-        <w:t>Artificial Intelligence: A Modern Approach</w:t>
-      </w:r>
-      <w:r>
-        <w:rPr>
-          <w:sz w:val="15"/>
-        </w:rPr>
-        <w:t>, 4th ed. Pearson, 2020.</w:t>
+        <w:t>I built a simple GA that plans the routes, speeds and sensor power of a drone fleet. The real-valued chromosome, the weighted fitness function, custom crossover and mutation, and repair plus penalty together give good and legal plans that are far better than random search. Limitations: the map is small and fixed, the energy and sensor models are simple, and the weighted sum gives only one compromise. In the future the GA could use a moving hazard field, more drones, and a multi-objective method such as NSGA-II to show many trade-offs at once.</w:t>
       </w:r>
     </w:p>
     <w:sectPr>
-      <w:pgSz w:w="11906" w:h="16838"/>
-      <w:pgMar w:top="850" w:right="964" w:bottom="850" w:left="964" w:header="720" w:footer="720" w:gutter="0"/>
+      <w:pgSz w:w="12240" w:h="15840"/>
+      <w:pgMar w:top="1020" w:right="1134" w:bottom="1020" w:left="1134" w:header="720" w:footer="720" w:gutter="0"/>
       <w:cols w:space="720"/>
       <w:docGrid w:linePitch="360"/>
     </w:sectPr>
@@ -7301,11 +2147,11 @@
     <w:qFormat/>
     <w:rsid w:val="00FC693F"/>
     <w:pPr>
-      <w:spacing w:after="60" w:before="0" w:line="240" w:lineRule="auto"/>
+      <w:spacing w:after="80"/>
     </w:pPr>
     <w:rPr>
-      <w:rFonts w:ascii="Calibri" w:hAnsi="Calibri" w:eastAsia="Calibri"/>
-      <w:sz w:val="19"/>
+      <w:rFonts w:ascii="Calibri" w:hAnsi="Calibri"/>
+      <w:sz w:val="21"/>
     </w:rPr>
   </w:style>
   <w:style w:type="paragraph" w:styleId="Header">
@@ -7363,15 +2209,15 @@
     <w:pPr>
       <w:keepNext/>
       <w:keepLines/>
-      <w:spacing w:before="140" w:after="40"/>
+      <w:spacing w:before="480" w:after="0"/>
       <w:outlineLvl w:val="0"/>
     </w:pPr>
     <w:rPr>
-      <w:rFonts w:asciiTheme="majorHAnsi" w:eastAsiaTheme="majorEastAsia" w:hAnsiTheme="majorHAnsi" w:cstheme="majorBidi" w:ascii="Calibri" w:hAnsi="Calibri"/>
+      <w:rFonts w:asciiTheme="majorHAnsi" w:eastAsiaTheme="majorEastAsia" w:hAnsiTheme="majorHAnsi" w:cstheme="majorBidi"/>
       <w:b/>
       <w:bCs/>
-      <w:color w:val="1F3A5F"/>
-      <w:sz w:val="25"/>
+      <w:color w:val="365F91" w:themeColor="accent1" w:themeShade="BF"/>
+      <w:sz w:val="28"/>
       <w:szCs w:val="28"/>
     </w:rPr>
   </w:style>
@@ -7387,15 +2233,15 @@
     <w:pPr>
       <w:keepNext/>
       <w:keepLines/>
-      <w:spacing w:before="80" w:after="40"/>
+      <w:spacing w:before="200" w:after="0"/>
       <w:outlineLvl w:val="1"/>
     </w:pPr>
     <w:rPr>
-      <w:rFonts w:asciiTheme="majorHAnsi" w:eastAsiaTheme="majorEastAsia" w:hAnsiTheme="majorHAnsi" w:cstheme="majorBidi" w:ascii="Calibri" w:hAnsi="Calibri"/>
+      <w:rFonts w:asciiTheme="majorHAnsi" w:eastAsiaTheme="majorEastAsia" w:hAnsiTheme="majorHAnsi" w:cstheme="majorBidi"/>
       <w:b/>
       <w:bCs/>
-      <w:color w:val="1F3A5F"/>
-      <w:sz w:val="21"/>
+      <w:color w:val="4F81BD" w:themeColor="accent1"/>
+      <w:sz w:val="26"/>
       <w:szCs w:val="26"/>
     </w:rPr>
   </w:style>

--- a/report/Technical_Report.docx
+++ b/report/Technical_Report.docx
@@ -155,7 +155,7 @@
         <w:jc w:val="both"/>
       </w:pPr>
       <w:r>
-        <w:t>A company uses drones (UAVs) to survey a disaster area. We must decide where each drone flies, how fast it flies and how strong its sensor is. A good plan covers the important areas and finds the targets, but it should also save battery, finish quickly and stay away from dangerous zones. These goals conflict, so there is no single correct answer. I solved this problem with a Genetic Algorithm (GA) written from scratch in Python.</w:t>
+        <w:t>A company uses drones (UAVs) to survey a disaster area. We must decide where each drone is deployed, where it flies, how fast it flies and when (and how strongly) its sensor is switched on. A good plan covers the important areas and finds the targets, but it should also save battery, finish quickly and stay away from dangerous zones. These goals conflict, so there is no single correct answer. I solved this problem with a Genetic Algorithm (GA) written from scratch in Python.</w:t>
       </w:r>
     </w:p>
     <w:p>
@@ -163,7 +163,7 @@
         <w:jc w:val="both"/>
       </w:pPr>
       <w:r>
-        <w:t>The area is a 50 x 50 grid. It has 3 no-fly zones (blocked cells), 3 hazard zones (high wind / radiation), 3 priority (disaster) zones and 15 targets. 3 drones start at the base (2.0, 2.0), visit 6 waypoints each and return to the base. Each drone may fly at most 200 cells. One hazard zone lies on top of the most important disaster zone, so the GA must find a balance between coverage and safety.</w:t>
+        <w:t>The area is a 50 x 50 grid. It has 3 no-fly zones (blocked cells), 3 hazard zones (high wind / radiation), 3 priority (disaster) zones and 15 targets. 3 drones are launched from their deployment positions, visit 6 waypoints each and return to their deployment position. Each drone may fly at most 150 cells. One hazard zone lies on top of the most important disaster zone, so the GA must find a balance between coverage and safety.</w:t>
       </w:r>
     </w:p>
     <w:p>
@@ -179,11 +179,12 @@
         <w:jc w:val="both"/>
       </w:pPr>
       <w:r>
-        <w:t>Each chromosome is one complete plan for the whole fleet. It is a real-valued array with one segment per drone. Every waypoint has four genes:</w:t>
+        <w:t>Each chromosome is one complete plan for the whole fleet. It is a hybrid (real + binary) multi-segment encoding with one segment per drone: [deploy_x, deploy_y | (x, y, speed, power, on) x 6 waypoints].</w:t>
       </w:r>
     </w:p>
     <w:p>
       <w:pPr>
+        <w:keepNext/>
         <w:jc w:val="center"/>
       </w:pPr>
       <w:r>
@@ -191,7 +192,7 @@
           <w:b/>
           <w:sz w:val="18"/>
         </w:rPr>
-        <w:t>Table 1: Genes of one waypoint (chromosome size = 3 drones x 6 waypoints x 4 genes = 72 genes)</w:t>
+        <w:t>Table 1: Genes of one drone segment (3 drones x (2 + 6 x 5) = 96 genes)</w:t>
       </w:r>
     </w:p>
     <w:tbl>
@@ -201,16 +202,23 @@
         <w:tblLook w:firstColumn="1" w:firstRow="1" w:lastColumn="0" w:lastRow="0" w:noHBand="0" w:noVBand="1" w:val="04A0"/>
       </w:tblPr>
       <w:tblGrid>
-        <w:gridCol w:w="3324"/>
-        <w:gridCol w:w="3324"/>
-        <w:gridCol w:w="3324"/>
+        <w:gridCol w:w="1984"/>
+        <w:gridCol w:w="907"/>
+        <w:gridCol w:w="4819"/>
+        <w:gridCol w:w="1928"/>
       </w:tblGrid>
       <w:tr>
+        <w:trPr>
+          <w:cantSplit/>
+        </w:trPr>
         <w:tc>
           <w:tcPr>
-            <w:tcW w:type="dxa" w:w="3324"/>
+            <w:tcW w:type="dxa" w:w="1984"/>
           </w:tcPr>
           <w:p>
+            <w:pPr>
+              <w:keepNext/>
+            </w:pPr>
             <w:r>
               <w:rPr>
                 <w:b/>
@@ -222,9 +230,29 @@
         </w:tc>
         <w:tc>
           <w:tcPr>
-            <w:tcW w:type="dxa" w:w="3324"/>
+            <w:tcW w:type="dxa" w:w="907"/>
           </w:tcPr>
           <w:p>
+            <w:pPr>
+              <w:keepNext/>
+            </w:pPr>
+            <w:r>
+              <w:rPr>
+                <w:b/>
+                <w:sz w:val="18"/>
+              </w:rPr>
+              <w:t>Type</w:t>
+            </w:r>
+          </w:p>
+        </w:tc>
+        <w:tc>
+          <w:tcPr>
+            <w:tcW w:type="dxa" w:w="4819"/>
+          </w:tcPr>
+          <w:p>
+            <w:pPr>
+              <w:keepNext/>
+            </w:pPr>
             <w:r>
               <w:rPr>
                 <w:b/>
@@ -236,9 +264,12 @@
         </w:tc>
         <w:tc>
           <w:tcPr>
-            <w:tcW w:type="dxa" w:w="3324"/>
+            <w:tcW w:type="dxa" w:w="1928"/>
           </w:tcPr>
           <w:p>
+            <w:pPr>
+              <w:keepNext/>
+            </w:pPr>
             <w:r>
               <w:rPr>
                 <w:b/>
@@ -250,11 +281,90 @@
         </w:tc>
       </w:tr>
       <w:tr>
+        <w:trPr>
+          <w:cantSplit/>
+        </w:trPr>
         <w:tc>
           <w:tcPr>
-            <w:tcW w:type="dxa" w:w="3324"/>
+            <w:tcW w:type="dxa" w:w="1984"/>
           </w:tcPr>
           <w:p>
+            <w:pPr>
+              <w:keepNext/>
+            </w:pPr>
+            <w:r>
+              <w:rPr>
+                <w:b w:val="0"/>
+                <w:sz w:val="18"/>
+              </w:rPr>
+              <w:t>deploy_x, deploy_y</w:t>
+            </w:r>
+          </w:p>
+        </w:tc>
+        <w:tc>
+          <w:tcPr>
+            <w:tcW w:type="dxa" w:w="907"/>
+          </w:tcPr>
+          <w:p>
+            <w:pPr>
+              <w:keepNext/>
+            </w:pPr>
+            <w:r>
+              <w:rPr>
+                <w:b w:val="0"/>
+                <w:sz w:val="18"/>
+              </w:rPr>
+              <w:t>real</w:t>
+            </w:r>
+          </w:p>
+        </w:tc>
+        <w:tc>
+          <w:tcPr>
+            <w:tcW w:type="dxa" w:w="4819"/>
+          </w:tcPr>
+          <w:p>
+            <w:pPr>
+              <w:keepNext/>
+            </w:pPr>
+            <w:r>
+              <w:rPr>
+                <w:b w:val="0"/>
+                <w:sz w:val="18"/>
+              </w:rPr>
+              <w:t>deployment position (launch and landing point)</w:t>
+            </w:r>
+          </w:p>
+        </w:tc>
+        <w:tc>
+          <w:tcPr>
+            <w:tcW w:type="dxa" w:w="1928"/>
+          </w:tcPr>
+          <w:p>
+            <w:pPr>
+              <w:keepNext/>
+            </w:pPr>
+            <w:r>
+              <w:rPr>
+                <w:b w:val="0"/>
+                <w:sz w:val="18"/>
+              </w:rPr>
+              <w:t>0 – 50</w:t>
+            </w:r>
+          </w:p>
+        </w:tc>
+      </w:tr>
+      <w:tr>
+        <w:trPr>
+          <w:cantSplit/>
+        </w:trPr>
+        <w:tc>
+          <w:tcPr>
+            <w:tcW w:type="dxa" w:w="1984"/>
+          </w:tcPr>
+          <w:p>
+            <w:pPr>
+              <w:keepNext/>
+            </w:pPr>
             <w:r>
               <w:rPr>
                 <w:b w:val="0"/>
@@ -266,23 +376,46 @@
         </w:tc>
         <w:tc>
           <w:tcPr>
-            <w:tcW w:type="dxa" w:w="3324"/>
+            <w:tcW w:type="dxa" w:w="907"/>
           </w:tcPr>
           <w:p>
+            <w:pPr>
+              <w:keepNext/>
+            </w:pPr>
             <w:r>
               <w:rPr>
                 <w:b w:val="0"/>
                 <w:sz w:val="18"/>
               </w:rPr>
-              <w:t>position of the waypoint</w:t>
+              <w:t>real</w:t>
             </w:r>
           </w:p>
         </w:tc>
         <w:tc>
           <w:tcPr>
-            <w:tcW w:type="dxa" w:w="3324"/>
+            <w:tcW w:type="dxa" w:w="4819"/>
           </w:tcPr>
           <w:p>
+            <w:pPr>
+              <w:keepNext/>
+            </w:pPr>
+            <w:r>
+              <w:rPr>
+                <w:b w:val="0"/>
+                <w:sz w:val="18"/>
+              </w:rPr>
+              <w:t>position of a waypoint</w:t>
+            </w:r>
+          </w:p>
+        </w:tc>
+        <w:tc>
+          <w:tcPr>
+            <w:tcW w:type="dxa" w:w="1928"/>
+          </w:tcPr>
+          <w:p>
+            <w:pPr>
+              <w:keepNext/>
+            </w:pPr>
             <w:r>
               <w:rPr>
                 <w:b w:val="0"/>
@@ -294,11 +427,17 @@
         </w:tc>
       </w:tr>
       <w:tr>
+        <w:trPr>
+          <w:cantSplit/>
+        </w:trPr>
         <w:tc>
           <w:tcPr>
-            <w:tcW w:type="dxa" w:w="3324"/>
+            <w:tcW w:type="dxa" w:w="1984"/>
           </w:tcPr>
           <w:p>
+            <w:pPr>
+              <w:keepNext/>
+            </w:pPr>
             <w:r>
               <w:rPr>
                 <w:b w:val="0"/>
@@ -310,9 +449,29 @@
         </w:tc>
         <w:tc>
           <w:tcPr>
-            <w:tcW w:type="dxa" w:w="3324"/>
+            <w:tcW w:type="dxa" w:w="907"/>
           </w:tcPr>
           <w:p>
+            <w:pPr>
+              <w:keepNext/>
+            </w:pPr>
+            <w:r>
+              <w:rPr>
+                <w:b w:val="0"/>
+                <w:sz w:val="18"/>
+              </w:rPr>
+              <w:t>real</w:t>
+            </w:r>
+          </w:p>
+        </w:tc>
+        <w:tc>
+          <w:tcPr>
+            <w:tcW w:type="dxa" w:w="4819"/>
+          </w:tcPr>
+          <w:p>
+            <w:pPr>
+              <w:keepNext/>
+            </w:pPr>
             <w:r>
               <w:rPr>
                 <w:b w:val="0"/>
@@ -324,9 +483,12 @@
         </w:tc>
         <w:tc>
           <w:tcPr>
-            <w:tcW w:type="dxa" w:w="3324"/>
+            <w:tcW w:type="dxa" w:w="1928"/>
           </w:tcPr>
           <w:p>
+            <w:pPr>
+              <w:keepNext/>
+            </w:pPr>
             <w:r>
               <w:rPr>
                 <w:b w:val="0"/>
@@ -338,45 +500,147 @@
         </w:tc>
       </w:tr>
       <w:tr>
+        <w:trPr>
+          <w:cantSplit/>
+        </w:trPr>
         <w:tc>
           <w:tcPr>
-            <w:tcW w:type="dxa" w:w="3324"/>
+            <w:tcW w:type="dxa" w:w="1984"/>
           </w:tcPr>
           <w:p>
+            <w:pPr>
+              <w:keepNext/>
+            </w:pPr>
             <w:r>
               <w:rPr>
                 <w:b w:val="0"/>
                 <w:sz w:val="18"/>
               </w:rPr>
-              <w:t>sensor power</w:t>
+              <w:t>power</w:t>
             </w:r>
           </w:p>
         </w:tc>
         <w:tc>
           <w:tcPr>
-            <w:tcW w:type="dxa" w:w="3324"/>
+            <w:tcW w:type="dxa" w:w="907"/>
           </w:tcPr>
           <w:p>
+            <w:pPr>
+              <w:keepNext/>
+            </w:pPr>
             <w:r>
               <w:rPr>
                 <w:b w:val="0"/>
                 <w:sz w:val="18"/>
               </w:rPr>
-              <w:t>sensor strength (radius 1 to 4 cells)</w:t>
+              <w:t>real</w:t>
             </w:r>
           </w:p>
         </w:tc>
         <w:tc>
           <w:tcPr>
-            <w:tcW w:type="dxa" w:w="3324"/>
+            <w:tcW w:type="dxa" w:w="4819"/>
           </w:tcPr>
           <w:p>
+            <w:pPr>
+              <w:keepNext/>
+            </w:pPr>
+            <w:r>
+              <w:rPr>
+                <w:b w:val="0"/>
+                <w:sz w:val="18"/>
+              </w:rPr>
+              <w:t>sensor power (radius 1 to 4 cells)</w:t>
+            </w:r>
+          </w:p>
+        </w:tc>
+        <w:tc>
+          <w:tcPr>
+            <w:tcW w:type="dxa" w:w="1928"/>
+          </w:tcPr>
+          <w:p>
+            <w:pPr>
+              <w:keepNext/>
+            </w:pPr>
             <w:r>
               <w:rPr>
                 <w:b w:val="0"/>
                 <w:sz w:val="18"/>
               </w:rPr>
               <w:t>0 – 1</w:t>
+            </w:r>
+          </w:p>
+        </w:tc>
+      </w:tr>
+      <w:tr>
+        <w:trPr>
+          <w:cantSplit/>
+        </w:trPr>
+        <w:tc>
+          <w:tcPr>
+            <w:tcW w:type="dxa" w:w="1984"/>
+          </w:tcPr>
+          <w:p>
+            <w:pPr>
+              <w:keepNext w:val="0"/>
+            </w:pPr>
+            <w:r>
+              <w:rPr>
+                <w:b w:val="0"/>
+                <w:sz w:val="18"/>
+              </w:rPr>
+              <w:t>on</w:t>
+            </w:r>
+          </w:p>
+        </w:tc>
+        <w:tc>
+          <w:tcPr>
+            <w:tcW w:type="dxa" w:w="907"/>
+          </w:tcPr>
+          <w:p>
+            <w:pPr>
+              <w:keepNext w:val="0"/>
+            </w:pPr>
+            <w:r>
+              <w:rPr>
+                <w:b w:val="0"/>
+                <w:sz w:val="18"/>
+              </w:rPr>
+              <w:t>binary</w:t>
+            </w:r>
+          </w:p>
+        </w:tc>
+        <w:tc>
+          <w:tcPr>
+            <w:tcW w:type="dxa" w:w="4819"/>
+          </w:tcPr>
+          <w:p>
+            <w:pPr>
+              <w:keepNext w:val="0"/>
+            </w:pPr>
+            <w:r>
+              <w:rPr>
+                <w:b w:val="0"/>
+                <w:sz w:val="18"/>
+              </w:rPr>
+              <w:t>sensor on/off on this leg (activation schedule)</w:t>
+            </w:r>
+          </w:p>
+        </w:tc>
+        <w:tc>
+          <w:tcPr>
+            <w:tcW w:type="dxa" w:w="1928"/>
+          </w:tcPr>
+          <w:p>
+            <w:pPr>
+              <w:keepNext w:val="0"/>
+            </w:pPr>
+            <w:r>
+              <w:rPr>
+                <w:b w:val="0"/>
+                <w:sz w:val="18"/>
+              </w:rPr>
+              <w:t>0 or 1</w:t>
             </w:r>
           </w:p>
         </w:tc>
@@ -388,7 +652,7 @@
         <w:jc w:val="both"/>
       </w:pPr>
       <w:r>
-        <w:t>Why this design? (1) It is simple: the genes are exactly the things we must decide (waypoints, speed and sensor power). (2) Real numbers suit positions on a map: a small change in a gene gives a small change in the route, which works well with Gaussian mutation and blend crossover. (3) One segment per drone means a good route of one drone can be passed to a child as a whole block. (4) The sensor power gene lets the GA switch the sensor to low power where there is nothing to see and save energy.</w:t>
+        <w:t>Why this design? (1) It is simple: the genes are exactly the things the assignment asks us to decide (deployment positions, waypoints, speed, sensor power and sensor activation schedule). (2) Real numbers suit positions on a map: a small change in a gene gives a small change in the route, which works well with Gaussian mutation and blend crossover. (3) One segment per drone means a good route of one drone can be passed to a child as a whole block. (4) The on/off bit lets the GA switch the sensor off while travelling and save energy, and the power gene lets it choose a big or small sensor circle where it is on.</w:t>
       </w:r>
     </w:p>
     <w:p>
@@ -409,293 +673,49 @@
     </w:p>
     <w:p>
       <w:pPr>
-        <w:jc w:val="center"/>
+        <w:pStyle w:val="ListBullet"/>
+        <w:spacing w:after="20"/>
       </w:pPr>
       <w:r>
-        <w:rPr>
-          <w:b/>
-          <w:sz w:val="18"/>
-        </w:rPr>
-        <w:t>Table 2: Objectives and weights</w:t>
+        <w:t>Coverage (maximise, weight 0.35): priority-weighted share of cells inside a sensor circle.</w:t>
       </w:r>
     </w:p>
-    <w:tbl>
-      <w:tblPr>
-        <w:tblStyle w:val="LightGrid-Accent1"/>
-        <w:tblW w:type="auto" w:w="0"/>
-        <w:tblLook w:firstColumn="1" w:firstRow="1" w:lastColumn="0" w:lastRow="0" w:noHBand="0" w:noVBand="1" w:val="04A0"/>
-      </w:tblPr>
-      <w:tblGrid>
-        <w:gridCol w:w="3324"/>
-        <w:gridCol w:w="3324"/>
-        <w:gridCol w:w="3324"/>
-      </w:tblGrid>
-      <w:tr>
-        <w:tc>
-          <w:tcPr>
-            <w:tcW w:type="dxa" w:w="3324"/>
-          </w:tcPr>
-          <w:p>
-            <w:r>
-              <w:rPr>
-                <w:b/>
-                <w:sz w:val="18"/>
-              </w:rPr>
-              <w:t>Objective</w:t>
-            </w:r>
-          </w:p>
-        </w:tc>
-        <w:tc>
-          <w:tcPr>
-            <w:tcW w:type="dxa" w:w="3324"/>
-          </w:tcPr>
-          <w:p>
-            <w:r>
-              <w:rPr>
-                <w:b/>
-                <w:sz w:val="18"/>
-              </w:rPr>
-              <w:t>How it is measured (scaled to 0–1)</w:t>
-            </w:r>
-          </w:p>
-        </w:tc>
-        <w:tc>
-          <w:tcPr>
-            <w:tcW w:type="dxa" w:w="3324"/>
-          </w:tcPr>
-          <w:p>
-            <w:r>
-              <w:rPr>
-                <w:b/>
-                <w:sz w:val="18"/>
-              </w:rPr>
-              <w:t>Weight</w:t>
-            </w:r>
-          </w:p>
-        </w:tc>
-      </w:tr>
-      <w:tr>
-        <w:tc>
-          <w:tcPr>
-            <w:tcW w:type="dxa" w:w="3324"/>
-          </w:tcPr>
-          <w:p>
-            <w:r>
-              <w:rPr>
-                <w:b w:val="0"/>
-                <w:sz w:val="18"/>
-              </w:rPr>
-              <w:t>Coverage (max)</w:t>
-            </w:r>
-          </w:p>
-        </w:tc>
-        <w:tc>
-          <w:tcPr>
-            <w:tcW w:type="dxa" w:w="3324"/>
-          </w:tcPr>
-          <w:p>
-            <w:r>
-              <w:rPr>
-                <w:b w:val="0"/>
-                <w:sz w:val="18"/>
-              </w:rPr>
-              <w:t>priority-weighted share of cells inside a sensor circle</w:t>
-            </w:r>
-          </w:p>
-        </w:tc>
-        <w:tc>
-          <w:tcPr>
-            <w:tcW w:type="dxa" w:w="3324"/>
-          </w:tcPr>
-          <w:p>
-            <w:r>
-              <w:rPr>
-                <w:b w:val="0"/>
-                <w:sz w:val="18"/>
-              </w:rPr>
-              <w:t>0.35</w:t>
-            </w:r>
-          </w:p>
-        </w:tc>
-      </w:tr>
-      <w:tr>
-        <w:tc>
-          <w:tcPr>
-            <w:tcW w:type="dxa" w:w="3324"/>
-          </w:tcPr>
-          <w:p>
-            <w:r>
-              <w:rPr>
-                <w:b w:val="0"/>
-                <w:sz w:val="18"/>
-              </w:rPr>
-              <w:t>Detection (max)</w:t>
-            </w:r>
-          </w:p>
-        </w:tc>
-        <w:tc>
-          <w:tcPr>
-            <w:tcW w:type="dxa" w:w="3324"/>
-          </w:tcPr>
-          <w:p>
-            <w:r>
-              <w:rPr>
-                <w:b w:val="0"/>
-                <w:sz w:val="18"/>
-              </w:rPr>
-              <w:t>share of targets inside a sensor circle</w:t>
-            </w:r>
-          </w:p>
-        </w:tc>
-        <w:tc>
-          <w:tcPr>
-            <w:tcW w:type="dxa" w:w="3324"/>
-          </w:tcPr>
-          <w:p>
-            <w:r>
-              <w:rPr>
-                <w:b w:val="0"/>
-                <w:sz w:val="18"/>
-              </w:rPr>
-              <w:t>0.25</w:t>
-            </w:r>
-          </w:p>
-        </w:tc>
-      </w:tr>
-      <w:tr>
-        <w:tc>
-          <w:tcPr>
-            <w:tcW w:type="dxa" w:w="3324"/>
-          </w:tcPr>
-          <w:p>
-            <w:r>
-              <w:rPr>
-                <w:b w:val="0"/>
-                <w:sz w:val="18"/>
-              </w:rPr>
-              <w:t>Energy (min)</w:t>
-            </w:r>
-          </w:p>
-        </w:tc>
-        <w:tc>
-          <w:tcPr>
-            <w:tcW w:type="dxa" w:w="3324"/>
-          </w:tcPr>
-          <w:p>
-            <w:r>
-              <w:rPr>
-                <w:b w:val="0"/>
-                <w:sz w:val="18"/>
-              </w:rPr>
-              <w:t>distance x (1 + 0.3·speed) + sensor power x time, divided by the maximum</w:t>
-            </w:r>
-          </w:p>
-        </w:tc>
-        <w:tc>
-          <w:tcPr>
-            <w:tcW w:type="dxa" w:w="3324"/>
-          </w:tcPr>
-          <w:p>
-            <w:r>
-              <w:rPr>
-                <w:b w:val="0"/>
-                <w:sz w:val="18"/>
-              </w:rPr>
-              <w:t>0.15</w:t>
-            </w:r>
-          </w:p>
-        </w:tc>
-      </w:tr>
-      <w:tr>
-        <w:tc>
-          <w:tcPr>
-            <w:tcW w:type="dxa" w:w="3324"/>
-          </w:tcPr>
-          <w:p>
-            <w:r>
-              <w:rPr>
-                <w:b w:val="0"/>
-                <w:sz w:val="18"/>
-              </w:rPr>
-              <w:t>Time (min)</w:t>
-            </w:r>
-          </w:p>
-        </w:tc>
-        <w:tc>
-          <w:tcPr>
-            <w:tcW w:type="dxa" w:w="3324"/>
-          </w:tcPr>
-          <w:p>
-            <w:r>
-              <w:rPr>
-                <w:b w:val="0"/>
-                <w:sz w:val="18"/>
-              </w:rPr>
-              <w:t>flight time of the slowest drone / longest possible time</w:t>
-            </w:r>
-          </w:p>
-        </w:tc>
-        <w:tc>
-          <w:tcPr>
-            <w:tcW w:type="dxa" w:w="3324"/>
-          </w:tcPr>
-          <w:p>
-            <w:r>
-              <w:rPr>
-                <w:b w:val="0"/>
-                <w:sz w:val="18"/>
-              </w:rPr>
-              <w:t>0.1</w:t>
-            </w:r>
-          </w:p>
-        </w:tc>
-      </w:tr>
-      <w:tr>
-        <w:tc>
-          <w:tcPr>
-            <w:tcW w:type="dxa" w:w="3324"/>
-          </w:tcPr>
-          <w:p>
-            <w:r>
-              <w:rPr>
-                <w:b w:val="0"/>
-                <w:sz w:val="18"/>
-              </w:rPr>
-              <w:t>Hazard (min)</w:t>
-            </w:r>
-          </w:p>
-        </w:tc>
-        <w:tc>
-          <w:tcPr>
-            <w:tcW w:type="dxa" w:w="3324"/>
-          </w:tcPr>
-          <w:p>
-            <w:r>
-              <w:rPr>
-                <w:b w:val="0"/>
-                <w:sz w:val="18"/>
-              </w:rPr>
-              <w:t>average hazard value under the flown path</w:t>
-            </w:r>
-          </w:p>
-        </w:tc>
-        <w:tc>
-          <w:tcPr>
-            <w:tcW w:type="dxa" w:w="3324"/>
-          </w:tcPr>
-          <w:p>
-            <w:r>
-              <w:rPr>
-                <w:b w:val="0"/>
-                <w:sz w:val="18"/>
-              </w:rPr>
-              <w:t>0.15</w:t>
-            </w:r>
-          </w:p>
-        </w:tc>
-      </w:tr>
-    </w:tbl>
-    <w:p/>
+    <w:p>
+      <w:pPr>
+        <w:pStyle w:val="ListBullet"/>
+        <w:spacing w:after="20"/>
+      </w:pPr>
+      <w:r>
+        <w:t>Detection (maximise, weight 0.25): share of targets inside a sensor circle.</w:t>
+      </w:r>
+    </w:p>
+    <w:p>
+      <w:pPr>
+        <w:pStyle w:val="ListBullet"/>
+        <w:spacing w:after="20"/>
+      </w:pPr>
+      <w:r>
+        <w:t>Energy (minimise, weight 0.15): distance x (1 + 0.3·speed) + sensor power x time, divided by the maximum.</w:t>
+      </w:r>
+    </w:p>
+    <w:p>
+      <w:pPr>
+        <w:pStyle w:val="ListBullet"/>
+        <w:spacing w:after="20"/>
+      </w:pPr>
+      <w:r>
+        <w:t>Time (minimise, weight 0.10): flight time of the slowest drone / longest possible time.</w:t>
+      </w:r>
+    </w:p>
+    <w:p>
+      <w:pPr>
+        <w:pStyle w:val="ListBullet"/>
+        <w:spacing w:after="20"/>
+      </w:pPr>
+      <w:r>
+        <w:t>Hazard (minimise, weight 0.15): average hazard value under the flown path.</w:t>
+      </w:r>
+    </w:p>
     <w:p>
       <w:pPr>
         <w:jc w:val="both"/>
@@ -709,7 +729,7 @@
         <w:jc w:val="both"/>
       </w:pPr>
       <w:r>
-        <w:t>Constraint handling uses both methods. Repair: if a waypoint falls inside a no-fly zone, it is moved to the nearest open cell. Penalty: if a leg still flies through a no-fly zone, or a drone flies further than the maximum range, the fitness is reduced by 2 x (10 x share of the path inside no-fly zones + extra range). The penalty is large, so plans that break the rules cannot win.</w:t>
+        <w:t>Constraint handling uses both methods. Repair: if a deployment position or waypoint falls inside a no-fly zone, it is moved to the nearest open cell. Penalty: if a leg still flies through a no-fly zone, or a drone flies further than the maximum range, the fitness is reduced by 2 x (10 x share of the path inside no-fly zones + extra range). The penalty is large, so plans that break the rules cannot win.</w:t>
       </w:r>
     </w:p>
     <w:p>
@@ -725,7 +745,7 @@
         <w:jc w:val="both"/>
       </w:pPr>
       <w:r>
-        <w:t>Initial population: 50 random plans. Selection: tournament selection with k = 3 (pick k random plans, the best one becomes a parent); k controls the selection pressure. Crossover (rate 0.9): first a segment swap, where every drone's route is copied from parent 1 or parent 2; then a geometric blend, where one drone's waypoints are a random mix of both parents (a point between them). Mutation (rate 0.1 per waypoint): the waypoint moves by a small Gaussian step (about 3.0 cells), its speed and sensor power change a little, and sometimes two waypoints swap their order. To keep diversity, the 2 best plans survive unchanged (elitism) and 2 new random plans are added every generation. Termination: 100 generations, or no improvement for 30 generations.</w:t>
+        <w:t>Initial population: 50 random plans. Selection: tournament selection with k = 3 (pick k random plans, the best one becomes a parent); k controls the selection pressure. Crossover (rate 0.9): first a segment swap, where every drone's route is copied from parent 1 or parent 2; then a geometric blend, where one drone's positions, speeds and powers are a random mix of both parents (a point between them) and its on/off bits come from either parent. Mutation (rate 0.1): a waypoint moves by a small Gaussian step (about 3.0 cells) and its speed and sensor power change a little, a sensor on/off bit is flipped, a deployment position moves a little, and sometimes two waypoints swap their order. To keep diversity, the 2 best plans survive unchanged (elitism) and 2 new random plans are added every generation. Termination: 100 generations, or no improvement for 30 generations.</w:t>
       </w:r>
     </w:p>
     <w:p>
@@ -741,7 +761,7 @@
         <w:jc w:val="both"/>
       </w:pPr>
       <w:r>
-        <w:t>With seed 42 the run reached 100 generations (4850 fitness evaluations). The best fitness improved from -1.590 in generation 0 to 0.438. The final plan covers 0.89 of the priority-weighted area, finds 100% of the targets, has energy 0.50, time 0.36, hazard 0.09 and penalty 0.00 (no rules broken). The average fitness stays below the best because two random immigrants enter every generation.</w:t>
+        <w:t>With seed 42 the run reached 100 generations (4850 fitness evaluations). The best fitness improved from -2.409 in generation 0 to 0.391. The final plan covers 0.75 of the priority-weighted area, finds 100% of the targets, has energy 0.45, time 0.35, hazard 0.13 and penalty 0.00 (no rules broken). The average fitness stays below the best because two random immigrants (which usually break rules) enter every generation.</w:t>
       </w:r>
     </w:p>
     <w:p>
@@ -751,7 +771,7 @@
       <w:r>
         <w:drawing>
           <wp:inline xmlns:a="http://schemas.openxmlformats.org/drawingml/2006/main" xmlns:pic="http://schemas.openxmlformats.org/drawingml/2006/picture">
-            <wp:extent cx="4320000" cy="2468571"/>
+            <wp:extent cx="3240000" cy="1851429"/>
             <wp:docPr id="1" name="Picture 1"/>
             <wp:cNvGraphicFramePr>
               <a:graphicFrameLocks noChangeAspect="1"/>
@@ -772,7 +792,7 @@
                   <pic:spPr>
                     <a:xfrm>
                       <a:off x="0" y="0"/>
-                      <a:ext cx="4320000" cy="2468571"/>
+                      <a:ext cx="3240000" cy="1851429"/>
                     </a:xfrm>
                     <a:prstGeom prst="rect"/>
                   </pic:spPr>
@@ -802,7 +822,7 @@
       <w:r>
         <w:drawing>
           <wp:inline xmlns:a="http://schemas.openxmlformats.org/drawingml/2006/main" xmlns:pic="http://schemas.openxmlformats.org/drawingml/2006/picture">
-            <wp:extent cx="4860000" cy="4768548"/>
+            <wp:extent cx="3780000" cy="3668151"/>
             <wp:docPr id="2" name="Picture 2"/>
             <wp:cNvGraphicFramePr>
               <a:graphicFrameLocks noChangeAspect="1"/>
@@ -823,7 +843,7 @@
                   <pic:spPr>
                     <a:xfrm>
                       <a:off x="0" y="0"/>
-                      <a:ext cx="4860000" cy="4768548"/>
+                      <a:ext cx="3780000" cy="3668151"/>
                     </a:xfrm>
                     <a:prstGeom prst="rect"/>
                   </pic:spPr>
@@ -843,7 +863,7 @@
           <w:i/>
           <w:sz w:val="18"/>
         </w:rPr>
-        <w:t>Figure 2: Best flight paths in generations 0, 25, 50 and 100 (thicker line = stronger sensor, dotted = way home)</w:t>
+        <w:t>Figure 2: Best flight paths in generations 0, 25, 50 and 100 (triangle = deployment position, solid = sensor on, thicker = stronger, dotted = sensor off)</w:t>
       </w:r>
     </w:p>
     <w:p>
@@ -851,7 +871,7 @@
         <w:jc w:val="both"/>
       </w:pPr>
       <w:r>
-        <w:t>In generation 0 the routes are random zig-zags that cross the no-fly zones (black). Over the generations the routes move around the no-fly zones, each drone takes its own area, and the strong sensor (thick lines) is used inside the priority zones (blue boxes). The coverage heatmaps show the same: the covered area moves to the important zones.</w:t>
+        <w:t>In generation 0 the routes are random zig-zags that cross the no-fly zones (black). Over the generations each drone is deployed close to a disaster zone, the routes go around the no-fly zones, the sensor is switched on (solid lines) inside the priority zones (blue boxes) and off (dotted lines) while travelling between them. The coverage heatmaps show the same: the covered area moves to the important zones.</w:t>
       </w:r>
     </w:p>
     <w:p>
@@ -861,7 +881,7 @@
       <w:r>
         <w:drawing>
           <wp:inline xmlns:a="http://schemas.openxmlformats.org/drawingml/2006/main" xmlns:pic="http://schemas.openxmlformats.org/drawingml/2006/picture">
-            <wp:extent cx="5940000" cy="1896807"/>
+            <wp:extent cx="5400000" cy="1724370"/>
             <wp:docPr id="3" name="Picture 3"/>
             <wp:cNvGraphicFramePr>
               <a:graphicFrameLocks noChangeAspect="1"/>
@@ -882,7 +902,7 @@
                   <pic:spPr>
                     <a:xfrm>
                       <a:off x="0" y="0"/>
-                      <a:ext cx="5940000" cy="1896807"/>
+                      <a:ext cx="5400000" cy="1724370"/>
                     </a:xfrm>
                     <a:prstGeom prst="rect"/>
                   </pic:spPr>
@@ -918,11 +938,12 @@
         <w:jc w:val="both"/>
       </w:pPr>
       <w:r>
-        <w:t>I changed one setting at a time and kept the others at their default values. Each setting was run with 3 seeds for 100 generations. Table 3 shows the final best fitness (mean ± standard deviation).</w:t>
+        <w:t>I changed one setting at a time and kept the others at their default values. Each setting was run with 3 seeds for 100 generations. Table 2 shows the final best fitness (mean ± standard deviation).</w:t>
       </w:r>
     </w:p>
     <w:p>
       <w:pPr>
+        <w:keepNext/>
         <w:jc w:val="center"/>
       </w:pPr>
       <w:r>
@@ -930,7 +951,7 @@
           <w:b/>
           <w:sz w:val="18"/>
         </w:rPr>
-        <w:t>Table 3: Final best fitness for different settings (3 seeds)</w:t>
+        <w:t>Table 2: Final best fitness for different settings (3 seeds)</w:t>
       </w:r>
     </w:p>
     <w:tbl>
@@ -946,11 +967,17 @@
         <w:gridCol w:w="2493"/>
       </w:tblGrid>
       <w:tr>
+        <w:trPr>
+          <w:cantSplit/>
+        </w:trPr>
         <w:tc>
           <w:tcPr>
             <w:tcW w:type="dxa" w:w="2493"/>
           </w:tcPr>
           <w:p>
+            <w:pPr>
+              <w:keepNext/>
+            </w:pPr>
             <w:r>
               <w:rPr>
                 <w:b/>
@@ -965,6 +992,9 @@
             <w:tcW w:type="dxa" w:w="2493"/>
           </w:tcPr>
           <w:p>
+            <w:pPr>
+              <w:keepNext/>
+            </w:pPr>
             <w:r>
               <w:rPr>
                 <w:b/>
@@ -979,6 +1009,9 @@
             <w:tcW w:type="dxa" w:w="2493"/>
           </w:tcPr>
           <w:p>
+            <w:pPr>
+              <w:keepNext/>
+            </w:pPr>
             <w:r>
               <w:rPr>
                 <w:b/>
@@ -993,6 +1026,9 @@
             <w:tcW w:type="dxa" w:w="2493"/>
           </w:tcPr>
           <w:p>
+            <w:pPr>
+              <w:keepNext/>
+            </w:pPr>
             <w:r>
               <w:rPr>
                 <w:b/>
@@ -1004,11 +1040,17 @@
         </w:tc>
       </w:tr>
       <w:tr>
+        <w:trPr>
+          <w:cantSplit/>
+        </w:trPr>
         <w:tc>
           <w:tcPr>
             <w:tcW w:type="dxa" w:w="2493"/>
           </w:tcPr>
           <w:p>
+            <w:pPr>
+              <w:keepNext/>
+            </w:pPr>
             <w:r>
               <w:rPr>
                 <w:b w:val="0"/>
@@ -1023,12 +1065,15 @@
             <w:tcW w:type="dxa" w:w="2493"/>
           </w:tcPr>
           <w:p>
+            <w:pPr>
+              <w:keepNext/>
+            </w:pPr>
             <w:r>
               <w:rPr>
                 <w:b w:val="0"/>
                 <w:sz w:val="18"/>
               </w:rPr>
-              <w:t>20: 0.226 ± 0.145</w:t>
+              <w:t>20: 0.338 ± 0.044</w:t>
             </w:r>
           </w:p>
         </w:tc>
@@ -1037,12 +1082,15 @@
             <w:tcW w:type="dxa" w:w="2493"/>
           </w:tcPr>
           <w:p>
+            <w:pPr>
+              <w:keepNext/>
+            </w:pPr>
             <w:r>
               <w:rPr>
                 <w:b w:val="0"/>
                 <w:sz w:val="18"/>
               </w:rPr>
-              <w:t>50: 0.394 ± 0.054</w:t>
+              <w:t>50: 0.396 ± 0.008</w:t>
             </w:r>
           </w:p>
         </w:tc>
@@ -1051,22 +1099,31 @@
             <w:tcW w:type="dxa" w:w="2493"/>
           </w:tcPr>
           <w:p>
+            <w:pPr>
+              <w:keepNext/>
+            </w:pPr>
             <w:r>
               <w:rPr>
                 <w:b w:val="0"/>
                 <w:sz w:val="18"/>
               </w:rPr>
-              <w:t>100: 0.443 ± 0.006</w:t>
+              <w:t>100: 0.415 ± 0.004</w:t>
             </w:r>
           </w:p>
         </w:tc>
       </w:tr>
       <w:tr>
+        <w:trPr>
+          <w:cantSplit/>
+        </w:trPr>
         <w:tc>
           <w:tcPr>
             <w:tcW w:type="dxa" w:w="2493"/>
           </w:tcPr>
           <w:p>
+            <w:pPr>
+              <w:keepNext/>
+            </w:pPr>
             <w:r>
               <w:rPr>
                 <w:b w:val="0"/>
@@ -1081,12 +1138,15 @@
             <w:tcW w:type="dxa" w:w="2493"/>
           </w:tcPr>
           <w:p>
+            <w:pPr>
+              <w:keepNext/>
+            </w:pPr>
             <w:r>
               <w:rPr>
                 <w:b w:val="0"/>
                 <w:sz w:val="18"/>
               </w:rPr>
-              <w:t>0.02: 0.240 ± 0.028</w:t>
+              <w:t>0.02: 0.393 ± 0.002</w:t>
             </w:r>
           </w:p>
         </w:tc>
@@ -1095,12 +1155,15 @@
             <w:tcW w:type="dxa" w:w="2493"/>
           </w:tcPr>
           <w:p>
+            <w:pPr>
+              <w:keepNext/>
+            </w:pPr>
             <w:r>
               <w:rPr>
                 <w:b w:val="0"/>
                 <w:sz w:val="18"/>
               </w:rPr>
-              <w:t>0.1: 0.394 ± 0.054</w:t>
+              <w:t>0.1: 0.396 ± 0.008</w:t>
             </w:r>
           </w:p>
         </w:tc>
@@ -1109,22 +1172,31 @@
             <w:tcW w:type="dxa" w:w="2493"/>
           </w:tcPr>
           <w:p>
+            <w:pPr>
+              <w:keepNext/>
+            </w:pPr>
             <w:r>
               <w:rPr>
                 <w:b w:val="0"/>
                 <w:sz w:val="18"/>
               </w:rPr>
-              <w:t>0.3: 0.409 ± 0.003</w:t>
+              <w:t>0.3: 0.366 ± 0.012</w:t>
             </w:r>
           </w:p>
         </w:tc>
       </w:tr>
       <w:tr>
+        <w:trPr>
+          <w:cantSplit/>
+        </w:trPr>
         <w:tc>
           <w:tcPr>
             <w:tcW w:type="dxa" w:w="2493"/>
           </w:tcPr>
           <w:p>
+            <w:pPr>
+              <w:keepNext w:val="0"/>
+            </w:pPr>
             <w:r>
               <w:rPr>
                 <w:b w:val="0"/>
@@ -1139,12 +1211,15 @@
             <w:tcW w:type="dxa" w:w="2493"/>
           </w:tcPr>
           <w:p>
+            <w:pPr>
+              <w:keepNext w:val="0"/>
+            </w:pPr>
             <w:r>
               <w:rPr>
                 <w:b w:val="0"/>
                 <w:sz w:val="18"/>
               </w:rPr>
-              <w:t>2: 0.418 ± 0.008</w:t>
+              <w:t>2: 0.366 ± 0.039</w:t>
             </w:r>
           </w:p>
         </w:tc>
@@ -1153,12 +1228,15 @@
             <w:tcW w:type="dxa" w:w="2493"/>
           </w:tcPr>
           <w:p>
+            <w:pPr>
+              <w:keepNext w:val="0"/>
+            </w:pPr>
             <w:r>
               <w:rPr>
                 <w:b w:val="0"/>
                 <w:sz w:val="18"/>
               </w:rPr>
-              <w:t>3: 0.394 ± 0.054</w:t>
+              <w:t>3: 0.396 ± 0.008</w:t>
             </w:r>
           </w:p>
         </w:tc>
@@ -1167,12 +1245,15 @@
             <w:tcW w:type="dxa" w:w="2493"/>
           </w:tcPr>
           <w:p>
+            <w:pPr>
+              <w:keepNext w:val="0"/>
+            </w:pPr>
             <w:r>
               <w:rPr>
                 <w:b w:val="0"/>
                 <w:sz w:val="18"/>
               </w:rPr>
-              <w:t>5: 0.298 ± 0.099</w:t>
+              <w:t>5: 0.407 ± 0.004</w:t>
             </w:r>
           </w:p>
         </w:tc>
@@ -1186,7 +1267,7 @@
       <w:r>
         <w:drawing>
           <wp:inline xmlns:a="http://schemas.openxmlformats.org/drawingml/2006/main" xmlns:pic="http://schemas.openxmlformats.org/drawingml/2006/picture">
-            <wp:extent cx="5940000" cy="1584000"/>
+            <wp:extent cx="5220000" cy="1392000"/>
             <wp:docPr id="4" name="Picture 4"/>
             <wp:cNvGraphicFramePr>
               <a:graphicFrameLocks noChangeAspect="1"/>
@@ -1207,7 +1288,7 @@
                   <pic:spPr>
                     <a:xfrm>
                       <a:off x="0" y="0"/>
-                      <a:ext cx="5940000" cy="1584000"/>
+                      <a:ext cx="5220000" cy="1392000"/>
                     </a:xfrm>
                     <a:prstGeom prst="rect"/>
                   </pic:spPr>
@@ -1235,7 +1316,7 @@
         <w:jc w:val="both"/>
       </w:pPr>
       <w:r>
-        <w:t>Population size: a bigger population gives better and more stable results, because it searches more of the map at the same time (more exploration). The cost is more fitness evaluations: 100 plans need twice the time of 50 plans.</w:t>
+        <w:t>Population size: a bigger population gives better and more stable results, because it searches more of the map at the same time (more exploration). With 20 plans the results were worst and varied most between seeds. The cost is more fitness evaluations: 100 plans need twice the time of 50 plans.</w:t>
       </w:r>
     </w:p>
     <w:p>
@@ -1243,7 +1324,7 @@
         <w:jc w:val="both"/>
       </w:pPr>
       <w:r>
-        <w:t>Mutation rate: 0.02 was clearly the worst. With so little mutation the population becomes similar very quickly and gets stuck (premature convergence). 0.1 and 0.3 both worked well; 0.3 was slightly better and more stable here, because the routes need many changes to move around the no-fly zones.</w:t>
+        <w:t>Mutation rate: 0.02 and 0.1 gave almost the same result, but 0.3 was clearly worse. Too much mutation destroys good routes faster than selection can keep them, so the search becomes almost random (too much exploration). A small mutation rate is enough here because crossover and the random immigrants already keep the population diverse.</w:t>
       </w:r>
     </w:p>
     <w:p>
@@ -1251,7 +1332,7 @@
         <w:jc w:val="both"/>
       </w:pPr>
       <w:r>
-        <w:t>Selection pressure: a small tournament (k = 2) gave the best result, and k = 5 the worst. With a large k the best plans are chosen almost every time, the population loses diversity and some runs get stuck early. This shows the balance between exploration (low pressure) and exploitation (high pressure).</w:t>
+        <w:t>Selection pressure: a small tournament (k = 2) was the worst and the least stable, because weak plans are chosen as parents too often and the GA improves slowly. k = 5 was the best: good plans are chosen more often (more exploitation), and the immigrants and mutation still keep enough diversity to avoid getting stuck. This shows the balance between exploration (low pressure) and exploitation (high pressure).</w:t>
       </w:r>
     </w:p>
     <w:p>
@@ -1272,6 +1353,7 @@
     </w:p>
     <w:p>
       <w:pPr>
+        <w:keepNext/>
         <w:jc w:val="center"/>
       </w:pPr>
       <w:r>
@@ -1279,7 +1361,7 @@
           <w:b/>
           <w:sz w:val="18"/>
         </w:rPr>
-        <w:t>Table 4: GA vs. random search (mean ± standard deviation over 5 seeds)</w:t>
+        <w:t>Table 3: GA vs. random search (mean ± standard deviation over 5 seeds)</w:t>
       </w:r>
     </w:p>
     <w:tbl>
@@ -1294,11 +1376,17 @@
         <w:gridCol w:w="3324"/>
       </w:tblGrid>
       <w:tr>
+        <w:trPr>
+          <w:cantSplit/>
+        </w:trPr>
         <w:tc>
           <w:tcPr>
             <w:tcW w:type="dxa" w:w="3324"/>
           </w:tcPr>
           <w:p>
+            <w:pPr>
+              <w:keepNext/>
+            </w:pPr>
             <w:r>
               <w:rPr>
                 <w:b/>
@@ -1313,6 +1401,9 @@
             <w:tcW w:type="dxa" w:w="3324"/>
           </w:tcPr>
           <w:p>
+            <w:pPr>
+              <w:keepNext/>
+            </w:pPr>
             <w:r>
               <w:rPr>
                 <w:b/>
@@ -1327,6 +1418,9 @@
             <w:tcW w:type="dxa" w:w="3324"/>
           </w:tcPr>
           <w:p>
+            <w:pPr>
+              <w:keepNext/>
+            </w:pPr>
             <w:r>
               <w:rPr>
                 <w:b/>
@@ -1338,11 +1432,17 @@
         </w:tc>
       </w:tr>
       <w:tr>
+        <w:trPr>
+          <w:cantSplit/>
+        </w:trPr>
         <w:tc>
           <w:tcPr>
             <w:tcW w:type="dxa" w:w="3324"/>
           </w:tcPr>
           <w:p>
+            <w:pPr>
+              <w:keepNext/>
+            </w:pPr>
             <w:r>
               <w:rPr>
                 <w:b w:val="0"/>
@@ -1357,12 +1457,15 @@
             <w:tcW w:type="dxa" w:w="3324"/>
           </w:tcPr>
           <w:p>
+            <w:pPr>
+              <w:keepNext/>
+            </w:pPr>
             <w:r>
               <w:rPr>
                 <w:b w:val="0"/>
                 <w:sz w:val="18"/>
               </w:rPr>
-              <w:t>0.415 ± 0.050</w:t>
+              <w:t>0.374 ± 0.039</w:t>
             </w:r>
           </w:p>
         </w:tc>
@@ -1371,22 +1474,31 @@
             <w:tcW w:type="dxa" w:w="3324"/>
           </w:tcPr>
           <w:p>
+            <w:pPr>
+              <w:keepNext/>
+            </w:pPr>
             <w:r>
               <w:rPr>
                 <w:b w:val="0"/>
                 <w:sz w:val="18"/>
               </w:rPr>
-              <w:t>-0.756 ± 0.119</w:t>
+              <w:t>-0.859 ± 0.126</w:t>
             </w:r>
           </w:p>
         </w:tc>
       </w:tr>
       <w:tr>
+        <w:trPr>
+          <w:cantSplit/>
+        </w:trPr>
         <w:tc>
           <w:tcPr>
             <w:tcW w:type="dxa" w:w="3324"/>
           </w:tcPr>
           <w:p>
+            <w:pPr>
+              <w:keepNext/>
+            </w:pPr>
             <w:r>
               <w:rPr>
                 <w:b w:val="0"/>
@@ -1401,12 +1513,15 @@
             <w:tcW w:type="dxa" w:w="3324"/>
           </w:tcPr>
           <w:p>
+            <w:pPr>
+              <w:keepNext/>
+            </w:pPr>
             <w:r>
               <w:rPr>
                 <w:b w:val="0"/>
                 <w:sz w:val="18"/>
               </w:rPr>
-              <w:t>0.888 ± 0.023</w:t>
+              <w:t>0.707 ± 0.063</w:t>
             </w:r>
           </w:p>
         </w:tc>
@@ -1415,22 +1530,31 @@
             <w:tcW w:type="dxa" w:w="3324"/>
           </w:tcPr>
           <w:p>
+            <w:pPr>
+              <w:keepNext/>
+            </w:pPr>
             <w:r>
               <w:rPr>
                 <w:b w:val="0"/>
                 <w:sz w:val="18"/>
               </w:rPr>
-              <w:t>0.665 ± 0.071</w:t>
+              <w:t>0.279 ± 0.140</w:t>
             </w:r>
           </w:p>
         </w:tc>
       </w:tr>
       <w:tr>
+        <w:trPr>
+          <w:cantSplit/>
+        </w:trPr>
         <w:tc>
           <w:tcPr>
             <w:tcW w:type="dxa" w:w="3324"/>
           </w:tcPr>
           <w:p>
+            <w:pPr>
+              <w:keepNext/>
+            </w:pPr>
             <w:r>
               <w:rPr>
                 <w:b w:val="0"/>
@@ -1445,12 +1569,15 @@
             <w:tcW w:type="dxa" w:w="3324"/>
           </w:tcPr>
           <w:p>
+            <w:pPr>
+              <w:keepNext/>
+            </w:pPr>
             <w:r>
               <w:rPr>
                 <w:b w:val="0"/>
                 <w:sz w:val="18"/>
               </w:rPr>
-              <w:t>1.000 ± 0.000</w:t>
+              <w:t>0.947 ± 0.107</w:t>
             </w:r>
           </w:p>
         </w:tc>
@@ -1459,22 +1586,31 @@
             <w:tcW w:type="dxa" w:w="3324"/>
           </w:tcPr>
           <w:p>
+            <w:pPr>
+              <w:keepNext/>
+            </w:pPr>
             <w:r>
               <w:rPr>
                 <w:b w:val="0"/>
                 <w:sz w:val="18"/>
               </w:rPr>
-              <w:t>0.667 ± 0.140</w:t>
+              <w:t>0.320 ± 0.176</w:t>
             </w:r>
           </w:p>
         </w:tc>
       </w:tr>
       <w:tr>
+        <w:trPr>
+          <w:cantSplit/>
+        </w:trPr>
         <w:tc>
           <w:tcPr>
             <w:tcW w:type="dxa" w:w="3324"/>
           </w:tcPr>
           <w:p>
+            <w:pPr>
+              <w:keepNext/>
+            </w:pPr>
             <w:r>
               <w:rPr>
                 <w:b w:val="0"/>
@@ -1489,12 +1625,15 @@
             <w:tcW w:type="dxa" w:w="3324"/>
           </w:tcPr>
           <w:p>
+            <w:pPr>
+              <w:keepNext/>
+            </w:pPr>
             <w:r>
               <w:rPr>
                 <w:b w:val="0"/>
                 <w:sz w:val="18"/>
               </w:rPr>
-              <w:t>0.492 ± 0.041</w:t>
+              <w:t>0.367 ± 0.041</w:t>
             </w:r>
           </w:p>
         </w:tc>
@@ -1503,22 +1642,31 @@
             <w:tcW w:type="dxa" w:w="3324"/>
           </w:tcPr>
           <w:p>
+            <w:pPr>
+              <w:keepNext/>
+            </w:pPr>
             <w:r>
               <w:rPr>
                 <w:b w:val="0"/>
                 <w:sz w:val="18"/>
               </w:rPr>
-              <w:t>0.503 ± 0.032</w:t>
+              <w:t>0.484 ± 0.032</w:t>
             </w:r>
           </w:p>
         </w:tc>
       </w:tr>
       <w:tr>
+        <w:trPr>
+          <w:cantSplit/>
+        </w:trPr>
         <w:tc>
           <w:tcPr>
             <w:tcW w:type="dxa" w:w="3324"/>
           </w:tcPr>
           <w:p>
+            <w:pPr>
+              <w:keepNext/>
+            </w:pPr>
             <w:r>
               <w:rPr>
                 <w:b w:val="0"/>
@@ -1533,12 +1681,15 @@
             <w:tcW w:type="dxa" w:w="3324"/>
           </w:tcPr>
           <w:p>
+            <w:pPr>
+              <w:keepNext/>
+            </w:pPr>
             <w:r>
               <w:rPr>
                 <w:b w:val="0"/>
                 <w:sz w:val="18"/>
               </w:rPr>
-              <w:t>0.401 ± 0.051</w:t>
+              <w:t>0.375 ± 0.052</w:t>
             </w:r>
           </w:p>
         </w:tc>
@@ -1547,22 +1698,31 @@
             <w:tcW w:type="dxa" w:w="3324"/>
           </w:tcPr>
           <w:p>
+            <w:pPr>
+              <w:keepNext/>
+            </w:pPr>
             <w:r>
               <w:rPr>
                 <w:b w:val="0"/>
                 <w:sz w:val="18"/>
               </w:rPr>
-              <w:t>0.509 ± 0.044</w:t>
+              <w:t>0.560 ± 0.112</w:t>
             </w:r>
           </w:p>
         </w:tc>
       </w:tr>
       <w:tr>
+        <w:trPr>
+          <w:cantSplit/>
+        </w:trPr>
         <w:tc>
           <w:tcPr>
             <w:tcW w:type="dxa" w:w="3324"/>
           </w:tcPr>
           <w:p>
+            <w:pPr>
+              <w:keepNext/>
+            </w:pPr>
             <w:r>
               <w:rPr>
                 <w:b w:val="0"/>
@@ -1577,12 +1737,15 @@
             <w:tcW w:type="dxa" w:w="3324"/>
           </w:tcPr>
           <w:p>
+            <w:pPr>
+              <w:keepNext/>
+            </w:pPr>
             <w:r>
               <w:rPr>
                 <w:b w:val="0"/>
                 <w:sz w:val="18"/>
               </w:rPr>
-              <w:t>0.059 ± 0.014</w:t>
+              <w:t>0.115 ± 0.014</w:t>
             </w:r>
           </w:p>
         </w:tc>
@@ -1591,22 +1754,31 @@
             <w:tcW w:type="dxa" w:w="3324"/>
           </w:tcPr>
           <w:p>
+            <w:pPr>
+              <w:keepNext/>
+            </w:pPr>
             <w:r>
               <w:rPr>
                 <w:b w:val="0"/>
                 <w:sz w:val="18"/>
               </w:rPr>
-              <w:t>0.072 ± 0.013</w:t>
+              <w:t>0.081 ± 0.033</w:t>
             </w:r>
           </w:p>
         </w:tc>
       </w:tr>
       <w:tr>
+        <w:trPr>
+          <w:cantSplit/>
+        </w:trPr>
         <w:tc>
           <w:tcPr>
             <w:tcW w:type="dxa" w:w="3324"/>
           </w:tcPr>
           <w:p>
+            <w:pPr>
+              <w:keepNext w:val="0"/>
+            </w:pPr>
             <w:r>
               <w:rPr>
                 <w:b w:val="0"/>
@@ -1621,12 +1793,15 @@
             <w:tcW w:type="dxa" w:w="3324"/>
           </w:tcPr>
           <w:p>
+            <w:pPr>
+              <w:keepNext w:val="0"/>
+            </w:pPr>
             <w:r>
               <w:rPr>
                 <w:b w:val="0"/>
                 <w:sz w:val="18"/>
               </w:rPr>
-              <w:t>0.011 ± 0.023</w:t>
+              <w:t>0.000 ± 0.000</w:t>
             </w:r>
           </w:p>
         </w:tc>
@@ -1635,12 +1810,15 @@
             <w:tcW w:type="dxa" w:w="3324"/>
           </w:tcPr>
           <w:p>
+            <w:pPr>
+              <w:keepNext w:val="0"/>
+            </w:pPr>
             <w:r>
               <w:rPr>
                 <w:b w:val="0"/>
                 <w:sz w:val="18"/>
               </w:rPr>
-              <w:t>0.509 ± 0.045</w:t>
+              <w:t>0.448 ± 0.058</w:t>
             </w:r>
           </w:p>
         </w:tc>
@@ -1654,7 +1832,7 @@
       <w:r>
         <w:drawing>
           <wp:inline xmlns:a="http://schemas.openxmlformats.org/drawingml/2006/main" xmlns:pic="http://schemas.openxmlformats.org/drawingml/2006/picture">
-            <wp:extent cx="4140000" cy="2365714"/>
+            <wp:extent cx="3240000" cy="1851429"/>
             <wp:docPr id="5" name="Picture 5"/>
             <wp:cNvGraphicFramePr>
               <a:graphicFrameLocks noChangeAspect="1"/>
@@ -1675,7 +1853,7 @@
                   <pic:spPr>
                     <a:xfrm>
                       <a:off x="0" y="0"/>
-                      <a:ext cx="4140000" cy="2365714"/>
+                      <a:ext cx="3240000" cy="1851429"/>
                     </a:xfrm>
                     <a:prstGeom prst="rect"/>
                   </pic:spPr>
@@ -1705,7 +1883,7 @@
       <w:r>
         <w:drawing>
           <wp:inline xmlns:a="http://schemas.openxmlformats.org/drawingml/2006/main" xmlns:pic="http://schemas.openxmlformats.org/drawingml/2006/picture">
-            <wp:extent cx="5400000" cy="2491126"/>
+            <wp:extent cx="4500000" cy="2025504"/>
             <wp:docPr id="6" name="Picture 6"/>
             <wp:cNvGraphicFramePr>
               <a:graphicFrameLocks noChangeAspect="1"/>
@@ -1726,7 +1904,7 @@
                   <pic:spPr>
                     <a:xfrm>
                       <a:off x="0" y="0"/>
-                      <a:ext cx="5400000" cy="2491126"/>
+                      <a:ext cx="4500000" cy="2025504"/>
                     </a:xfrm>
                     <a:prstGeom prst="rect"/>
                   </pic:spPr>
@@ -1754,7 +1932,7 @@
         <w:jc w:val="both"/>
       </w:pPr>
       <w:r>
-        <w:t>The GA is much better than random search. Random search never found a plan that avoids all no-fly zones, so it always has a penalty; 4 of the 5 GA runs broke no rule at all. What makes the GA solution special: (1) structured paths: each drone flies to its own area and the routes go around the no-fly zones instead of random zig-zags; (2) sensor scheduling: the strong sensor is used over the priority zones, a weaker one on the way there; (3) priority focus: higher coverage and all targets found; (4) shorter mission time and slightly less hazard. Random search only finds such a plan by luck, while the GA builds it step by step from good parts of earlier plans.</w:t>
+        <w:t>The GA is much better than random search. Random search never found a plan that avoids all no-fly zones, so it always has a penalty; none of the 5 GA runs broke a rule. What makes the GA solution special: (1) structured paths: each drone is deployed near its own disaster zone and the routes go around the no-fly zones instead of random zig-zags; (2) sensor scheduling: the sensor is on over the priority zones and off while travelling, which saves energy; (3) priority focus: much higher coverage and (almost) all targets found; (4) less energy and a shorter mission time. The only cost where the GA is worse is hazard exposure: the most important disaster zone lies inside a hazard zone, and the GA accepts a little risk to survey it, which is exactly the trade-off the weights ask for. Random search only finds such a plan by luck, while the GA builds it step by step from good parts of earlier plans.</w:t>
       </w:r>
     </w:p>
     <w:p>
@@ -1770,7 +1948,7 @@
         <w:jc w:val="both"/>
       </w:pPr>
       <w:r>
-        <w:t>I built a simple GA that plans the routes, speeds and sensor power of a drone fleet. The real-valued chromosome, the weighted fitness function, custom crossover and mutation, and repair plus penalty together give good and legal plans that are far better than random search. Limitations: the map is small and fixed, the energy and sensor models are simple, and the weighted sum gives only one compromise. In the future the GA could use a moving hazard field, more drones, and a multi-objective method such as NSGA-II to show many trade-offs at once.</w:t>
+        <w:t>I built a simple GA that plans the deployment positions, routes, speeds and sensor schedules of a drone fleet. The hybrid chromosome, the weighted fitness function, custom crossover and mutation, and repair plus penalty together give good and legal plans that are far better than random search. Limitations: the map is small and fixed, the energy and sensor models are simple, and the weighted sum gives only one compromise. In the future the GA could use a moving hazard field, more drones, and a multi-objective method such as NSGA-II to show many trade-offs at once.</w:t>
       </w:r>
     </w:p>
     <w:sectPr>
@@ -2151,7 +2329,7 @@
     </w:pPr>
     <w:rPr>
       <w:rFonts w:ascii="Calibri" w:hAnsi="Calibri"/>
-      <w:sz w:val="21"/>
+      <w:sz w:val="20"/>
     </w:rPr>
   </w:style>
   <w:style w:type="paragraph" w:styleId="Header">
